--- a/docs/session-logs/2026-04-14-customer-docs-platform.docx
+++ b/docs/session-logs/2026-04-14-customer-docs-platform.docx
@@ -2126,14 +2126,90 @@
       </w:r>
     </w:p>
     <w:p>
+      <w:r>
+        <w:pict>
+          <v:rect style="width:0;height:1.5pt" o:hralign="center" o:hrstd="t" o:hr="t"/>
+        </w:pict>
+      </w:r>
+    </w:p>
+    <w:p>
       <w:pPr>
         <w:pStyle w:val="Heading2"/>
       </w:pPr>
-      <w:bookmarkStart w:id="27" w:name="next-up"/>
-      <w:r>
-        <w:t xml:space="preserve">Next Up</w:t>
+      <w:bookmarkStart w:id="27" w:name="turn-4-2026-04-14t1512z-michael"/>
+      <w:r>
+        <w:t xml:space="preserve">Turn 4 — 2026-04-14T15:12Z — Michael</w:t>
       </w:r>
       <w:bookmarkEnd w:id="27"/>
+    </w:p>
+    <w:p>
+      <w:pPr>
+        <w:pStyle w:val="BlockText"/>
+      </w:pPr>
+      <w:r>
+        <w:t xml:space="preserve">[Confirmed commit</w:t>
+      </w:r>
+      <w:r>
+        <w:t xml:space="preserve"> </w:t>
+      </w:r>
+      <w:r>
+        <w:rPr>
+          <w:rStyle w:val="VerbatimChar"/>
+        </w:rPr>
+        <w:t xml:space="preserve">2a67d07</w:t>
+      </w:r>
+      <w:r>
+        <w:t xml:space="preserve"> </w:t>
+      </w:r>
+      <w:r>
+        <w:t xml:space="preserve">on uiao-docs pushed successfully. GitHub flagged</w:t>
+      </w:r>
+      <w:r>
+        <w:t xml:space="preserve"> </w:t>
+      </w:r>
+      <w:r>
+        <w:t xml:space="preserve">“</w:t>
+      </w:r>
+      <w:r>
+        <w:t xml:space="preserve">Build and Deploy Documentation</w:t>
+      </w:r>
+      <w:r>
+        <w:t xml:space="preserve">”</w:t>
+      </w:r>
+      <w:r>
+        <w:t xml:space="preserve"> </w:t>
+      </w:r>
+      <w:r>
+        <w:t xml:space="preserve">required status check as expected-but-bypassed — owner has admin override rights.]</w:t>
+      </w:r>
+    </w:p>
+    <w:p>
+      <w:pPr>
+        <w:pStyle w:val="FirstParagraph"/>
+      </w:pPr>
+      <w:r>
+        <w:rPr>
+          <w:b/>
+        </w:rPr>
+        <w:t xml:space="preserve">Interpretation:</w:t>
+      </w:r>
+      <w:r>
+        <w:t xml:space="preserve"> </w:t>
+      </w:r>
+      <w:r>
+        <w:t xml:space="preserve">Session-log scaffold is live on GitHub. Clear to proceed with Step 0a (adapter registries).</w:t>
+      </w:r>
+    </w:p>
+    <w:p>
+      <w:pPr>
+        <w:pStyle w:val="BodyText"/>
+      </w:pPr>
+      <w:r>
+        <w:rPr>
+          <w:b/>
+        </w:rPr>
+        <w:t xml:space="preserve">Actions (Claude):</w:t>
+      </w:r>
     </w:p>
     <w:p>
       <w:pPr>
@@ -2144,49 +2220,7 @@
         <w:pStyle w:val="Compact"/>
       </w:pPr>
       <w:r>
-        <w:t xml:space="preserve">Kick off</w:t>
-      </w:r>
-      <w:r>
-        <w:t xml:space="preserve"> </w:t>
-      </w:r>
-      <w:r>
-        <w:rPr>
-          <w:b/>
-        </w:rPr>
-        <w:t xml:space="preserve">Step 0a</w:t>
-      </w:r>
-      <w:r>
-        <w:t xml:space="preserve">: seed</w:t>
-      </w:r>
-      <w:r>
-        <w:t xml:space="preserve"> </w:t>
-      </w:r>
-      <w:r>
-        <w:rPr>
-          <w:rStyle w:val="VerbatimChar"/>
-        </w:rPr>
-        <w:t xml:space="preserve">uiao-core/canon/adapter-registry.yaml</w:t>
-      </w:r>
-      <w:r>
-        <w:t xml:space="preserve"> </w:t>
-      </w:r>
-      <w:r>
-        <w:t xml:space="preserve">and</w:t>
-      </w:r>
-      <w:r>
-        <w:t xml:space="preserve"> </w:t>
-      </w:r>
-      <w:r>
-        <w:rPr>
-          <w:rStyle w:val="VerbatimChar"/>
-        </w:rPr>
-        <w:t xml:space="preserve">canon/modernization-registry.yaml</w:t>
-      </w:r>
-      <w:r>
-        <w:t xml:space="preserve"> </w:t>
-      </w:r>
-      <w:r>
-        <w:t xml:space="preserve">with the five modernization adapters and the four conformance adapter slots (one active, three reserved).</w:t>
+        <w:t xml:space="preserve">Updated todo list with Step 0a subtasks.</w:t>
       </w:r>
     </w:p>
     <w:p>
@@ -2198,37 +2232,22 @@
         <w:pStyle w:val="Compact"/>
       </w:pPr>
       <w:r>
-        <w:t xml:space="preserve">Extend</w:t>
-      </w:r>
-      <w:r>
-        <w:t xml:space="preserve"> </w:t>
-      </w:r>
-      <w:r>
-        <w:rPr>
-          <w:rStyle w:val="VerbatimChar"/>
-        </w:rPr>
-        <w:t xml:space="preserve">uiao-core/schemas/adapter-registry.schema.json</w:t>
-      </w:r>
-      <w:r>
-        <w:t xml:space="preserve"> </w:t>
-      </w:r>
-      <w:r>
-        <w:t xml:space="preserve">to accept the new</w:t>
-      </w:r>
-      <w:r>
-        <w:t xml:space="preserve"> </w:t>
-      </w:r>
-      <w:r>
-        <w:rPr>
-          <w:rStyle w:val="VerbatimChar"/>
-        </w:rPr>
-        <w:t xml:space="preserve">class</w:t>
-      </w:r>
-      <w:r>
-        <w:t xml:space="preserve"> </w:t>
-      </w:r>
-      <w:r>
-        <w:t xml:space="preserve">enum.</w:t>
+        <w:t xml:space="preserve">Read</w:t>
+      </w:r>
+      <w:r>
+        <w:t xml:space="preserve"> </w:t>
+      </w:r>
+      <w:r>
+        <w:rPr>
+          <w:rStyle w:val="VerbatimChar"/>
+        </w:rPr>
+        <w:t xml:space="preserve">uiao-core/canon/UIAO_003_Adapter_Segmentation_Overview_v1.0.md</w:t>
+      </w:r>
+      <w:r>
+        <w:t xml:space="preserve"> </w:t>
+      </w:r>
+      <w:r>
+        <w:t xml:space="preserve">(268 lines) to confirm the canonical doctrinal adapter taxonomy.</w:t>
       </w:r>
     </w:p>
     <w:p>
@@ -2240,7 +2259,2252 @@
         <w:pStyle w:val="Compact"/>
       </w:pPr>
       <w:r>
-        <w:t xml:space="preserve">Append a new turn to this log when that work lands.</w:t>
+        <w:rPr>
+          <w:b/>
+        </w:rPr>
+        <w:t xml:space="preserve">Discovered taxonomy collision.</w:t>
+      </w:r>
+      <w:r>
+        <w:t xml:space="preserve"> </w:t>
+      </w:r>
+      <w:r>
+        <w:t xml:space="preserve">UIAO_003 names four doctrinal adapter classes (Identity, Telemetry, Policy, Enforcement — three of four still</w:t>
+      </w:r>
+      <w:r>
+        <w:t xml:space="preserve"> </w:t>
+      </w:r>
+      <w:r>
+        <w:rPr>
+          <w:rStyle w:val="VerbatimChar"/>
+        </w:rPr>
+        <w:t xml:space="preserve">NEW (Proposed)</w:t>
+      </w:r>
+      <w:r>
+        <w:t xml:space="preserve">), while the prior session committed</w:t>
+      </w:r>
+      <w:r>
+        <w:t xml:space="preserve"> </w:t>
+      </w:r>
+      <w:r>
+        <w:rPr>
+          <w:rStyle w:val="VerbatimChar"/>
+        </w:rPr>
+        <w:t xml:space="preserve">class: modernization | conformance</w:t>
+      </w:r>
+      <w:r>
+        <w:t xml:space="preserve"> </w:t>
+      </w:r>
+      <w:r>
+        <w:t xml:space="preserve">into</w:t>
+      </w:r>
+      <w:r>
+        <w:t xml:space="preserve"> </w:t>
+      </w:r>
+      <w:r>
+        <w:rPr>
+          <w:rStyle w:val="VerbatimChar"/>
+        </w:rPr>
+        <w:t xml:space="preserve">ARCHITECTURE.md</w:t>
+      </w:r>
+      <w:r>
+        <w:t xml:space="preserve"> </w:t>
+      </w:r>
+      <w:r>
+        <w:t xml:space="preserve">§3.2 as the adapter-registry field. These are orthogonal axes, not competing taxonomies. Paused to surface to owner via</w:t>
+      </w:r>
+      <w:r>
+        <w:t xml:space="preserve"> </w:t>
+      </w:r>
+      <w:r>
+        <w:rPr>
+          <w:rStyle w:val="VerbatimChar"/>
+        </w:rPr>
+        <w:t xml:space="preserve">AskUserQuestion</w:t>
+      </w:r>
+      <w:r>
+        <w:t xml:space="preserve">.</w:t>
+      </w:r>
+    </w:p>
+    <w:p>
+      <w:pPr>
+        <w:pStyle w:val="Heading2"/>
+      </w:pPr>
+      <w:bookmarkStart w:id="28" w:name="X8d3411307314efbbed596429543287678db6e73"/>
+      <w:r>
+        <w:t xml:space="preserve">Turn 5 — 2026-04-14T15:15Z — Michael (via AskUserQuestion)</w:t>
+      </w:r>
+      <w:bookmarkEnd w:id="28"/>
+    </w:p>
+    <w:p>
+      <w:pPr>
+        <w:pStyle w:val="FirstParagraph"/>
+      </w:pPr>
+      <w:r>
+        <w:rPr>
+          <w:b/>
+        </w:rPr>
+        <w:t xml:space="preserve">Answer:</w:t>
+      </w:r>
+      <w:r>
+        <w:t xml:space="preserve"> </w:t>
+      </w:r>
+      <w:r>
+        <w:t xml:space="preserve">Dual-axis (Recommended) — registry carries both</w:t>
+      </w:r>
+      <w:r>
+        <w:t xml:space="preserve"> </w:t>
+      </w:r>
+      <w:r>
+        <w:rPr>
+          <w:rStyle w:val="VerbatimChar"/>
+        </w:rPr>
+        <w:t xml:space="preserve">class</w:t>
+      </w:r>
+      <w:r>
+        <w:t xml:space="preserve"> </w:t>
+      </w:r>
+      <w:r>
+        <w:t xml:space="preserve">(operational) and</w:t>
+      </w:r>
+      <w:r>
+        <w:t xml:space="preserve"> </w:t>
+      </w:r>
+      <w:r>
+        <w:rPr>
+          <w:rStyle w:val="VerbatimChar"/>
+        </w:rPr>
+        <w:t xml:space="preserve">mission-class</w:t>
+      </w:r>
+      <w:r>
+        <w:t xml:space="preserve"> </w:t>
+      </w:r>
+      <w:r>
+        <w:t xml:space="preserve">(doctrinal) as orthogonal fields.</w:t>
+      </w:r>
+    </w:p>
+    <w:p>
+      <w:pPr>
+        <w:pStyle w:val="BodyText"/>
+      </w:pPr>
+      <w:r>
+        <w:rPr>
+          <w:b/>
+        </w:rPr>
+        <w:t xml:space="preserve">Actions (Claude):</w:t>
+      </w:r>
+    </w:p>
+    <w:p>
+      <w:pPr>
+        <w:numPr>
+          <w:ilvl w:val="0"/>
+          <w:numId w:val="1014"/>
+        </w:numPr>
+        <w:pStyle w:val="Compact"/>
+      </w:pPr>
+      <w:r>
+        <w:t xml:space="preserve">Inspected existing</w:t>
+      </w:r>
+      <w:r>
+        <w:t xml:space="preserve"> </w:t>
+      </w:r>
+      <w:r>
+        <w:rPr>
+          <w:rStyle w:val="VerbatimChar"/>
+        </w:rPr>
+        <w:t xml:space="preserve">uiao-core/schemas/</w:t>
+      </w:r>
+      <w:r>
+        <w:t xml:space="preserve"> </w:t>
+      </w:r>
+      <w:r>
+        <w:t xml:space="preserve">— found subdirectory convention (</w:t>
+      </w:r>
+      <w:r>
+        <w:rPr>
+          <w:rStyle w:val="VerbatimChar"/>
+        </w:rPr>
+        <w:t xml:space="preserve">ksi/</w:t>
+      </w:r>
+      <w:r>
+        <w:t xml:space="preserve">,</w:t>
+      </w:r>
+      <w:r>
+        <w:t xml:space="preserve"> </w:t>
+      </w:r>
+      <w:r>
+        <w:rPr>
+          <w:rStyle w:val="VerbatimChar"/>
+        </w:rPr>
+        <w:t xml:space="preserve">udc/</w:t>
+      </w:r>
+      <w:r>
+        <w:t xml:space="preserve">,</w:t>
+      </w:r>
+      <w:r>
+        <w:t xml:space="preserve"> </w:t>
+      </w:r>
+      <w:r>
+        <w:rPr>
+          <w:rStyle w:val="VerbatimChar"/>
+        </w:rPr>
+        <w:t xml:space="preserve">uiao-api/</w:t>
+      </w:r>
+      <w:r>
+        <w:t xml:space="preserve">); created</w:t>
+      </w:r>
+      <w:r>
+        <w:t xml:space="preserve"> </w:t>
+      </w:r>
+      <w:r>
+        <w:rPr>
+          <w:rStyle w:val="VerbatimChar"/>
+        </w:rPr>
+        <w:t xml:space="preserve">schemas/adapter-registry/</w:t>
+      </w:r>
+      <w:r>
+        <w:t xml:space="preserve"> </w:t>
+      </w:r>
+      <w:r>
+        <w:t xml:space="preserve">to match.</w:t>
+      </w:r>
+    </w:p>
+    <w:p>
+      <w:pPr>
+        <w:numPr>
+          <w:ilvl w:val="0"/>
+          <w:numId w:val="1014"/>
+        </w:numPr>
+        <w:pStyle w:val="Compact"/>
+      </w:pPr>
+      <w:r>
+        <w:t xml:space="preserve">Created</w:t>
+      </w:r>
+      <w:r>
+        <w:t xml:space="preserve"> </w:t>
+      </w:r>
+      <w:r>
+        <w:rPr>
+          <w:rStyle w:val="VerbatimChar"/>
+          <w:b/>
+        </w:rPr>
+        <w:t xml:space="preserve">uiao-core/schemas/adapter-registry/adapter-registry.schema.json</w:t>
+      </w:r>
+      <w:r>
+        <w:t xml:space="preserve"> </w:t>
+      </w:r>
+      <w:r>
+        <w:t xml:space="preserve">(JSON Schema draft-07) with:</w:t>
+      </w:r>
+    </w:p>
+    <w:p>
+      <w:pPr>
+        <w:numPr>
+          <w:ilvl w:val="1"/>
+          <w:numId w:val="1015"/>
+        </w:numPr>
+        <w:pStyle w:val="Compact"/>
+      </w:pPr>
+      <w:r>
+        <w:rPr>
+          <w:rStyle w:val="VerbatimChar"/>
+        </w:rPr>
+        <w:t xml:space="preserve">registry-class: modernization | conformance</w:t>
+      </w:r>
+      <w:r>
+        <w:t xml:space="preserve"> </w:t>
+      </w:r>
+      <w:r>
+        <w:t xml:space="preserve">at the registry level (pins each file to one operational axis).</w:t>
+      </w:r>
+    </w:p>
+    <w:p>
+      <w:pPr>
+        <w:numPr>
+          <w:ilvl w:val="1"/>
+          <w:numId w:val="1015"/>
+        </w:numPr>
+        <w:pStyle w:val="Compact"/>
+      </w:pPr>
+      <w:r>
+        <w:rPr>
+          <w:rStyle w:val="VerbatimChar"/>
+        </w:rPr>
+        <w:t xml:space="preserve">class: modernization | conformance</w:t>
+      </w:r>
+      <w:r>
+        <w:t xml:space="preserve"> </w:t>
+      </w:r>
+      <w:r>
+        <w:t xml:space="preserve">on every adapter entry (operational axis).</w:t>
+      </w:r>
+    </w:p>
+    <w:p>
+      <w:pPr>
+        <w:numPr>
+          <w:ilvl w:val="1"/>
+          <w:numId w:val="1015"/>
+        </w:numPr>
+        <w:pStyle w:val="Compact"/>
+      </w:pPr>
+      <w:r>
+        <w:rPr>
+          <w:rStyle w:val="VerbatimChar"/>
+        </w:rPr>
+        <w:t xml:space="preserve">mission-class: identity | telemetry | policy | enforcement | unmapped | mixed</w:t>
+      </w:r>
+      <w:r>
+        <w:t xml:space="preserve"> </w:t>
+      </w:r>
+      <w:r>
+        <w:t xml:space="preserve">on every adapter entry (doctrinal axis).</w:t>
+      </w:r>
+    </w:p>
+    <w:p>
+      <w:pPr>
+        <w:numPr>
+          <w:ilvl w:val="1"/>
+          <w:numId w:val="1015"/>
+        </w:numPr>
+        <w:pStyle w:val="Compact"/>
+      </w:pPr>
+      <w:r>
+        <w:rPr>
+          <w:rStyle w:val="VerbatimChar"/>
+        </w:rPr>
+        <w:t xml:space="preserve">mission-class-notes</w:t>
+      </w:r>
+      <w:r>
+        <w:t xml:space="preserve"> </w:t>
+      </w:r>
+      <w:r>
+        <w:t xml:space="preserve">required when mission-class is</w:t>
+      </w:r>
+      <w:r>
+        <w:t xml:space="preserve"> </w:t>
+      </w:r>
+      <w:r>
+        <w:rPr>
+          <w:rStyle w:val="VerbatimChar"/>
+        </w:rPr>
+        <w:t xml:space="preserve">unmapped</w:t>
+      </w:r>
+      <w:r>
+        <w:t xml:space="preserve"> </w:t>
+      </w:r>
+      <w:r>
+        <w:t xml:space="preserve">or</w:t>
+      </w:r>
+      <w:r>
+        <w:t xml:space="preserve"> </w:t>
+      </w:r>
+      <w:r>
+        <w:rPr>
+          <w:rStyle w:val="VerbatimChar"/>
+        </w:rPr>
+        <w:t xml:space="preserve">mixed</w:t>
+      </w:r>
+      <w:r>
+        <w:t xml:space="preserve"> </w:t>
+      </w:r>
+      <w:r>
+        <w:t xml:space="preserve">(enforced via</w:t>
+      </w:r>
+      <w:r>
+        <w:t xml:space="preserve"> </w:t>
+      </w:r>
+      <w:r>
+        <w:rPr>
+          <w:rStyle w:val="VerbatimChar"/>
+        </w:rPr>
+        <w:t xml:space="preserve">allOf</w:t>
+      </w:r>
+      <w:r>
+        <w:t xml:space="preserve">/</w:t>
+      </w:r>
+      <w:r>
+        <w:rPr>
+          <w:rStyle w:val="VerbatimChar"/>
+        </w:rPr>
+        <w:t xml:space="preserve">if</w:t>
+      </w:r>
+      <w:r>
+        <w:t xml:space="preserve">/</w:t>
+      </w:r>
+      <w:r>
+        <w:rPr>
+          <w:rStyle w:val="VerbatimChar"/>
+        </w:rPr>
+        <w:t xml:space="preserve">then</w:t>
+      </w:r>
+      <w:r>
+        <w:t xml:space="preserve">).</w:t>
+      </w:r>
+    </w:p>
+    <w:p>
+      <w:pPr>
+        <w:numPr>
+          <w:ilvl w:val="1"/>
+          <w:numId w:val="1015"/>
+        </w:numPr>
+        <w:pStyle w:val="Compact"/>
+      </w:pPr>
+      <w:r>
+        <w:rPr>
+          <w:rStyle w:val="VerbatimChar"/>
+        </w:rPr>
+        <w:t xml:space="preserve">successor</w:t>
+      </w:r>
+      <w:r>
+        <w:t xml:space="preserve"> </w:t>
+      </w:r>
+      <w:r>
+        <w:t xml:space="preserve">required when status is</w:t>
+      </w:r>
+      <w:r>
+        <w:t xml:space="preserve"> </w:t>
+      </w:r>
+      <w:r>
+        <w:rPr>
+          <w:rStyle w:val="VerbatimChar"/>
+        </w:rPr>
+        <w:t xml:space="preserve">deprecated</w:t>
+      </w:r>
+      <w:r>
+        <w:t xml:space="preserve"> </w:t>
+      </w:r>
+      <w:r>
+        <w:t xml:space="preserve">or</w:t>
+      </w:r>
+      <w:r>
+        <w:t xml:space="preserve"> </w:t>
+      </w:r>
+      <w:r>
+        <w:rPr>
+          <w:rStyle w:val="VerbatimChar"/>
+        </w:rPr>
+        <w:t xml:space="preserve">retired</w:t>
+      </w:r>
+      <w:r>
+        <w:t xml:space="preserve">.</w:t>
+      </w:r>
+    </w:p>
+    <w:p>
+      <w:pPr>
+        <w:numPr>
+          <w:ilvl w:val="1"/>
+          <w:numId w:val="1015"/>
+        </w:numPr>
+        <w:pStyle w:val="Compact"/>
+      </w:pPr>
+      <w:r>
+        <w:t xml:space="preserve">Canon invariant fields:</w:t>
+      </w:r>
+      <w:r>
+        <w:t xml:space="preserve"> </w:t>
+      </w:r>
+      <w:r>
+        <w:rPr>
+          <w:rStyle w:val="VerbatimChar"/>
+        </w:rPr>
+        <w:t xml:space="preserve">gcc-boundary</w:t>
+      </w:r>
+      <w:r>
+        <w:t xml:space="preserve"> </w:t>
+      </w:r>
+      <w:r>
+        <w:t xml:space="preserve">(enum pinning to</w:t>
+      </w:r>
+      <w:r>
+        <w:t xml:space="preserve"> </w:t>
+      </w:r>
+      <w:r>
+        <w:rPr>
+          <w:rStyle w:val="VerbatimChar"/>
+        </w:rPr>
+        <w:t xml:space="preserve">gcc-moderate</w:t>
+      </w:r>
+      <w:r>
+        <w:t xml:space="preserve"> </w:t>
+      </w:r>
+      <w:r>
+        <w:t xml:space="preserve">or</w:t>
+      </w:r>
+      <w:r>
+        <w:t xml:space="preserve"> </w:t>
+      </w:r>
+      <w:r>
+        <w:rPr>
+          <w:rStyle w:val="VerbatimChar"/>
+        </w:rPr>
+        <w:t xml:space="preserve">commercial-exception-amazon-connect</w:t>
+      </w:r>
+      <w:r>
+        <w:t xml:space="preserve">),</w:t>
+      </w:r>
+      <w:r>
+        <w:t xml:space="preserve"> </w:t>
+      </w:r>
+      <w:r>
+        <w:rPr>
+          <w:rStyle w:val="VerbatimChar"/>
+        </w:rPr>
+        <w:t xml:space="preserve">ssot-mutation</w:t>
+      </w:r>
+      <w:r>
+        <w:t xml:space="preserve"> </w:t>
+      </w:r>
+      <w:r>
+        <w:t xml:space="preserve">(enum locked to</w:t>
+      </w:r>
+      <w:r>
+        <w:t xml:space="preserve"> </w:t>
+      </w:r>
+      <w:r>
+        <w:rPr>
+          <w:rStyle w:val="VerbatimChar"/>
+        </w:rPr>
+        <w:t xml:space="preserve">never</w:t>
+      </w:r>
+      <w:r>
+        <w:t xml:space="preserve">),</w:t>
+      </w:r>
+      <w:r>
+        <w:t xml:space="preserve"> </w:t>
+      </w:r>
+      <w:r>
+        <w:rPr>
+          <w:rStyle w:val="VerbatimChar"/>
+        </w:rPr>
+        <w:t xml:space="preserve">certificate-anchored</w:t>
+      </w:r>
+      <w:r>
+        <w:t xml:space="preserve"> </w:t>
+      </w:r>
+      <w:r>
+        <w:t xml:space="preserve">(boolean, must be true),</w:t>
+      </w:r>
+      <w:r>
+        <w:t xml:space="preserve"> </w:t>
+      </w:r>
+      <w:r>
+        <w:rPr>
+          <w:rStyle w:val="VerbatimChar"/>
+        </w:rPr>
+        <w:t xml:space="preserve">object-identity-only</w:t>
+      </w:r>
+      <w:r>
+        <w:t xml:space="preserve"> </w:t>
+      </w:r>
+      <w:r>
+        <w:t xml:space="preserve">(boolean, must be true).</w:t>
+      </w:r>
+    </w:p>
+    <w:p>
+      <w:pPr>
+        <w:numPr>
+          <w:ilvl w:val="1"/>
+          <w:numId w:val="1015"/>
+        </w:numPr>
+        <w:pStyle w:val="Compact"/>
+      </w:pPr>
+      <w:r>
+        <w:t xml:space="preserve">Operational fields:</w:t>
+      </w:r>
+      <w:r>
+        <w:t xml:space="preserve"> </w:t>
+      </w:r>
+      <w:r>
+        <w:rPr>
+          <w:rStyle w:val="VerbatimChar"/>
+        </w:rPr>
+        <w:t xml:space="preserve">phase</w:t>
+      </w:r>
+      <w:r>
+        <w:t xml:space="preserve">,</w:t>
+      </w:r>
+      <w:r>
+        <w:t xml:space="preserve"> </w:t>
+      </w:r>
+      <w:r>
+        <w:rPr>
+          <w:rStyle w:val="VerbatimChar"/>
+        </w:rPr>
+        <w:t xml:space="preserve">vendor</w:t>
+      </w:r>
+      <w:r>
+        <w:t xml:space="preserve">,</w:t>
+      </w:r>
+      <w:r>
+        <w:t xml:space="preserve"> </w:t>
+      </w:r>
+      <w:r>
+        <w:rPr>
+          <w:rStyle w:val="VerbatimChar"/>
+        </w:rPr>
+        <w:t xml:space="preserve">license</w:t>
+      </w:r>
+      <w:r>
+        <w:t xml:space="preserve">,</w:t>
+      </w:r>
+      <w:r>
+        <w:t xml:space="preserve"> </w:t>
+      </w:r>
+      <w:r>
+        <w:rPr>
+          <w:rStyle w:val="VerbatimChar"/>
+        </w:rPr>
+        <w:t xml:space="preserve">runtime</w:t>
+      </w:r>
+      <w:r>
+        <w:t xml:space="preserve">,</w:t>
+      </w:r>
+      <w:r>
+        <w:t xml:space="preserve"> </w:t>
+      </w:r>
+      <w:r>
+        <w:rPr>
+          <w:rStyle w:val="VerbatimChar"/>
+        </w:rPr>
+        <w:t xml:space="preserve">runtime-version</w:t>
+      </w:r>
+      <w:r>
+        <w:t xml:space="preserve">,</w:t>
+      </w:r>
+      <w:r>
+        <w:t xml:space="preserve"> </w:t>
+      </w:r>
+      <w:r>
+        <w:rPr>
+          <w:rStyle w:val="VerbatimChar"/>
+        </w:rPr>
+        <w:t xml:space="preserve">runner-class</w:t>
+      </w:r>
+      <w:r>
+        <w:t xml:space="preserve">,</w:t>
+      </w:r>
+      <w:r>
+        <w:t xml:space="preserve"> </w:t>
+      </w:r>
+      <w:r>
+        <w:rPr>
+          <w:rStyle w:val="VerbatimChar"/>
+        </w:rPr>
+        <w:t xml:space="preserve">tenancy</w:t>
+      </w:r>
+      <w:r>
+        <w:t xml:space="preserve">,</w:t>
+      </w:r>
+      <w:r>
+        <w:t xml:space="preserve"> </w:t>
+      </w:r>
+      <w:r>
+        <w:rPr>
+          <w:rStyle w:val="VerbatimChar"/>
+        </w:rPr>
+        <w:t xml:space="preserve">policy-engine</w:t>
+      </w:r>
+      <w:r>
+        <w:t xml:space="preserve">,</w:t>
+      </w:r>
+      <w:r>
+        <w:t xml:space="preserve"> </w:t>
+      </w:r>
+      <w:r>
+        <w:rPr>
+          <w:rStyle w:val="VerbatimChar"/>
+        </w:rPr>
+        <w:t xml:space="preserve">policy-pin</w:t>
+      </w:r>
+      <w:r>
+        <w:t xml:space="preserve">,</w:t>
+      </w:r>
+      <w:r>
+        <w:t xml:space="preserve"> </w:t>
+      </w:r>
+      <w:r>
+        <w:rPr>
+          <w:rStyle w:val="VerbatimChar"/>
+        </w:rPr>
+        <w:t xml:space="preserve">scope</w:t>
+      </w:r>
+      <w:r>
+        <w:t xml:space="preserve">,</w:t>
+      </w:r>
+      <w:r>
+        <w:t xml:space="preserve"> </w:t>
+      </w:r>
+      <w:r>
+        <w:rPr>
+          <w:rStyle w:val="VerbatimChar"/>
+        </w:rPr>
+        <w:t xml:space="preserve">outputs</w:t>
+      </w:r>
+      <w:r>
+        <w:t xml:space="preserve">,</w:t>
+      </w:r>
+      <w:r>
+        <w:t xml:space="preserve"> </w:t>
+      </w:r>
+      <w:r>
+        <w:rPr>
+          <w:rStyle w:val="VerbatimChar"/>
+        </w:rPr>
+        <w:t xml:space="preserve">triggers</w:t>
+      </w:r>
+      <w:r>
+        <w:t xml:space="preserve">,</w:t>
+      </w:r>
+      <w:r>
+        <w:t xml:space="preserve"> </w:t>
+      </w:r>
+      <w:r>
+        <w:rPr>
+          <w:rStyle w:val="VerbatimChar"/>
+        </w:rPr>
+        <w:t xml:space="preserve">evidence-class</w:t>
+      </w:r>
+      <w:r>
+        <w:t xml:space="preserve">,</w:t>
+      </w:r>
+      <w:r>
+        <w:t xml:space="preserve"> </w:t>
+      </w:r>
+      <w:r>
+        <w:rPr>
+          <w:rStyle w:val="VerbatimChar"/>
+        </w:rPr>
+        <w:t xml:space="preserve">retention-years</w:t>
+      </w:r>
+      <w:r>
+        <w:t xml:space="preserve">,</w:t>
+      </w:r>
+      <w:r>
+        <w:t xml:space="preserve"> </w:t>
+      </w:r>
+      <w:r>
+        <w:rPr>
+          <w:rStyle w:val="VerbatimChar"/>
+        </w:rPr>
+        <w:t xml:space="preserve">controls</w:t>
+      </w:r>
+      <w:r>
+        <w:t xml:space="preserve"> </w:t>
+      </w:r>
+      <w:r>
+        <w:t xml:space="preserve">(NIST SP 800-53 pattern validation),</w:t>
+      </w:r>
+      <w:r>
+        <w:t xml:space="preserve"> </w:t>
+      </w:r>
+      <w:r>
+        <w:rPr>
+          <w:rStyle w:val="VerbatimChar"/>
+        </w:rPr>
+        <w:t xml:space="preserve">automation-domain</w:t>
+      </w:r>
+      <w:r>
+        <w:t xml:space="preserve"> </w:t>
+      </w:r>
+      <w:r>
+        <w:t xml:space="preserve">(NIST SP 800-137 Appendix D enum — all 11 canonical domains).</w:t>
+      </w:r>
+    </w:p>
+    <w:p>
+      <w:pPr>
+        <w:numPr>
+          <w:ilvl w:val="1"/>
+          <w:numId w:val="1015"/>
+        </w:numPr>
+        <w:pStyle w:val="Compact"/>
+      </w:pPr>
+      <w:r>
+        <w:rPr>
+          <w:rStyle w:val="VerbatimChar"/>
+        </w:rPr>
+        <w:t xml:space="preserve">additionalProperties: false</w:t>
+      </w:r>
+      <w:r>
+        <w:t xml:space="preserve"> </w:t>
+      </w:r>
+      <w:r>
+        <w:t xml:space="preserve">on both registry root and adapter entries (strict schema; any unknown field fails CI).</w:t>
+      </w:r>
+    </w:p>
+    <w:p>
+      <w:pPr>
+        <w:numPr>
+          <w:ilvl w:val="0"/>
+          <w:numId w:val="1014"/>
+        </w:numPr>
+        <w:pStyle w:val="Compact"/>
+      </w:pPr>
+      <w:r>
+        <w:t xml:space="preserve">Created</w:t>
+      </w:r>
+      <w:r>
+        <w:t xml:space="preserve"> </w:t>
+      </w:r>
+      <w:r>
+        <w:rPr>
+          <w:rStyle w:val="VerbatimChar"/>
+          <w:b/>
+        </w:rPr>
+        <w:t xml:space="preserve">uiao-core/canon/modernization-registry.yaml</w:t>
+      </w:r>
+      <w:r>
+        <w:t xml:space="preserve"> </w:t>
+      </w:r>
+      <w:r>
+        <w:t xml:space="preserve">(</w:t>
+      </w:r>
+      <w:r>
+        <w:rPr>
+          <w:rStyle w:val="VerbatimChar"/>
+        </w:rPr>
+        <w:t xml:space="preserve">registry-class: modernization</w:t>
+      </w:r>
+      <w:r>
+        <w:t xml:space="preserve">, 5 adapters):</w:t>
+      </w:r>
+    </w:p>
+    <w:p>
+      <w:pPr>
+        <w:numPr>
+          <w:ilvl w:val="1"/>
+          <w:numId w:val="1016"/>
+        </w:numPr>
+        <w:pStyle w:val="Compact"/>
+      </w:pPr>
+      <w:r>
+        <w:rPr>
+          <w:rStyle w:val="VerbatimChar"/>
+        </w:rPr>
+        <w:t xml:space="preserve">entra-id</w:t>
+      </w:r>
+      <w:r>
+        <w:t xml:space="preserve"> </w:t>
+      </w:r>
+      <w:r>
+        <w:t xml:space="preserve">— Microsoft Entra ID, active, phase-1, controls CM-8/IA-2/IA-4/AC-2.</w:t>
+      </w:r>
+    </w:p>
+    <w:p>
+      <w:pPr>
+        <w:numPr>
+          <w:ilvl w:val="1"/>
+          <w:numId w:val="1016"/>
+        </w:numPr>
+        <w:pStyle w:val="Compact"/>
+      </w:pPr>
+      <w:r>
+        <w:rPr>
+          <w:rStyle w:val="VerbatimChar"/>
+        </w:rPr>
+        <w:t xml:space="preserve">m365</w:t>
+      </w:r>
+      <w:r>
+        <w:t xml:space="preserve"> </w:t>
+      </w:r>
+      <w:r>
+        <w:t xml:space="preserve">— Microsoft 365 tenant (Graph API), active, phase-1, controls CM-2/CM-3/CM-8.</w:t>
+      </w:r>
+    </w:p>
+    <w:p>
+      <w:pPr>
+        <w:numPr>
+          <w:ilvl w:val="1"/>
+          <w:numId w:val="1016"/>
+        </w:numPr>
+        <w:pStyle w:val="Compact"/>
+      </w:pPr>
+      <w:r>
+        <w:rPr>
+          <w:rStyle w:val="VerbatimChar"/>
+        </w:rPr>
+        <w:t xml:space="preserve">service-now</w:t>
+      </w:r>
+      <w:r>
+        <w:t xml:space="preserve"> </w:t>
+      </w:r>
+      <w:r>
+        <w:t xml:space="preserve">— ServiceNow ITSM, active, phase-1, controls IR-4/IR-5/IR-6/CM-3, evidence-class</w:t>
+      </w:r>
+      <w:r>
+        <w:t xml:space="preserve"> </w:t>
+      </w:r>
+      <w:r>
+        <w:rPr>
+          <w:rStyle w:val="VerbatimChar"/>
+        </w:rPr>
+        <w:t xml:space="preserve">incident</w:t>
+      </w:r>
+      <w:r>
+        <w:t xml:space="preserve">.</w:t>
+      </w:r>
+    </w:p>
+    <w:p>
+      <w:pPr>
+        <w:numPr>
+          <w:ilvl w:val="1"/>
+          <w:numId w:val="1016"/>
+        </w:numPr>
+        <w:pStyle w:val="Compact"/>
+      </w:pPr>
+      <w:r>
+        <w:rPr>
+          <w:rStyle w:val="VerbatimChar"/>
+        </w:rPr>
+        <w:t xml:space="preserve">palo-alto</w:t>
+      </w:r>
+      <w:r>
+        <w:t xml:space="preserve"> </w:t>
+      </w:r>
+      <w:r>
+        <w:t xml:space="preserve">— Palo Alto NGFW, active, phase-1, controls SC-7/CM-7/AC-4, runner-class</w:t>
+      </w:r>
+      <w:r>
+        <w:t xml:space="preserve"> </w:t>
+      </w:r>
+      <w:r>
+        <w:rPr>
+          <w:rStyle w:val="VerbatimChar"/>
+        </w:rPr>
+        <w:t xml:space="preserve">on-prem-self-hosted</w:t>
+      </w:r>
+      <w:r>
+        <w:t xml:space="preserve">.</w:t>
+      </w:r>
+    </w:p>
+    <w:p>
+      <w:pPr>
+        <w:numPr>
+          <w:ilvl w:val="1"/>
+          <w:numId w:val="1016"/>
+        </w:numPr>
+        <w:pStyle w:val="Compact"/>
+      </w:pPr>
+      <w:r>
+        <w:rPr>
+          <w:rStyle w:val="VerbatimChar"/>
+        </w:rPr>
+        <w:t xml:space="preserve">scuba</w:t>
+      </w:r>
+      <w:r>
+        <w:t xml:space="preserve"> </w:t>
+      </w:r>
+      <w:r>
+        <w:t xml:space="preserve">— CISA SCuBA baseline (target state — distinct from the assessment tool), active, phase-1, controls CM-2/CM-6/CM-7.</w:t>
+      </w:r>
+    </w:p>
+    <w:p>
+      <w:pPr>
+        <w:numPr>
+          <w:ilvl w:val="1"/>
+          <w:numId w:val="1016"/>
+        </w:numPr>
+        <w:pStyle w:val="Compact"/>
+      </w:pPr>
+      <w:r>
+        <w:t xml:space="preserve">All 5 declare</w:t>
+      </w:r>
+      <w:r>
+        <w:t xml:space="preserve"> </w:t>
+      </w:r>
+      <w:r>
+        <w:rPr>
+          <w:rStyle w:val="VerbatimChar"/>
+        </w:rPr>
+        <w:t xml:space="preserve">mission-class: unmapped</w:t>
+      </w:r>
+      <w:r>
+        <w:t xml:space="preserve"> </w:t>
+      </w:r>
+      <w:r>
+        <w:t xml:space="preserve">with</w:t>
+      </w:r>
+      <w:r>
+        <w:t xml:space="preserve"> </w:t>
+      </w:r>
+      <w:r>
+        <w:rPr>
+          <w:rStyle w:val="VerbatimChar"/>
+        </w:rPr>
+        <w:t xml:space="preserve">mission-class-notes</w:t>
+      </w:r>
+      <w:r>
+        <w:t xml:space="preserve"> </w:t>
+      </w:r>
+      <w:r>
+        <w:t xml:space="preserve">referencing ODA-15.</w:t>
+      </w:r>
+    </w:p>
+    <w:p>
+      <w:pPr>
+        <w:numPr>
+          <w:ilvl w:val="0"/>
+          <w:numId w:val="1014"/>
+        </w:numPr>
+        <w:pStyle w:val="Compact"/>
+      </w:pPr>
+      <w:r>
+        <w:t xml:space="preserve">Created</w:t>
+      </w:r>
+      <w:r>
+        <w:t xml:space="preserve"> </w:t>
+      </w:r>
+      <w:r>
+        <w:rPr>
+          <w:rStyle w:val="VerbatimChar"/>
+          <w:b/>
+        </w:rPr>
+        <w:t xml:space="preserve">uiao-core/canon/adapter-registry.yaml</w:t>
+      </w:r>
+      <w:r>
+        <w:t xml:space="preserve"> </w:t>
+      </w:r>
+      <w:r>
+        <w:t xml:space="preserve">(</w:t>
+      </w:r>
+      <w:r>
+        <w:rPr>
+          <w:rStyle w:val="VerbatimChar"/>
+        </w:rPr>
+        <w:t xml:space="preserve">registry-class: conformance</w:t>
+      </w:r>
+      <w:r>
+        <w:t xml:space="preserve">, 4 slots):</w:t>
+      </w:r>
+    </w:p>
+    <w:p>
+      <w:pPr>
+        <w:numPr>
+          <w:ilvl w:val="1"/>
+          <w:numId w:val="1017"/>
+        </w:numPr>
+        <w:pStyle w:val="Compact"/>
+      </w:pPr>
+      <w:r>
+        <w:rPr>
+          <w:rStyle w:val="VerbatimChar"/>
+        </w:rPr>
+        <w:t xml:space="preserve">scubagear</w:t>
+      </w:r>
+      <w:r>
+        <w:t xml:space="preserve"> </w:t>
+      </w:r>
+      <w:r>
+        <w:t xml:space="preserve">—</w:t>
+      </w:r>
+      <w:r>
+        <w:t xml:space="preserve"> </w:t>
+      </w:r>
+      <w:r>
+        <w:rPr>
+          <w:b/>
+        </w:rPr>
+        <w:t xml:space="preserve">active</w:t>
+      </w:r>
+      <w:r>
+        <w:t xml:space="preserve">, phase-1,</w:t>
+      </w:r>
+      <w:r>
+        <w:t xml:space="preserve"> </w:t>
+      </w:r>
+      <w:r>
+        <w:rPr>
+          <w:rStyle w:val="VerbatimChar"/>
+        </w:rPr>
+        <w:t xml:space="preserve">mission-class: policy</w:t>
+      </w:r>
+      <w:r>
+        <w:t xml:space="preserve">, runtime</w:t>
+      </w:r>
+      <w:r>
+        <w:t xml:space="preserve"> </w:t>
+      </w:r>
+      <w:r>
+        <w:rPr>
+          <w:rStyle w:val="VerbatimChar"/>
+        </w:rPr>
+        <w:t xml:space="preserve">powershell-7.4</w:t>
+      </w:r>
+      <w:r>
+        <w:t xml:space="preserve"> </w:t>
+      </w:r>
+      <w:r>
+        <w:t xml:space="preserve">pinned</w:t>
+      </w:r>
+      <w:r>
+        <w:t xml:space="preserve"> </w:t>
+      </w:r>
+      <w:r>
+        <w:rPr>
+          <w:rStyle w:val="VerbatimChar"/>
+        </w:rPr>
+        <w:t xml:space="preserve">1.5.1</w:t>
+      </w:r>
+      <w:r>
+        <w:t xml:space="preserve">, policy-engine</w:t>
+      </w:r>
+      <w:r>
+        <w:t xml:space="preserve"> </w:t>
+      </w:r>
+      <w:r>
+        <w:rPr>
+          <w:rStyle w:val="VerbatimChar"/>
+        </w:rPr>
+        <w:t xml:space="preserve">opa-rego</w:t>
+      </w:r>
+      <w:r>
+        <w:t xml:space="preserve">, policy-pin</w:t>
+      </w:r>
+      <w:r>
+        <w:t xml:space="preserve"> </w:t>
+      </w:r>
+      <w:r>
+        <w:rPr>
+          <w:rStyle w:val="VerbatimChar"/>
+        </w:rPr>
+        <w:t xml:space="preserve">main</w:t>
+      </w:r>
+      <w:r>
+        <w:t xml:space="preserve"> </w:t>
+      </w:r>
+      <w:r>
+        <w:t xml:space="preserve">(with monthly bump per CONMON.md §6), scope</w:t>
+      </w:r>
+      <w:r>
+        <w:t xml:space="preserve"> </w:t>
+      </w:r>
+      <w:r>
+        <w:rPr>
+          <w:rStyle w:val="VerbatimChar"/>
+        </w:rPr>
+        <w:t xml:space="preserve">[aad, defender, exo, powerbi, powerplatform, sharepoint, teams]</w:t>
+      </w:r>
+      <w:r>
+        <w:t xml:space="preserve">, controls CA-2/CA-5/CA-7/CM-6/CM-8/RA-5, automation-domain</w:t>
+      </w:r>
+      <w:r>
+        <w:t xml:space="preserve"> </w:t>
+      </w:r>
+      <w:r>
+        <w:rPr>
+          <w:rStyle w:val="VerbatimChar"/>
+        </w:rPr>
+        <w:t xml:space="preserve">configuration-management</w:t>
+      </w:r>
+      <w:r>
+        <w:t xml:space="preserve">, references ADR-025.</w:t>
+      </w:r>
+    </w:p>
+    <w:p>
+      <w:pPr>
+        <w:numPr>
+          <w:ilvl w:val="1"/>
+          <w:numId w:val="1017"/>
+        </w:numPr>
+        <w:pStyle w:val="Compact"/>
+      </w:pPr>
+      <w:r>
+        <w:rPr>
+          <w:rStyle w:val="VerbatimChar"/>
+        </w:rPr>
+        <w:t xml:space="preserve">vuln-scan</w:t>
+      </w:r>
+      <w:r>
+        <w:t xml:space="preserve"> </w:t>
+      </w:r>
+      <w:r>
+        <w:t xml:space="preserve">—</w:t>
+      </w:r>
+      <w:r>
+        <w:t xml:space="preserve"> </w:t>
+      </w:r>
+      <w:r>
+        <w:rPr>
+          <w:b/>
+        </w:rPr>
+        <w:t xml:space="preserve">reserved</w:t>
+      </w:r>
+      <w:r>
+        <w:t xml:space="preserve">, phase-planning,</w:t>
+      </w:r>
+      <w:r>
+        <w:t xml:space="preserve"> </w:t>
+      </w:r>
+      <w:r>
+        <w:rPr>
+          <w:rStyle w:val="VerbatimChar"/>
+        </w:rPr>
+        <w:t xml:space="preserve">mission-class: telemetry</w:t>
+      </w:r>
+      <w:r>
+        <w:t xml:space="preserve">, controls RA-5/RA-5(5)/CA-7/SI-2, automation-domain</w:t>
+      </w:r>
+      <w:r>
+        <w:t xml:space="preserve"> </w:t>
+      </w:r>
+      <w:r>
+        <w:rPr>
+          <w:rStyle w:val="VerbatimChar"/>
+        </w:rPr>
+        <w:t xml:space="preserve">vulnerability-management</w:t>
+      </w:r>
+      <w:r>
+        <w:t xml:space="preserve">.</w:t>
+      </w:r>
+    </w:p>
+    <w:p>
+      <w:pPr>
+        <w:numPr>
+          <w:ilvl w:val="1"/>
+          <w:numId w:val="1017"/>
+        </w:numPr>
+        <w:pStyle w:val="Compact"/>
+      </w:pPr>
+      <w:r>
+        <w:rPr>
+          <w:rStyle w:val="VerbatimChar"/>
+        </w:rPr>
+        <w:t xml:space="preserve">stig-compliance</w:t>
+      </w:r>
+      <w:r>
+        <w:t xml:space="preserve"> </w:t>
+      </w:r>
+      <w:r>
+        <w:t xml:space="preserve">—</w:t>
+      </w:r>
+      <w:r>
+        <w:t xml:space="preserve"> </w:t>
+      </w:r>
+      <w:r>
+        <w:rPr>
+          <w:b/>
+        </w:rPr>
+        <w:t xml:space="preserve">reserved</w:t>
+      </w:r>
+      <w:r>
+        <w:t xml:space="preserve">, phase-planning,</w:t>
+      </w:r>
+      <w:r>
+        <w:t xml:space="preserve"> </w:t>
+      </w:r>
+      <w:r>
+        <w:rPr>
+          <w:rStyle w:val="VerbatimChar"/>
+        </w:rPr>
+        <w:t xml:space="preserve">mission-class: policy</w:t>
+      </w:r>
+      <w:r>
+        <w:t xml:space="preserve">, controls CM-6/CM-7/CA-7, automation-domain</w:t>
+      </w:r>
+      <w:r>
+        <w:t xml:space="preserve"> </w:t>
+      </w:r>
+      <w:r>
+        <w:rPr>
+          <w:rStyle w:val="VerbatimChar"/>
+        </w:rPr>
+        <w:t xml:space="preserve">configuration-management</w:t>
+      </w:r>
+      <w:r>
+        <w:t xml:space="preserve">.</w:t>
+      </w:r>
+    </w:p>
+    <w:p>
+      <w:pPr>
+        <w:numPr>
+          <w:ilvl w:val="1"/>
+          <w:numId w:val="1017"/>
+        </w:numPr>
+        <w:pStyle w:val="Compact"/>
+      </w:pPr>
+      <w:r>
+        <w:rPr>
+          <w:rStyle w:val="VerbatimChar"/>
+        </w:rPr>
+        <w:t xml:space="preserve">patch-state</w:t>
+      </w:r>
+      <w:r>
+        <w:t xml:space="preserve"> </w:t>
+      </w:r>
+      <w:r>
+        <w:t xml:space="preserve">—</w:t>
+      </w:r>
+      <w:r>
+        <w:t xml:space="preserve"> </w:t>
+      </w:r>
+      <w:r>
+        <w:rPr>
+          <w:b/>
+        </w:rPr>
+        <w:t xml:space="preserve">reserved</w:t>
+      </w:r>
+      <w:r>
+        <w:t xml:space="preserve">, phase-planning,</w:t>
+      </w:r>
+      <w:r>
+        <w:t xml:space="preserve"> </w:t>
+      </w:r>
+      <w:r>
+        <w:rPr>
+          <w:rStyle w:val="VerbatimChar"/>
+        </w:rPr>
+        <w:t xml:space="preserve">mission-class: telemetry</w:t>
+      </w:r>
+      <w:r>
+        <w:t xml:space="preserve">, controls SI-2/CM-8/CA-7, automation-domain</w:t>
+      </w:r>
+      <w:r>
+        <w:t xml:space="preserve"> </w:t>
+      </w:r>
+      <w:r>
+        <w:rPr>
+          <w:rStyle w:val="VerbatimChar"/>
+        </w:rPr>
+        <w:t xml:space="preserve">patch-management</w:t>
+      </w:r>
+      <w:r>
+        <w:t xml:space="preserve">.</w:t>
+      </w:r>
+    </w:p>
+    <w:p>
+      <w:pPr>
+        <w:numPr>
+          <w:ilvl w:val="0"/>
+          <w:numId w:val="1014"/>
+        </w:numPr>
+        <w:pStyle w:val="Compact"/>
+      </w:pPr>
+      <w:r>
+        <w:rPr>
+          <w:b/>
+        </w:rPr>
+        <w:t xml:space="preserve">Validated both YAMLs</w:t>
+      </w:r>
+      <w:r>
+        <w:t xml:space="preserve"> </w:t>
+      </w:r>
+      <w:r>
+        <w:t xml:space="preserve">against the schema with a Draft-07 validator (</w:t>
+      </w:r>
+      <w:r>
+        <w:rPr>
+          <w:rStyle w:val="VerbatimChar"/>
+        </w:rPr>
+        <w:t xml:space="preserve">jsonschema</w:t>
+      </w:r>
+      <w:r>
+        <w:t xml:space="preserve"> </w:t>
+      </w:r>
+      <w:r>
+        <w:t xml:space="preserve">+</w:t>
+      </w:r>
+      <w:r>
+        <w:t xml:space="preserve"> </w:t>
+      </w:r>
+      <w:r>
+        <w:rPr>
+          <w:rStyle w:val="VerbatimChar"/>
+        </w:rPr>
+        <w:t xml:space="preserve">pyyaml</w:t>
+      </w:r>
+      <w:r>
+        <w:t xml:space="preserve">,</w:t>
+      </w:r>
+      <w:r>
+        <w:t xml:space="preserve"> </w:t>
+      </w:r>
+      <w:r>
+        <w:rPr>
+          <w:rStyle w:val="VerbatimChar"/>
+        </w:rPr>
+        <w:t xml:space="preserve">--break-system-packages</w:t>
+      </w:r>
+      <w:r>
+        <w:t xml:space="preserve">):</w:t>
+      </w:r>
+    </w:p>
+    <w:p>
+      <w:pPr>
+        <w:numPr>
+          <w:ilvl w:val="1"/>
+          <w:numId w:val="1018"/>
+        </w:numPr>
+        <w:pStyle w:val="Compact"/>
+      </w:pPr>
+      <w:r>
+        <w:t xml:space="preserve">Initial failure:</w:t>
+      </w:r>
+      <w:r>
+        <w:t xml:space="preserve"> </w:t>
+      </w:r>
+      <w:r>
+        <w:rPr>
+          <w:rStyle w:val="VerbatimChar"/>
+        </w:rPr>
+        <w:t xml:space="preserve">updated: 2026-04-14</w:t>
+      </w:r>
+      <w:r>
+        <w:t xml:space="preserve"> </w:t>
+      </w:r>
+      <w:r>
+        <w:t xml:space="preserve">parsed as</w:t>
+      </w:r>
+      <w:r>
+        <w:t xml:space="preserve"> </w:t>
+      </w:r>
+      <w:r>
+        <w:rPr>
+          <w:rStyle w:val="VerbatimChar"/>
+        </w:rPr>
+        <w:t xml:space="preserve">datetime.date</w:t>
+      </w:r>
+      <w:r>
+        <w:t xml:space="preserve"> </w:t>
+      </w:r>
+      <w:r>
+        <w:t xml:space="preserve">(PyYAML default), schema expected</w:t>
+      </w:r>
+      <w:r>
+        <w:t xml:space="preserve"> </w:t>
+      </w:r>
+      <w:r>
+        <w:rPr>
+          <w:rStyle w:val="VerbatimChar"/>
+        </w:rPr>
+        <w:t xml:space="preserve">string</w:t>
+      </w:r>
+      <w:r>
+        <w:t xml:space="preserve">. Fix: quoted the date value in both YAMLs.</w:t>
+      </w:r>
+    </w:p>
+    <w:p>
+      <w:pPr>
+        <w:numPr>
+          <w:ilvl w:val="1"/>
+          <w:numId w:val="1018"/>
+        </w:numPr>
+        <w:pStyle w:val="Compact"/>
+      </w:pPr>
+      <w:r>
+        <w:t xml:space="preserve">Final result:</w:t>
+      </w:r>
+      <w:r>
+        <w:t xml:space="preserve"> </w:t>
+      </w:r>
+      <w:r>
+        <w:rPr>
+          <w:b/>
+        </w:rPr>
+        <w:t xml:space="preserve">both files clean, 9 adapters total (5 modernization + 4 conformance).</w:t>
+      </w:r>
+      <w:r>
+        <w:t xml:space="preserve"> </w:t>
+      </w:r>
+      <w:r>
+        <w:t xml:space="preserve">Mission-class distribution: 5 unmapped (all modernization, pending ODA-15), 2 policy (scubagear, stig-compliance), 2 telemetry (vuln-scan, patch-state).</w:t>
+      </w:r>
+    </w:p>
+    <w:p>
+      <w:pPr>
+        <w:numPr>
+          <w:ilvl w:val="0"/>
+          <w:numId w:val="1014"/>
+        </w:numPr>
+        <w:pStyle w:val="Compact"/>
+      </w:pPr>
+      <w:r>
+        <w:t xml:space="preserve">Updated</w:t>
+      </w:r>
+      <w:r>
+        <w:t xml:space="preserve"> </w:t>
+      </w:r>
+      <w:r>
+        <w:rPr>
+          <w:rStyle w:val="VerbatimChar"/>
+          <w:b/>
+        </w:rPr>
+        <w:t xml:space="preserve">uiao-core/ARCHITECTURE.md</w:t>
+      </w:r>
+      <w:r>
+        <w:t xml:space="preserve">:</w:t>
+      </w:r>
+    </w:p>
+    <w:p>
+      <w:pPr>
+        <w:numPr>
+          <w:ilvl w:val="1"/>
+          <w:numId w:val="1019"/>
+        </w:numPr>
+        <w:pStyle w:val="Compact"/>
+      </w:pPr>
+      <w:r>
+        <w:t xml:space="preserve">§3.1 file-listing block rewritten to show the real on-disk layout (two YAML files in</w:t>
+      </w:r>
+      <w:r>
+        <w:t xml:space="preserve"> </w:t>
+      </w:r>
+      <w:r>
+        <w:rPr>
+          <w:rStyle w:val="VerbatimChar"/>
+        </w:rPr>
+        <w:t xml:space="preserve">canon/</w:t>
+      </w:r>
+      <w:r>
+        <w:t xml:space="preserve">, schema in</w:t>
+      </w:r>
+      <w:r>
+        <w:t xml:space="preserve"> </w:t>
+      </w:r>
+      <w:r>
+        <w:rPr>
+          <w:rStyle w:val="VerbatimChar"/>
+        </w:rPr>
+        <w:t xml:space="preserve">schemas/adapter-registry/</w:t>
+      </w:r>
+      <w:r>
+        <w:t xml:space="preserve">).</w:t>
+      </w:r>
+    </w:p>
+    <w:p>
+      <w:pPr>
+        <w:numPr>
+          <w:ilvl w:val="1"/>
+          <w:numId w:val="1019"/>
+        </w:numPr>
+        <w:pStyle w:val="Compact"/>
+      </w:pPr>
+      <w:r>
+        <w:t xml:space="preserve">§3.2 retitled from</w:t>
+      </w:r>
+      <w:r>
+        <w:t xml:space="preserve"> </w:t>
+      </w:r>
+      <w:r>
+        <w:t xml:space="preserve">“</w:t>
+      </w:r>
+      <w:r>
+        <w:t xml:space="preserve">Adapter registry schema (NEW, Proposed)</w:t>
+      </w:r>
+      <w:r>
+        <w:t xml:space="preserve">”</w:t>
+      </w:r>
+      <w:r>
+        <w:t xml:space="preserve"> </w:t>
+      </w:r>
+      <w:r>
+        <w:t xml:space="preserve">to</w:t>
+      </w:r>
+      <w:r>
+        <w:t xml:space="preserve"> </w:t>
+      </w:r>
+      <w:r>
+        <w:t xml:space="preserve">“</w:t>
+      </w:r>
+      <w:r>
+        <w:t xml:space="preserve">Adapter registry schema — dual-axis taxonomy</w:t>
+      </w:r>
+      <w:r>
+        <w:t xml:space="preserve">”</w:t>
+      </w:r>
+      <w:r>
+        <w:t xml:space="preserve">. New prose explains why two axes exist, what each one encodes, and why separation matters (prevents the operational choice from ratifying the doctrinal one; lets UIAO_003 evolve without forcing a registry migration). YAML excerpt rewritten to show both a modernization entry (entra-id) and a conformance entry (scubagear) with their full invariant fields.</w:t>
+      </w:r>
+    </w:p>
+    <w:p>
+      <w:pPr>
+        <w:numPr>
+          <w:ilvl w:val="1"/>
+          <w:numId w:val="1019"/>
+        </w:numPr>
+        <w:pStyle w:val="Compact"/>
+      </w:pPr>
+      <w:r>
+        <w:t xml:space="preserve">§13 — added</w:t>
+      </w:r>
+      <w:r>
+        <w:t xml:space="preserve"> </w:t>
+      </w:r>
+      <w:r>
+        <w:rPr>
+          <w:b/>
+        </w:rPr>
+        <w:t xml:space="preserve">ODA-15</w:t>
+      </w:r>
+      <w:r>
+        <w:t xml:space="preserve"> </w:t>
+      </w:r>
+      <w:r>
+        <w:t xml:space="preserve">describing the modernization mission-class gap with three resolution options: (a) add a fifth canonical class</w:t>
+      </w:r>
+      <w:r>
+        <w:t xml:space="preserve"> </w:t>
+      </w:r>
+      <w:r>
+        <w:t xml:space="preserve">“</w:t>
+      </w:r>
+      <w:r>
+        <w:t xml:space="preserve">Integration</w:t>
+      </w:r>
+      <w:r>
+        <w:t xml:space="preserve">”</w:t>
+      </w:r>
+      <w:r>
+        <w:t xml:space="preserve"> </w:t>
+      </w:r>
+      <w:r>
+        <w:t xml:space="preserve">to UIAO_003, (b) re-scope</w:t>
+      </w:r>
+      <w:r>
+        <w:t xml:space="preserve"> </w:t>
+      </w:r>
+      <w:r>
+        <w:rPr>
+          <w:rStyle w:val="VerbatimChar"/>
+        </w:rPr>
+        <w:t xml:space="preserve">enforcement</w:t>
+      </w:r>
+      <w:r>
+        <w:t xml:space="preserve"> </w:t>
+      </w:r>
+      <w:r>
+        <w:t xml:space="preserve">to cover target-environment changes, or (c) accept</w:t>
+      </w:r>
+      <w:r>
+        <w:t xml:space="preserve"> </w:t>
+      </w:r>
+      <w:r>
+        <w:rPr>
+          <w:rStyle w:val="VerbatimChar"/>
+        </w:rPr>
+        <w:t xml:space="preserve">unmapped</w:t>
+      </w:r>
+      <w:r>
+        <w:t xml:space="preserve"> </w:t>
+      </w:r>
+      <w:r>
+        <w:t xml:space="preserve">permanently as the dual-axis model’s final answer.</w:t>
+      </w:r>
+    </w:p>
+    <w:p>
+      <w:pPr>
+        <w:numPr>
+          <w:ilvl w:val="1"/>
+          <w:numId w:val="1019"/>
+        </w:numPr>
+        <w:pStyle w:val="Compact"/>
+      </w:pPr>
+      <w:r>
+        <w:t xml:space="preserve">§14 change-log — added 0.5.0 entry for</w:t>
+      </w:r>
+      <w:r>
+        <w:t xml:space="preserve"> </w:t>
+      </w:r>
+      <w:r>
+        <w:t xml:space="preserve">“</w:t>
+      </w:r>
+      <w:r>
+        <w:t xml:space="preserve">Step 0a — Adapter registries landed</w:t>
+      </w:r>
+      <w:r>
+        <w:t xml:space="preserve">”</w:t>
+      </w:r>
+      <w:r>
+        <w:t xml:space="preserve">.</w:t>
+      </w:r>
+    </w:p>
+    <w:p>
+      <w:pPr>
+        <w:pStyle w:val="FirstParagraph"/>
+      </w:pPr>
+      <w:r>
+        <w:rPr>
+          <w:b/>
+        </w:rPr>
+        <w:t xml:space="preserve">Files touched:</w:t>
+      </w:r>
+    </w:p>
+    <w:tbl>
+      <w:tblPr>
+        <w:tblStyle w:val="Table"/>
+        <w:tblW w:type="pct" w:w="5000.0"/>
+        <w:tblLook w:firstRow="1"/>
+      </w:tblPr>
+      <w:tblGrid>
+        <w:gridCol w:w="3960"/>
+        <w:gridCol w:w="3960"/>
+      </w:tblGrid>
+      <w:tr>
+        <w:trPr>
+          <w:cnfStyle w:firstRow="1"/>
+        </w:trPr>
+        <w:tc>
+          <w:tcPr>
+            <w:tcBorders>
+              <w:bottom w:val="single"/>
+            </w:tcBorders>
+            <w:vAlign w:val="bottom"/>
+          </w:tcPr>
+          <w:p>
+            <w:pPr>
+              <w:pStyle w:val="Compact"/>
+              <w:jc w:val="left"/>
+            </w:pPr>
+            <w:r>
+              <w:t xml:space="preserve">Path</w:t>
+            </w:r>
+          </w:p>
+        </w:tc>
+        <w:tc>
+          <w:tcPr>
+            <w:tcBorders>
+              <w:bottom w:val="single"/>
+            </w:tcBorders>
+            <w:vAlign w:val="bottom"/>
+          </w:tcPr>
+          <w:p>
+            <w:pPr>
+              <w:pStyle w:val="Compact"/>
+              <w:jc w:val="left"/>
+            </w:pPr>
+            <w:r>
+              <w:t xml:space="preserve">Action</w:t>
+            </w:r>
+          </w:p>
+        </w:tc>
+      </w:tr>
+      <w:tr>
+        <w:tc>
+          <w:p>
+            <w:pPr>
+              <w:pStyle w:val="Compact"/>
+              <w:jc w:val="left"/>
+            </w:pPr>
+            <w:r>
+              <w:rPr>
+                <w:rStyle w:val="VerbatimChar"/>
+              </w:rPr>
+              <w:t xml:space="preserve">uiao-core/schemas/adapter-registry/adapter-registry.schema.json</w:t>
+            </w:r>
+          </w:p>
+        </w:tc>
+        <w:tc>
+          <w:p>
+            <w:pPr>
+              <w:pStyle w:val="Compact"/>
+              <w:jc w:val="left"/>
+            </w:pPr>
+            <w:r>
+              <w:t xml:space="preserve">new</w:t>
+            </w:r>
+          </w:p>
+        </w:tc>
+      </w:tr>
+      <w:tr>
+        <w:tc>
+          <w:p>
+            <w:pPr>
+              <w:pStyle w:val="Compact"/>
+              <w:jc w:val="left"/>
+            </w:pPr>
+            <w:r>
+              <w:rPr>
+                <w:rStyle w:val="VerbatimChar"/>
+              </w:rPr>
+              <w:t xml:space="preserve">uiao-core/canon/modernization-registry.yaml</w:t>
+            </w:r>
+          </w:p>
+        </w:tc>
+        <w:tc>
+          <w:p>
+            <w:pPr>
+              <w:pStyle w:val="Compact"/>
+              <w:jc w:val="left"/>
+            </w:pPr>
+            <w:r>
+              <w:t xml:space="preserve">new</w:t>
+            </w:r>
+          </w:p>
+        </w:tc>
+      </w:tr>
+      <w:tr>
+        <w:tc>
+          <w:p>
+            <w:pPr>
+              <w:pStyle w:val="Compact"/>
+              <w:jc w:val="left"/>
+            </w:pPr>
+            <w:r>
+              <w:rPr>
+                <w:rStyle w:val="VerbatimChar"/>
+              </w:rPr>
+              <w:t xml:space="preserve">uiao-core/canon/adapter-registry.yaml</w:t>
+            </w:r>
+          </w:p>
+        </w:tc>
+        <w:tc>
+          <w:p>
+            <w:pPr>
+              <w:pStyle w:val="Compact"/>
+              <w:jc w:val="left"/>
+            </w:pPr>
+            <w:r>
+              <w:t xml:space="preserve">new</w:t>
+            </w:r>
+          </w:p>
+        </w:tc>
+      </w:tr>
+      <w:tr>
+        <w:tc>
+          <w:p>
+            <w:pPr>
+              <w:pStyle w:val="Compact"/>
+              <w:jc w:val="left"/>
+            </w:pPr>
+            <w:r>
+              <w:rPr>
+                <w:rStyle w:val="VerbatimChar"/>
+              </w:rPr>
+              <w:t xml:space="preserve">uiao-core/ARCHITECTURE.md</w:t>
+            </w:r>
+          </w:p>
+        </w:tc>
+        <w:tc>
+          <w:p>
+            <w:pPr>
+              <w:pStyle w:val="Compact"/>
+              <w:jc w:val="left"/>
+            </w:pPr>
+            <w:r>
+              <w:t xml:space="preserve">updated (§3.1, §3.2, §13, §14)</w:t>
+            </w:r>
+          </w:p>
+        </w:tc>
+      </w:tr>
+      <w:tr>
+        <w:tc>
+          <w:p>
+            <w:pPr>
+              <w:pStyle w:val="Compact"/>
+              <w:jc w:val="left"/>
+            </w:pPr>
+            <w:r>
+              <w:rPr>
+                <w:rStyle w:val="VerbatimChar"/>
+              </w:rPr>
+              <w:t xml:space="preserve">uiao-docs/docs/session-logs/2026-04-14-customer-docs-platform.md</w:t>
+            </w:r>
+          </w:p>
+        </w:tc>
+        <w:tc>
+          <w:p>
+            <w:pPr>
+              <w:pStyle w:val="Compact"/>
+              <w:jc w:val="left"/>
+            </w:pPr>
+            <w:r>
+              <w:t xml:space="preserve">updated (this append)</w:t>
+            </w:r>
+          </w:p>
+        </w:tc>
+      </w:tr>
+      <w:tr>
+        <w:tc>
+          <w:p>
+            <w:pPr>
+              <w:pStyle w:val="Compact"/>
+              <w:jc w:val="left"/>
+            </w:pPr>
+            <w:r>
+              <w:rPr>
+                <w:rStyle w:val="VerbatimChar"/>
+              </w:rPr>
+              <w:t xml:space="preserve">uiao-docs/docs/session-logs/2026-04-14-customer-docs-platform.docx</w:t>
+            </w:r>
+          </w:p>
+        </w:tc>
+        <w:tc>
+          <w:p>
+            <w:pPr>
+              <w:pStyle w:val="Compact"/>
+              <w:jc w:val="left"/>
+            </w:pPr>
+            <w:r>
+              <w:t xml:space="preserve">regenerated via pandoc</w:t>
+            </w:r>
+          </w:p>
+        </w:tc>
+      </w:tr>
+    </w:tbl>
+    <w:p>
+      <w:pPr>
+        <w:pStyle w:val="BodyText"/>
+      </w:pPr>
+      <w:r>
+        <w:rPr>
+          <w:b/>
+        </w:rPr>
+        <w:t xml:space="preserve">Commit hand-off (PowerShell):</w:t>
+      </w:r>
+    </w:p>
+    <w:p>
+      <w:pPr>
+        <w:pStyle w:val="SourceCode"/>
+      </w:pPr>
+      <w:r>
+        <w:rPr>
+          <w:rStyle w:val="CommentTok"/>
+        </w:rPr>
+        <w:t xml:space="preserve"># uiao-core — Step 0a registries + schema + ARCHITECTURE.md dual-axis</w:t>
+      </w:r>
+      <w:r>
+        <w:br/>
+      </w:r>
+      <w:r>
+        <w:rPr>
+          <w:rStyle w:val="FunctionTok"/>
+        </w:rPr>
+        <w:t xml:space="preserve">Set-Location</w:t>
+      </w:r>
+      <w:r>
+        <w:rPr>
+          <w:rStyle w:val="NormalTok"/>
+        </w:rPr>
+        <w:t xml:space="preserve"> 'C:\Users\whale\uiao-core'</w:t>
+      </w:r>
+      <w:r>
+        <w:br/>
+      </w:r>
+      <w:r>
+        <w:rPr>
+          <w:rStyle w:val="NormalTok"/>
+        </w:rPr>
+        <w:t xml:space="preserve">git add schemas/adapter-registry/ canon/adapter-registry.</w:t>
+      </w:r>
+      <w:r>
+        <w:rPr>
+          <w:rStyle w:val="FunctionTok"/>
+        </w:rPr>
+        <w:t xml:space="preserve">yaml</w:t>
+      </w:r>
+      <w:r>
+        <w:rPr>
+          <w:rStyle w:val="NormalTok"/>
+        </w:rPr>
+        <w:t xml:space="preserve"> canon/modernization-registry.</w:t>
+      </w:r>
+      <w:r>
+        <w:rPr>
+          <w:rStyle w:val="FunctionTok"/>
+        </w:rPr>
+        <w:t xml:space="preserve">yaml</w:t>
+      </w:r>
+      <w:r>
+        <w:rPr>
+          <w:rStyle w:val="NormalTok"/>
+        </w:rPr>
+        <w:t xml:space="preserve"> ARCHITECTURE.</w:t>
+      </w:r>
+      <w:r>
+        <w:rPr>
+          <w:rStyle w:val="FunctionTok"/>
+        </w:rPr>
+        <w:t xml:space="preserve">md</w:t>
+      </w:r>
+      <w:r>
+        <w:br/>
+      </w:r>
+      <w:r>
+        <w:rPr>
+          <w:rStyle w:val="NormalTok"/>
+        </w:rPr>
+        <w:t xml:space="preserve">git commit -m </w:t>
+      </w:r>
+      <w:r>
+        <w:rPr>
+          <w:rStyle w:val="StringTok"/>
+        </w:rPr>
+        <w:t xml:space="preserve">"[UIAO-CORE] CREATE: Step 0a — adapter registries (dual-axis taxonomy) + ARCHITECTURE.md v0.5.0"</w:t>
+      </w:r>
+      <w:r>
+        <w:br/>
+      </w:r>
+      <w:r>
+        <w:rPr>
+          <w:rStyle w:val="NormalTok"/>
+        </w:rPr>
+        <w:t xml:space="preserve">git push</w:t>
+      </w:r>
+      <w:r>
+        <w:br/>
+      </w:r>
+      <w:r>
+        <w:br/>
+      </w:r>
+      <w:r>
+        <w:rPr>
+          <w:rStyle w:val="CommentTok"/>
+        </w:rPr>
+        <w:t xml:space="preserve"># uiao-docs — session log append</w:t>
+      </w:r>
+      <w:r>
+        <w:br/>
+      </w:r>
+      <w:r>
+        <w:rPr>
+          <w:rStyle w:val="FunctionTok"/>
+        </w:rPr>
+        <w:t xml:space="preserve">Set-Location</w:t>
+      </w:r>
+      <w:r>
+        <w:rPr>
+          <w:rStyle w:val="NormalTok"/>
+        </w:rPr>
+        <w:t xml:space="preserve"> 'C:\Users\whale\uiao-docs'</w:t>
+      </w:r>
+      <w:r>
+        <w:br/>
+      </w:r>
+      <w:r>
+        <w:rPr>
+          <w:rStyle w:val="NormalTok"/>
+        </w:rPr>
+        <w:t xml:space="preserve">git add docs/session-logs/2026-04-14-customer-docs-platform.</w:t>
+      </w:r>
+      <w:r>
+        <w:rPr>
+          <w:rStyle w:val="FunctionTok"/>
+        </w:rPr>
+        <w:t xml:space="preserve">md</w:t>
+      </w:r>
+      <w:r>
+        <w:rPr>
+          <w:rStyle w:val="NormalTok"/>
+        </w:rPr>
+        <w:t xml:space="preserve"> docs/session-logs/2026-04-14-customer-docs-platform.</w:t>
+      </w:r>
+      <w:r>
+        <w:rPr>
+          <w:rStyle w:val="FunctionTok"/>
+        </w:rPr>
+        <w:t xml:space="preserve">docx</w:t>
+      </w:r>
+      <w:r>
+        <w:br/>
+      </w:r>
+      <w:r>
+        <w:rPr>
+          <w:rStyle w:val="NormalTok"/>
+        </w:rPr>
+        <w:t xml:space="preserve">git commit -m </w:t>
+      </w:r>
+      <w:r>
+        <w:rPr>
+          <w:rStyle w:val="StringTok"/>
+        </w:rPr>
+        <w:t xml:space="preserve">"[UIAO-DOCS] LOG: append Turn 4-5 — Step 0a adapter registries landed"</w:t>
+      </w:r>
+      <w:r>
+        <w:br/>
+      </w:r>
+      <w:r>
+        <w:rPr>
+          <w:rStyle w:val="NormalTok"/>
+        </w:rPr>
+        <w:t xml:space="preserve">git push</w:t>
+      </w:r>
+    </w:p>
+    <w:p>
+      <w:r>
+        <w:pict>
+          <v:rect style="width:0;height:1.5pt" o:hralign="center" o:hrstd="t" o:hr="t"/>
+        </w:pict>
+      </w:r>
+    </w:p>
+    <w:p>
+      <w:pPr>
+        <w:pStyle w:val="Heading2"/>
+      </w:pPr>
+      <w:bookmarkStart w:id="29" w:name="next-up"/>
+      <w:r>
+        <w:t xml:space="preserve">Next Up</w:t>
+      </w:r>
+      <w:bookmarkEnd w:id="29"/>
+    </w:p>
+    <w:p>
+      <w:pPr>
+        <w:numPr>
+          <w:ilvl w:val="0"/>
+          <w:numId w:val="1020"/>
+        </w:numPr>
+        <w:pStyle w:val="Compact"/>
+      </w:pPr>
+      <w:r>
+        <w:rPr>
+          <w:b/>
+        </w:rPr>
+        <w:t xml:space="preserve">Step 0a supporting — tooling.</w:t>
+      </w:r>
+      <w:r>
+        <w:t xml:space="preserve"> </w:t>
+      </w:r>
+      <w:r>
+        <w:t xml:space="preserve">Add a small Python validator (</w:t>
+      </w:r>
+      <w:r>
+        <w:rPr>
+          <w:rStyle w:val="VerbatimChar"/>
+        </w:rPr>
+        <w:t xml:space="preserve">tools/validate_registries.py</w:t>
+      </w:r>
+      <w:r>
+        <w:t xml:space="preserve">) and wire it into the existing CI gates (</w:t>
+      </w:r>
+      <w:r>
+        <w:rPr>
+          <w:rStyle w:val="VerbatimChar"/>
+        </w:rPr>
+        <w:t xml:space="preserve">metadata-validator</w:t>
+      </w:r>
+      <w:r>
+        <w:t xml:space="preserve"> </w:t>
+      </w:r>
+      <w:r>
+        <w:t xml:space="preserve">check). Also consider a canonical-YAML linter (enforce key ordering so diffs stay clean).</w:t>
+      </w:r>
+    </w:p>
+    <w:p>
+      <w:pPr>
+        <w:numPr>
+          <w:ilvl w:val="0"/>
+          <w:numId w:val="1020"/>
+        </w:numPr>
+        <w:pStyle w:val="Compact"/>
+      </w:pPr>
+      <w:r>
+        <w:rPr>
+          <w:b/>
+        </w:rPr>
+        <w:t xml:space="preserve">Step 0b — Cross-repo sync.</w:t>
+      </w:r>
+      <w:r>
+        <w:t xml:space="preserve"> </w:t>
+      </w:r>
+      <w:r>
+        <w:t xml:space="preserve">Build</w:t>
+      </w:r>
+      <w:r>
+        <w:t xml:space="preserve"> </w:t>
+      </w:r>
+      <w:r>
+        <w:rPr>
+          <w:rStyle w:val="VerbatimChar"/>
+        </w:rPr>
+        <w:t xml:space="preserve">uiao-core/tools/sync_canon.py</w:t>
+      </w:r>
+      <w:r>
+        <w:t xml:space="preserve"> </w:t>
+      </w:r>
+      <w:r>
+        <w:t xml:space="preserve">+</w:t>
+      </w:r>
+      <w:r>
+        <w:t xml:space="preserve"> </w:t>
+      </w:r>
+      <w:r>
+        <w:rPr>
+          <w:rStyle w:val="VerbatimChar"/>
+        </w:rPr>
+        <w:t xml:space="preserve">.github/workflows/canon-sync-dispatch.yml</w:t>
+      </w:r>
+      <w:r>
+        <w:t xml:space="preserve">, and the matching receiver</w:t>
+      </w:r>
+      <w:r>
+        <w:t xml:space="preserve"> </w:t>
+      </w:r>
+      <w:r>
+        <w:rPr>
+          <w:rStyle w:val="VerbatimChar"/>
+        </w:rPr>
+        <w:t xml:space="preserve">uiao-docs/.github/workflows/canon-sync-receive.yml</w:t>
+      </w:r>
+      <w:r>
+        <w:t xml:space="preserve">. This is what turns the registries from static files into a propagating source of truth.</w:t>
+      </w:r>
+    </w:p>
+    <w:p>
+      <w:pPr>
+        <w:numPr>
+          <w:ilvl w:val="0"/>
+          <w:numId w:val="1020"/>
+        </w:numPr>
+        <w:pStyle w:val="Compact"/>
+      </w:pPr>
+      <w:r>
+        <w:rPr>
+          <w:b/>
+        </w:rPr>
+        <w:t xml:space="preserve">ODA-15 resolution.</w:t>
+      </w:r>
+      <w:r>
+        <w:t xml:space="preserve"> </w:t>
+      </w:r>
+      <w:r>
+        <w:t xml:space="preserve">At some point Michael picks (a), (b), or (c). Until then, modernization adapters stay</w:t>
+      </w:r>
+      <w:r>
+        <w:t xml:space="preserve"> </w:t>
+      </w:r>
+      <w:r>
+        <w:rPr>
+          <w:rStyle w:val="VerbatimChar"/>
+        </w:rPr>
+        <w:t xml:space="preserve">unmapped</w:t>
+      </w:r>
+      <w:r>
+        <w:t xml:space="preserve"> </w:t>
+      </w:r>
+      <w:r>
+        <w:t xml:space="preserve">and any canon review of UIAO_003 must carry ODA-15 as a blocker for promoting §4.2–§4.5 from NEW (Proposed) to canonical.</w:t>
+      </w:r>
+    </w:p>
+    <w:p>
+      <w:pPr>
+        <w:numPr>
+          <w:ilvl w:val="0"/>
+          <w:numId w:val="1020"/>
+        </w:numPr>
+        <w:pStyle w:val="Compact"/>
+      </w:pPr>
+      <w:r>
+        <w:rPr>
+          <w:b/>
+        </w:rPr>
+        <w:t xml:space="preserve">Track 1 monitoring action item.</w:t>
+      </w:r>
+      <w:r>
+        <w:t xml:space="preserve"> </w:t>
+      </w:r>
+      <w:r>
+        <w:t xml:space="preserve">Owner still needs to subscribe to</w:t>
+      </w:r>
+      <w:r>
+        <w:t xml:space="preserve"> </w:t>
+      </w:r>
+      <w:r>
+        <w:rPr>
+          <w:rStyle w:val="VerbatimChar"/>
+        </w:rPr>
+        <w:t xml:space="preserve">cisagov/ScubaGear</w:t>
+      </w:r>
+      <w:r>
+        <w:t xml:space="preserve"> </w:t>
+      </w:r>
+      <w:r>
+        <w:t xml:space="preserve">releases on GitHub (prior session carryover).</w:t>
       </w:r>
     </w:p>
     <w:sectPr/>
@@ -2685,6 +4949,27 @@
     <w:abstractNumId w:val="991"/>
   </w:num>
   <w:num w:numId="1013">
+    <w:abstractNumId w:val="991"/>
+  </w:num>
+  <w:num w:numId="1014">
+    <w:abstractNumId w:val="991"/>
+  </w:num>
+  <w:num w:numId="1015">
+    <w:abstractNumId w:val="991"/>
+  </w:num>
+  <w:num w:numId="1016">
+    <w:abstractNumId w:val="991"/>
+  </w:num>
+  <w:num w:numId="1017">
+    <w:abstractNumId w:val="991"/>
+  </w:num>
+  <w:num w:numId="1018">
+    <w:abstractNumId w:val="991"/>
+  </w:num>
+  <w:num w:numId="1019">
+    <w:abstractNumId w:val="991"/>
+  </w:num>
+  <w:num w:numId="1020">
     <w:abstractNumId w:val="991"/>
   </w:num>
 </w:numbering>

--- a/docs/session-logs/2026-04-14-customer-docs-platform.docx
+++ b/docs/session-logs/2026-04-14-customer-docs-platform.docx
@@ -48,25 +48,23 @@
         <w:t xml:space="preserve">2026-04-14</w:t>
       </w:r>
     </w:p>
+    <w:bookmarkStart w:id="46" w:name="X7568d1bc90fa7f7972089d532cf2882e731c2bb"/>
     <w:p>
       <w:pPr>
         <w:pStyle w:val="Heading1"/>
       </w:pPr>
-      <w:bookmarkStart w:id="20" w:name="X7568d1bc90fa7f7972089d532cf2882e731c2bb"/>
       <w:r>
         <w:t xml:space="preserve">Customer Documentation Platform — Bootstrap Session</w:t>
       </w:r>
-      <w:bookmarkEnd w:id="20"/>
-    </w:p>
+    </w:p>
+    <w:bookmarkStart w:id="20" w:name="context"/>
     <w:p>
       <w:pPr>
         <w:pStyle w:val="Heading2"/>
       </w:pPr>
-      <w:bookmarkStart w:id="21" w:name="context"/>
       <w:r>
         <w:t xml:space="preserve">Context</w:t>
       </w:r>
-      <w:bookmarkEnd w:id="21"/>
     </w:p>
     <w:p>
       <w:pPr>
@@ -80,6 +78,7 @@
       </w:r>
       <w:r>
         <w:rPr>
+          <w:bCs/>
           <w:b/>
         </w:rPr>
         <w:t xml:space="preserve">Customer Documentation Platform</w:t>
@@ -102,6 +101,7 @@
       <w:r>
         <w:rPr>
           <w:rStyle w:val="VerbatimChar"/>
+          <w:bCs/>
           <w:b/>
         </w:rPr>
         <w:t xml:space="preserve">WhalerMike/uiao-core</w:t>
@@ -124,6 +124,7 @@
       <w:r>
         <w:rPr>
           <w:rStyle w:val="VerbatimChar"/>
+          <w:bCs/>
           <w:b/>
         </w:rPr>
         <w:t xml:space="preserve">WhalerMike/uiao-docs</w:t>
@@ -161,6 +162,7 @@
       <w:r>
         <w:rPr>
           <w:rStyle w:val="VerbatimChar"/>
+          <w:bCs/>
           <w:b/>
         </w:rPr>
         <w:t xml:space="preserve">WhalerMike/uiao-gos</w:t>
@@ -196,6 +198,7 @@
       </w:r>
       <w:r>
         <w:rPr>
+          <w:bCs/>
           <w:b/>
         </w:rPr>
         <w:t xml:space="preserve">ADR-025</w:t>
@@ -219,15 +222,15 @@
         <w:t xml:space="preserve">, and ADRs stay scoped to discrete decisions.</w:t>
       </w:r>
     </w:p>
+    <w:bookmarkEnd w:id="20"/>
+    <w:bookmarkStart w:id="21" w:name="prior-session-summary-carried-over"/>
     <w:p>
       <w:pPr>
         <w:pStyle w:val="Heading2"/>
       </w:pPr>
-      <w:bookmarkStart w:id="22" w:name="prior-session-summary-carried-over"/>
       <w:r>
         <w:t xml:space="preserve">Prior-Session Summary (carried over)</w:t>
       </w:r>
-      <w:bookmarkEnd w:id="22"/>
     </w:p>
     <w:p>
       <w:pPr>
@@ -247,6 +250,7 @@
       </w:pPr>
       <w:r>
         <w:rPr>
+          <w:bCs/>
           <w:b/>
         </w:rPr>
         <w:t xml:space="preserve">ScubaGear integration design.</w:t>
@@ -277,6 +281,7 @@
       </w:r>
       <w:r>
         <w:rPr>
+          <w:iCs/>
           <w:i/>
         </w:rPr>
         <w:t xml:space="preserve">Conformance Adapter</w:t>
@@ -361,6 +366,7 @@
       </w:pPr>
       <w:r>
         <w:rPr>
+          <w:bCs/>
           <w:b/>
         </w:rPr>
         <w:t xml:space="preserve">Continuous Monitoring Program canon.</w:t>
@@ -406,6 +412,7 @@
       </w:r>
       <w:r>
         <w:rPr>
+          <w:iCs/>
           <w:i/>
         </w:rPr>
         <w:t xml:space="preserve">inside</w:t>
@@ -427,6 +434,7 @@
       </w:pPr>
       <w:r>
         <w:rPr>
+          <w:bCs/>
           <w:b/>
         </w:rPr>
         <w:t xml:space="preserve">Source verification.</w:t>
@@ -535,6 +543,7 @@
       </w:pPr>
       <w:r>
         <w:rPr>
+          <w:bCs/>
           <w:b/>
         </w:rPr>
         <w:t xml:space="preserve">Monitoring strategy.</w:t>
@@ -586,6 +595,7 @@
       </w:pPr>
       <w:r>
         <w:rPr>
+          <w:bCs/>
           <w:b/>
         </w:rPr>
         <w:t xml:space="preserve">ADR-025.</w:t>
@@ -622,6 +632,7 @@
       </w:pPr>
       <w:r>
         <w:rPr>
+          <w:bCs/>
           <w:b/>
         </w:rPr>
         <w:t xml:space="preserve">Commits landed.</w:t>
@@ -767,15 +778,15 @@
         <w:t xml:space="preserve">)</w:t>
       </w:r>
     </w:p>
+    <w:bookmarkEnd w:id="21"/>
+    <w:bookmarkStart w:id="22" w:name="Xc0db9158a011e799989e63de5e4b9356090c86b"/>
     <w:p>
       <w:pPr>
         <w:pStyle w:val="Heading2"/>
       </w:pPr>
-      <w:bookmarkStart w:id="23" w:name="Xc0db9158a011e799989e63de5e4b9356090c86b"/>
       <w:r>
         <w:t xml:space="preserve">Pending Work (queued at start of this session)</w:t>
       </w:r>
-      <w:bookmarkEnd w:id="23"/>
     </w:p>
     <w:p>
       <w:pPr>
@@ -820,6 +831,7 @@
       </w:r>
       <w:r>
         <w:rPr>
+          <w:bCs/>
           <w:b/>
         </w:rPr>
         <w:t xml:space="preserve">DONE</w:t>
@@ -856,6 +868,7 @@
       </w:pPr>
       <w:r>
         <w:rPr>
+          <w:bCs/>
           <w:b/>
         </w:rPr>
         <w:t xml:space="preserve">Step 0a</w:t>
@@ -1057,6 +1070,7 @@
       </w:pPr>
       <w:r>
         <w:rPr>
+          <w:bCs/>
           <w:b/>
         </w:rPr>
         <w:t xml:space="preserve">Step 0a supporting</w:t>
@@ -1108,6 +1122,7 @@
       </w:pPr>
       <w:r>
         <w:rPr>
+          <w:bCs/>
           <w:b/>
         </w:rPr>
         <w:t xml:space="preserve">Step 0b</w:t>
@@ -1195,6 +1210,7 @@
       </w:pPr>
       <w:r>
         <w:rPr>
+          <w:bCs/>
           <w:b/>
         </w:rPr>
         <w:t xml:space="preserve">Steps 1–7</w:t>
@@ -1297,6 +1313,7 @@
       </w:pPr>
       <w:r>
         <w:rPr>
+          <w:bCs/>
           <w:b/>
         </w:rPr>
         <w:t xml:space="preserve">Owner-side action</w:t>
@@ -1330,15 +1347,15 @@
         </w:pict>
       </w:r>
     </w:p>
+    <w:bookmarkEnd w:id="22"/>
+    <w:bookmarkStart w:id="23" w:name="turn-1-2026-04-14t1445z-michael"/>
     <w:p>
       <w:pPr>
         <w:pStyle w:val="Heading2"/>
       </w:pPr>
-      <w:bookmarkStart w:id="24" w:name="turn-1-2026-04-14t1445z-michael"/>
       <w:r>
         <w:t xml:space="preserve">Turn 1 — 2026-04-14T14:45Z — Michael</w:t>
       </w:r>
-      <w:bookmarkEnd w:id="24"/>
     </w:p>
     <w:p>
       <w:pPr>
@@ -1366,6 +1383,7 @@
       </w:pPr>
       <w:r>
         <w:rPr>
+          <w:bCs/>
           <w:b/>
         </w:rPr>
         <w:t xml:space="preserve">Interpretation:</w:t>
@@ -1440,6 +1458,7 @@
       </w:pPr>
       <w:r>
         <w:rPr>
+          <w:bCs/>
           <w:b/>
         </w:rPr>
         <w:t xml:space="preserve">Actions:</w:t>
@@ -1458,15 +1477,15 @@
         </w:pict>
       </w:r>
     </w:p>
+    <w:bookmarkEnd w:id="23"/>
+    <w:bookmarkStart w:id="24" w:name="turn-2-2026-04-14t1500z-michael"/>
     <w:p>
       <w:pPr>
         <w:pStyle w:val="Heading2"/>
       </w:pPr>
-      <w:bookmarkStart w:id="25" w:name="turn-2-2026-04-14t1500z-michael"/>
       <w:r>
         <w:t xml:space="preserve">Turn 2 — 2026-04-14T15:00Z — Michael</w:t>
       </w:r>
-      <w:bookmarkEnd w:id="25"/>
     </w:p>
     <w:p>
       <w:pPr>
@@ -1482,6 +1501,7 @@
       </w:pPr>
       <w:r>
         <w:rPr>
+          <w:bCs/>
           <w:b/>
         </w:rPr>
         <w:t xml:space="preserve">Interpretation:</w:t>
@@ -1514,6 +1534,7 @@
       </w:pPr>
       <w:r>
         <w:rPr>
+          <w:bCs/>
           <w:b/>
         </w:rPr>
         <w:t xml:space="preserve">Actions (Claude):</w:t>
@@ -1556,6 +1577,7 @@
       </w:pPr>
       <w:r>
         <w:rPr>
+          <w:iCs/>
           <w:i/>
         </w:rPr>
         <w:t xml:space="preserve">Format:</w:t>
@@ -1577,6 +1599,7 @@
       </w:pPr>
       <w:r>
         <w:rPr>
+          <w:iCs/>
           <w:i/>
         </w:rPr>
         <w:t xml:space="preserve">Location:</w:t>
@@ -1619,15 +1642,15 @@
         </w:pict>
       </w:r>
     </w:p>
+    <w:bookmarkEnd w:id="24"/>
+    <w:bookmarkStart w:id="25" w:name="turn-3-2026-04-14t1504z-michael"/>
     <w:p>
       <w:pPr>
         <w:pStyle w:val="Heading2"/>
       </w:pPr>
-      <w:bookmarkStart w:id="26" w:name="turn-3-2026-04-14t1504z-michael"/>
       <w:r>
         <w:t xml:space="preserve">Turn 3 — 2026-04-14T15:04Z — Michael</w:t>
       </w:r>
-      <w:bookmarkEnd w:id="26"/>
     </w:p>
     <w:p>
       <w:pPr>
@@ -1635,12 +1658,14 @@
       </w:pPr>
       <w:r>
         <w:rPr>
+          <w:bCs/>
           <w:b/>
         </w:rPr>
         <w:t xml:space="preserve">Answers via</w:t>
       </w:r>
       <w:r>
         <w:rPr>
+          <w:bCs/>
           <w:b/>
         </w:rPr>
         <w:t xml:space="preserve"> </w:t>
@@ -1648,12 +1673,14 @@
       <w:r>
         <w:rPr>
           <w:rStyle w:val="VerbatimChar"/>
+          <w:bCs/>
           <w:b/>
         </w:rPr>
         <w:t xml:space="preserve">AskUserQuestion</w:t>
       </w:r>
       <w:r>
         <w:rPr>
+          <w:bCs/>
           <w:b/>
         </w:rPr>
         <w:t xml:space="preserve">:</w:t>
@@ -1675,6 +1702,7 @@
       </w:r>
       <w:r>
         <w:rPr>
+          <w:bCs/>
           <w:b/>
         </w:rPr>
         <w:t xml:space="preserve">Word + Markdown mirror</w:t>
@@ -1697,18 +1725,21 @@
       <w:r>
         <w:rPr>
           <w:rStyle w:val="VerbatimChar"/>
+          <w:bCs/>
           <w:b/>
         </w:rPr>
         <w:t xml:space="preserve">uiao-docs/docs/session-logs/</w:t>
       </w:r>
       <w:r>
         <w:rPr>
+          <w:bCs/>
           <w:b/>
         </w:rPr>
         <w:t xml:space="preserve"> </w:t>
       </w:r>
       <w:r>
         <w:rPr>
+          <w:bCs/>
           <w:b/>
         </w:rPr>
         <w:t xml:space="preserve">(Recommended)</w:t>
@@ -1720,6 +1751,7 @@
       </w:pPr>
       <w:r>
         <w:rPr>
+          <w:bCs/>
           <w:b/>
         </w:rPr>
         <w:t xml:space="preserve">Actions (Claude):</w:t>
@@ -1989,6 +2021,7 @@
       </w:pPr>
       <w:r>
         <w:rPr>
+          <w:bCs/>
           <w:b/>
         </w:rPr>
         <w:t xml:space="preserve">Files touched:</w:t>
@@ -2063,6 +2096,7 @@
       </w:pPr>
       <w:r>
         <w:rPr>
+          <w:bCs/>
           <w:b/>
         </w:rPr>
         <w:t xml:space="preserve">Commit hand-off (PowerShell):</w:t>
@@ -2082,7 +2116,13 @@
         <w:rPr>
           <w:rStyle w:val="NormalTok"/>
         </w:rPr>
-        <w:t xml:space="preserve"> 'C:\Users\whale\uiao-docs'</w:t>
+        <w:t xml:space="preserve"> </w:t>
+      </w:r>
+      <w:r>
+        <w:rPr>
+          <w:rStyle w:val="StringTok"/>
+        </w:rPr>
+        <w:t xml:space="preserve">'C:\Users\whale\uiao-docs'</w:t>
       </w:r>
       <w:r>
         <w:br/>
@@ -2091,7 +2131,37 @@
         <w:rPr>
           <w:rStyle w:val="NormalTok"/>
         </w:rPr>
-        <w:t xml:space="preserve">git add docs/session-logs/</w:t>
+        <w:t xml:space="preserve">git add docs</w:t>
+      </w:r>
+      <w:r>
+        <w:rPr>
+          <w:rStyle w:val="OperatorTok"/>
+        </w:rPr>
+        <w:t xml:space="preserve">/</w:t>
+      </w:r>
+      <w:r>
+        <w:rPr>
+          <w:rStyle w:val="NormalTok"/>
+        </w:rPr>
+        <w:t xml:space="preserve">session</w:t>
+      </w:r>
+      <w:r>
+        <w:rPr>
+          <w:rStyle w:val="OperatorTok"/>
+        </w:rPr>
+        <w:t xml:space="preserve">-</w:t>
+      </w:r>
+      <w:r>
+        <w:rPr>
+          <w:rStyle w:val="NormalTok"/>
+        </w:rPr>
+        <w:t xml:space="preserve">logs</w:t>
+      </w:r>
+      <w:r>
+        <w:rPr>
+          <w:rStyle w:val="OperatorTok"/>
+        </w:rPr>
+        <w:t xml:space="preserve">/</w:t>
       </w:r>
       <w:r>
         <w:br/>
@@ -2100,7 +2170,19 @@
         <w:rPr>
           <w:rStyle w:val="NormalTok"/>
         </w:rPr>
-        <w:t xml:space="preserve">git commit -m </w:t>
+        <w:t xml:space="preserve">git commit </w:t>
+      </w:r>
+      <w:r>
+        <w:rPr>
+          <w:rStyle w:val="OperatorTok"/>
+        </w:rPr>
+        <w:t xml:space="preserve">-</w:t>
+      </w:r>
+      <w:r>
+        <w:rPr>
+          <w:rStyle w:val="NormalTok"/>
+        </w:rPr>
+        <w:t xml:space="preserve">m </w:t>
       </w:r>
       <w:r>
         <w:rPr>
@@ -2132,15 +2214,15 @@
         </w:pict>
       </w:r>
     </w:p>
+    <w:bookmarkEnd w:id="25"/>
+    <w:bookmarkStart w:id="26" w:name="turn-4-2026-04-14t1512z-michael"/>
     <w:p>
       <w:pPr>
         <w:pStyle w:val="Heading2"/>
       </w:pPr>
-      <w:bookmarkStart w:id="27" w:name="turn-4-2026-04-14t1512z-michael"/>
       <w:r>
         <w:t xml:space="preserve">Turn 4 — 2026-04-14T15:12Z — Michael</w:t>
       </w:r>
-      <w:bookmarkEnd w:id="27"/>
     </w:p>
     <w:p>
       <w:pPr>
@@ -2189,6 +2271,7 @@
       </w:pPr>
       <w:r>
         <w:rPr>
+          <w:bCs/>
           <w:b/>
         </w:rPr>
         <w:t xml:space="preserve">Interpretation:</w:t>
@@ -2206,6 +2289,7 @@
       </w:pPr>
       <w:r>
         <w:rPr>
+          <w:bCs/>
           <w:b/>
         </w:rPr>
         <w:t xml:space="preserve">Actions (Claude):</w:t>
@@ -2260,6 +2344,7 @@
       </w:pPr>
       <w:r>
         <w:rPr>
+          <w:bCs/>
           <w:b/>
         </w:rPr>
         <w:t xml:space="preserve">Discovered taxonomy collision.</w:t>
@@ -2325,15 +2410,15 @@
         <w:t xml:space="preserve">.</w:t>
       </w:r>
     </w:p>
+    <w:bookmarkEnd w:id="26"/>
+    <w:bookmarkStart w:id="27" w:name="X8d3411307314efbbed596429543287678db6e73"/>
     <w:p>
       <w:pPr>
         <w:pStyle w:val="Heading2"/>
       </w:pPr>
-      <w:bookmarkStart w:id="28" w:name="X8d3411307314efbbed596429543287678db6e73"/>
       <w:r>
         <w:t xml:space="preserve">Turn 5 — 2026-04-14T15:15Z — Michael (via AskUserQuestion)</w:t>
       </w:r>
-      <w:bookmarkEnd w:id="28"/>
     </w:p>
     <w:p>
       <w:pPr>
@@ -2341,6 +2426,7 @@
       </w:pPr>
       <w:r>
         <w:rPr>
+          <w:bCs/>
           <w:b/>
         </w:rPr>
         <w:t xml:space="preserve">Answer:</w:t>
@@ -2388,6 +2474,7 @@
       </w:pPr>
       <w:r>
         <w:rPr>
+          <w:bCs/>
           <w:b/>
         </w:rPr>
         <w:t xml:space="preserve">Actions (Claude):</w:t>
@@ -2485,6 +2572,7 @@
       <w:r>
         <w:rPr>
           <w:rStyle w:val="VerbatimChar"/>
+          <w:bCs/>
           <w:b/>
         </w:rPr>
         <w:t xml:space="preserve">uiao-core/schemas/adapter-registry/adapter-registry.schema.json</w:t>
@@ -3047,6 +3135,7 @@
       <w:r>
         <w:rPr>
           <w:rStyle w:val="VerbatimChar"/>
+          <w:bCs/>
           <w:b/>
         </w:rPr>
         <w:t xml:space="preserve">uiao-core/canon/modernization-registry.yaml</w:t>
@@ -3255,6 +3344,7 @@
       <w:r>
         <w:rPr>
           <w:rStyle w:val="VerbatimChar"/>
+          <w:bCs/>
           <w:b/>
         </w:rPr>
         <w:t xml:space="preserve">uiao-core/canon/adapter-registry.yaml</w:t>
@@ -3300,6 +3390,7 @@
       </w:r>
       <w:r>
         <w:rPr>
+          <w:bCs/>
           <w:b/>
         </w:rPr>
         <w:t xml:space="preserve">active</w:t>
@@ -3423,6 +3514,7 @@
       </w:r>
       <w:r>
         <w:rPr>
+          <w:bCs/>
           <w:b/>
         </w:rPr>
         <w:t xml:space="preserve">reserved</w:t>
@@ -3480,6 +3572,7 @@
       </w:r>
       <w:r>
         <w:rPr>
+          <w:bCs/>
           <w:b/>
         </w:rPr>
         <w:t xml:space="preserve">reserved</w:t>
@@ -3537,6 +3630,7 @@
       </w:r>
       <w:r>
         <w:rPr>
+          <w:bCs/>
           <w:b/>
         </w:rPr>
         <w:t xml:space="preserve">reserved</w:t>
@@ -3579,6 +3673,7 @@
       </w:pPr>
       <w:r>
         <w:rPr>
+          <w:bCs/>
           <w:b/>
         </w:rPr>
         <w:t xml:space="preserve">Validated both YAMLs</w:t>
@@ -3696,6 +3791,7 @@
       </w:r>
       <w:r>
         <w:rPr>
+          <w:bCs/>
           <w:b/>
         </w:rPr>
         <w:t xml:space="preserve">both files clean, 9 adapters total (5 modernization + 4 conformance).</w:t>
@@ -3724,6 +3820,7 @@
       <w:r>
         <w:rPr>
           <w:rStyle w:val="VerbatimChar"/>
+          <w:bCs/>
           <w:b/>
         </w:rPr>
         <w:t xml:space="preserve">uiao-core/ARCHITECTURE.md</w:t>
@@ -3829,6 +3926,7 @@
       </w:r>
       <w:r>
         <w:rPr>
+          <w:bCs/>
           <w:b/>
         </w:rPr>
         <w:t xml:space="preserve">ODA-15</w:t>
@@ -3921,6 +4019,7 @@
       </w:pPr>
       <w:r>
         <w:rPr>
+          <w:bCs/>
           <w:b/>
         </w:rPr>
         <w:t xml:space="preserve">Files touched:</w:t>
@@ -3929,8 +4028,9 @@
     <w:tbl>
       <w:tblPr>
         <w:tblStyle w:val="Table"/>
-        <w:tblW w:type="pct" w:w="5000.0"/>
-        <w:tblLook w:firstRow="1"/>
+        <w:tblW w:type="pct" w:w="5000"/>
+        <w:tblLook w:firstRow="1" w:lastRow="0" w:firstColumn="0" w:lastColumn="0" w:noHBand="0" w:noVBand="0" w:val="0020"/>
+        <w:jc w:val="start"/>
       </w:tblPr>
       <w:tblGrid>
         <w:gridCol w:w="3960"/>
@@ -3938,15 +4038,10 @@
       </w:tblGrid>
       <w:tr>
         <w:trPr>
-          <w:cnfStyle w:firstRow="1"/>
+          <w:tblHeader w:val="true"/>
         </w:trPr>
         <w:tc>
-          <w:tcPr>
-            <w:tcBorders>
-              <w:bottom w:val="single"/>
-            </w:tcBorders>
-            <w:vAlign w:val="bottom"/>
-          </w:tcPr>
+          <w:tcPr/>
           <w:p>
             <w:pPr>
               <w:pStyle w:val="Compact"/>
@@ -3958,12 +4053,7 @@
           </w:p>
         </w:tc>
         <w:tc>
-          <w:tcPr>
-            <w:tcBorders>
-              <w:bottom w:val="single"/>
-            </w:tcBorders>
-            <w:vAlign w:val="bottom"/>
-          </w:tcPr>
+          <w:tcPr/>
           <w:p>
             <w:pPr>
               <w:pStyle w:val="Compact"/>
@@ -3977,6 +4067,7 @@
       </w:tr>
       <w:tr>
         <w:tc>
+          <w:tcPr/>
           <w:p>
             <w:pPr>
               <w:pStyle w:val="Compact"/>
@@ -3991,6 +4082,7 @@
           </w:p>
         </w:tc>
         <w:tc>
+          <w:tcPr/>
           <w:p>
             <w:pPr>
               <w:pStyle w:val="Compact"/>
@@ -4004,6 +4096,7 @@
       </w:tr>
       <w:tr>
         <w:tc>
+          <w:tcPr/>
           <w:p>
             <w:pPr>
               <w:pStyle w:val="Compact"/>
@@ -4018,6 +4111,7 @@
           </w:p>
         </w:tc>
         <w:tc>
+          <w:tcPr/>
           <w:p>
             <w:pPr>
               <w:pStyle w:val="Compact"/>
@@ -4031,6 +4125,7 @@
       </w:tr>
       <w:tr>
         <w:tc>
+          <w:tcPr/>
           <w:p>
             <w:pPr>
               <w:pStyle w:val="Compact"/>
@@ -4045,6 +4140,7 @@
           </w:p>
         </w:tc>
         <w:tc>
+          <w:tcPr/>
           <w:p>
             <w:pPr>
               <w:pStyle w:val="Compact"/>
@@ -4058,6 +4154,7 @@
       </w:tr>
       <w:tr>
         <w:tc>
+          <w:tcPr/>
           <w:p>
             <w:pPr>
               <w:pStyle w:val="Compact"/>
@@ -4072,6 +4169,7 @@
           </w:p>
         </w:tc>
         <w:tc>
+          <w:tcPr/>
           <w:p>
             <w:pPr>
               <w:pStyle w:val="Compact"/>
@@ -4085,6 +4183,7 @@
       </w:tr>
       <w:tr>
         <w:tc>
+          <w:tcPr/>
           <w:p>
             <w:pPr>
               <w:pStyle w:val="Compact"/>
@@ -4099,6 +4198,7 @@
           </w:p>
         </w:tc>
         <w:tc>
+          <w:tcPr/>
           <w:p>
             <w:pPr>
               <w:pStyle w:val="Compact"/>
@@ -4112,6 +4212,7 @@
       </w:tr>
       <w:tr>
         <w:tc>
+          <w:tcPr/>
           <w:p>
             <w:pPr>
               <w:pStyle w:val="Compact"/>
@@ -4126,6 +4227,7 @@
           </w:p>
         </w:tc>
         <w:tc>
+          <w:tcPr/>
           <w:p>
             <w:pPr>
               <w:pStyle w:val="Compact"/>
@@ -4144,6 +4246,7 @@
       </w:pPr>
       <w:r>
         <w:rPr>
+          <w:bCs/>
           <w:b/>
         </w:rPr>
         <w:t xml:space="preserve">Commit hand-off (PowerShell):</w:t>
@@ -4172,7 +4275,13 @@
         <w:rPr>
           <w:rStyle w:val="NormalTok"/>
         </w:rPr>
-        <w:t xml:space="preserve"> 'C:\Users\whale\uiao-core'</w:t>
+        <w:t xml:space="preserve"> </w:t>
+      </w:r>
+      <w:r>
+        <w:rPr>
+          <w:rStyle w:val="StringTok"/>
+        </w:rPr>
+        <w:t xml:space="preserve">'C:\Users\whale\uiao-core'</w:t>
       </w:r>
       <w:r>
         <w:br/>
@@ -4181,7 +4290,73 @@
         <w:rPr>
           <w:rStyle w:val="NormalTok"/>
         </w:rPr>
-        <w:t xml:space="preserve">git add schemas/adapter-registry/ canon/adapter-registry.</w:t>
+        <w:t xml:space="preserve">git add schemas</w:t>
+      </w:r>
+      <w:r>
+        <w:rPr>
+          <w:rStyle w:val="OperatorTok"/>
+        </w:rPr>
+        <w:t xml:space="preserve">/</w:t>
+      </w:r>
+      <w:r>
+        <w:rPr>
+          <w:rStyle w:val="NormalTok"/>
+        </w:rPr>
+        <w:t xml:space="preserve">adapter</w:t>
+      </w:r>
+      <w:r>
+        <w:rPr>
+          <w:rStyle w:val="OperatorTok"/>
+        </w:rPr>
+        <w:t xml:space="preserve">-</w:t>
+      </w:r>
+      <w:r>
+        <w:rPr>
+          <w:rStyle w:val="NormalTok"/>
+        </w:rPr>
+        <w:t xml:space="preserve">registry</w:t>
+      </w:r>
+      <w:r>
+        <w:rPr>
+          <w:rStyle w:val="OperatorTok"/>
+        </w:rPr>
+        <w:t xml:space="preserve">/</w:t>
+      </w:r>
+      <w:r>
+        <w:rPr>
+          <w:rStyle w:val="NormalTok"/>
+        </w:rPr>
+        <w:t xml:space="preserve"> canon</w:t>
+      </w:r>
+      <w:r>
+        <w:rPr>
+          <w:rStyle w:val="OperatorTok"/>
+        </w:rPr>
+        <w:t xml:space="preserve">/</w:t>
+      </w:r>
+      <w:r>
+        <w:rPr>
+          <w:rStyle w:val="NormalTok"/>
+        </w:rPr>
+        <w:t xml:space="preserve">adapter</w:t>
+      </w:r>
+      <w:r>
+        <w:rPr>
+          <w:rStyle w:val="OperatorTok"/>
+        </w:rPr>
+        <w:t xml:space="preserve">-</w:t>
+      </w:r>
+      <w:r>
+        <w:rPr>
+          <w:rStyle w:val="NormalTok"/>
+        </w:rPr>
+        <w:t xml:space="preserve">registry</w:t>
+      </w:r>
+      <w:r>
+        <w:rPr>
+          <w:rStyle w:val="OperatorTok"/>
+        </w:rPr>
+        <w:t xml:space="preserve">.</w:t>
       </w:r>
       <w:r>
         <w:rPr>
@@ -4193,7 +4368,37 @@
         <w:rPr>
           <w:rStyle w:val="NormalTok"/>
         </w:rPr>
-        <w:t xml:space="preserve"> canon/modernization-registry.</w:t>
+        <w:t xml:space="preserve"> canon</w:t>
+      </w:r>
+      <w:r>
+        <w:rPr>
+          <w:rStyle w:val="OperatorTok"/>
+        </w:rPr>
+        <w:t xml:space="preserve">/</w:t>
+      </w:r>
+      <w:r>
+        <w:rPr>
+          <w:rStyle w:val="NormalTok"/>
+        </w:rPr>
+        <w:t xml:space="preserve">modernization</w:t>
+      </w:r>
+      <w:r>
+        <w:rPr>
+          <w:rStyle w:val="OperatorTok"/>
+        </w:rPr>
+        <w:t xml:space="preserve">-</w:t>
+      </w:r>
+      <w:r>
+        <w:rPr>
+          <w:rStyle w:val="NormalTok"/>
+        </w:rPr>
+        <w:t xml:space="preserve">registry</w:t>
+      </w:r>
+      <w:r>
+        <w:rPr>
+          <w:rStyle w:val="OperatorTok"/>
+        </w:rPr>
+        <w:t xml:space="preserve">.</w:t>
       </w:r>
       <w:r>
         <w:rPr>
@@ -4205,7 +4410,13 @@
         <w:rPr>
           <w:rStyle w:val="NormalTok"/>
         </w:rPr>
-        <w:t xml:space="preserve"> ARCHITECTURE.</w:t>
+        <w:t xml:space="preserve"> ARCHITECTURE</w:t>
+      </w:r>
+      <w:r>
+        <w:rPr>
+          <w:rStyle w:val="OperatorTok"/>
+        </w:rPr>
+        <w:t xml:space="preserve">.</w:t>
       </w:r>
       <w:r>
         <w:rPr>
@@ -4220,7 +4431,19 @@
         <w:rPr>
           <w:rStyle w:val="NormalTok"/>
         </w:rPr>
-        <w:t xml:space="preserve">git commit -m </w:t>
+        <w:t xml:space="preserve">git commit </w:t>
+      </w:r>
+      <w:r>
+        <w:rPr>
+          <w:rStyle w:val="OperatorTok"/>
+        </w:rPr>
+        <w:t xml:space="preserve">-</w:t>
+      </w:r>
+      <w:r>
+        <w:rPr>
+          <w:rStyle w:val="NormalTok"/>
+        </w:rPr>
+        <w:t xml:space="preserve">m </w:t>
       </w:r>
       <w:r>
         <w:rPr>
@@ -4262,7 +4485,13 @@
         <w:rPr>
           <w:rStyle w:val="NormalTok"/>
         </w:rPr>
-        <w:t xml:space="preserve"> 'C:\Users\whale\uiao-docs'</w:t>
+        <w:t xml:space="preserve"> </w:t>
+      </w:r>
+      <w:r>
+        <w:rPr>
+          <w:rStyle w:val="StringTok"/>
+        </w:rPr>
+        <w:t xml:space="preserve">'C:\Users\whale\uiao-docs'</w:t>
       </w:r>
       <w:r>
         <w:br/>
@@ -4271,7 +4500,109 @@
         <w:rPr>
           <w:rStyle w:val="NormalTok"/>
         </w:rPr>
-        <w:t xml:space="preserve">git add docs/session-logs/2026-04-14-customer-docs-platform.</w:t>
+        <w:t xml:space="preserve">git add docs</w:t>
+      </w:r>
+      <w:r>
+        <w:rPr>
+          <w:rStyle w:val="OperatorTok"/>
+        </w:rPr>
+        <w:t xml:space="preserve">/</w:t>
+      </w:r>
+      <w:r>
+        <w:rPr>
+          <w:rStyle w:val="NormalTok"/>
+        </w:rPr>
+        <w:t xml:space="preserve">session</w:t>
+      </w:r>
+      <w:r>
+        <w:rPr>
+          <w:rStyle w:val="OperatorTok"/>
+        </w:rPr>
+        <w:t xml:space="preserve">-</w:t>
+      </w:r>
+      <w:r>
+        <w:rPr>
+          <w:rStyle w:val="NormalTok"/>
+        </w:rPr>
+        <w:t xml:space="preserve">logs</w:t>
+      </w:r>
+      <w:r>
+        <w:rPr>
+          <w:rStyle w:val="OperatorTok"/>
+        </w:rPr>
+        <w:t xml:space="preserve">/</w:t>
+      </w:r>
+      <w:r>
+        <w:rPr>
+          <w:rStyle w:val="NormalTok"/>
+        </w:rPr>
+        <w:t xml:space="preserve">2026</w:t>
+      </w:r>
+      <w:r>
+        <w:rPr>
+          <w:rStyle w:val="OperatorTok"/>
+        </w:rPr>
+        <w:t xml:space="preserve">-</w:t>
+      </w:r>
+      <w:r>
+        <w:rPr>
+          <w:rStyle w:val="NormalTok"/>
+        </w:rPr>
+        <w:t xml:space="preserve">04</w:t>
+      </w:r>
+      <w:r>
+        <w:rPr>
+          <w:rStyle w:val="OperatorTok"/>
+        </w:rPr>
+        <w:t xml:space="preserve">-</w:t>
+      </w:r>
+      <w:r>
+        <w:rPr>
+          <w:rStyle w:val="NormalTok"/>
+        </w:rPr>
+        <w:t xml:space="preserve">14</w:t>
+      </w:r>
+      <w:r>
+        <w:rPr>
+          <w:rStyle w:val="OperatorTok"/>
+        </w:rPr>
+        <w:t xml:space="preserve">-</w:t>
+      </w:r>
+      <w:r>
+        <w:rPr>
+          <w:rStyle w:val="NormalTok"/>
+        </w:rPr>
+        <w:t xml:space="preserve">customer</w:t>
+      </w:r>
+      <w:r>
+        <w:rPr>
+          <w:rStyle w:val="OperatorTok"/>
+        </w:rPr>
+        <w:t xml:space="preserve">-</w:t>
+      </w:r>
+      <w:r>
+        <w:rPr>
+          <w:rStyle w:val="NormalTok"/>
+        </w:rPr>
+        <w:t xml:space="preserve">docs</w:t>
+      </w:r>
+      <w:r>
+        <w:rPr>
+          <w:rStyle w:val="OperatorTok"/>
+        </w:rPr>
+        <w:t xml:space="preserve">-</w:t>
+      </w:r>
+      <w:r>
+        <w:rPr>
+          <w:rStyle w:val="NormalTok"/>
+        </w:rPr>
+        <w:t xml:space="preserve">platform</w:t>
+      </w:r>
+      <w:r>
+        <w:rPr>
+          <w:rStyle w:val="OperatorTok"/>
+        </w:rPr>
+        <w:t xml:space="preserve">.</w:t>
       </w:r>
       <w:r>
         <w:rPr>
@@ -4283,7 +4614,109 @@
         <w:rPr>
           <w:rStyle w:val="NormalTok"/>
         </w:rPr>
-        <w:t xml:space="preserve"> docs/session-logs/2026-04-14-customer-docs-platform.</w:t>
+        <w:t xml:space="preserve"> docs</w:t>
+      </w:r>
+      <w:r>
+        <w:rPr>
+          <w:rStyle w:val="OperatorTok"/>
+        </w:rPr>
+        <w:t xml:space="preserve">/</w:t>
+      </w:r>
+      <w:r>
+        <w:rPr>
+          <w:rStyle w:val="NormalTok"/>
+        </w:rPr>
+        <w:t xml:space="preserve">session</w:t>
+      </w:r>
+      <w:r>
+        <w:rPr>
+          <w:rStyle w:val="OperatorTok"/>
+        </w:rPr>
+        <w:t xml:space="preserve">-</w:t>
+      </w:r>
+      <w:r>
+        <w:rPr>
+          <w:rStyle w:val="NormalTok"/>
+        </w:rPr>
+        <w:t xml:space="preserve">logs</w:t>
+      </w:r>
+      <w:r>
+        <w:rPr>
+          <w:rStyle w:val="OperatorTok"/>
+        </w:rPr>
+        <w:t xml:space="preserve">/</w:t>
+      </w:r>
+      <w:r>
+        <w:rPr>
+          <w:rStyle w:val="NormalTok"/>
+        </w:rPr>
+        <w:t xml:space="preserve">2026</w:t>
+      </w:r>
+      <w:r>
+        <w:rPr>
+          <w:rStyle w:val="OperatorTok"/>
+        </w:rPr>
+        <w:t xml:space="preserve">-</w:t>
+      </w:r>
+      <w:r>
+        <w:rPr>
+          <w:rStyle w:val="NormalTok"/>
+        </w:rPr>
+        <w:t xml:space="preserve">04</w:t>
+      </w:r>
+      <w:r>
+        <w:rPr>
+          <w:rStyle w:val="OperatorTok"/>
+        </w:rPr>
+        <w:t xml:space="preserve">-</w:t>
+      </w:r>
+      <w:r>
+        <w:rPr>
+          <w:rStyle w:val="NormalTok"/>
+        </w:rPr>
+        <w:t xml:space="preserve">14</w:t>
+      </w:r>
+      <w:r>
+        <w:rPr>
+          <w:rStyle w:val="OperatorTok"/>
+        </w:rPr>
+        <w:t xml:space="preserve">-</w:t>
+      </w:r>
+      <w:r>
+        <w:rPr>
+          <w:rStyle w:val="NormalTok"/>
+        </w:rPr>
+        <w:t xml:space="preserve">customer</w:t>
+      </w:r>
+      <w:r>
+        <w:rPr>
+          <w:rStyle w:val="OperatorTok"/>
+        </w:rPr>
+        <w:t xml:space="preserve">-</w:t>
+      </w:r>
+      <w:r>
+        <w:rPr>
+          <w:rStyle w:val="NormalTok"/>
+        </w:rPr>
+        <w:t xml:space="preserve">docs</w:t>
+      </w:r>
+      <w:r>
+        <w:rPr>
+          <w:rStyle w:val="OperatorTok"/>
+        </w:rPr>
+        <w:t xml:space="preserve">-</w:t>
+      </w:r>
+      <w:r>
+        <w:rPr>
+          <w:rStyle w:val="NormalTok"/>
+        </w:rPr>
+        <w:t xml:space="preserve">platform</w:t>
+      </w:r>
+      <w:r>
+        <w:rPr>
+          <w:rStyle w:val="OperatorTok"/>
+        </w:rPr>
+        <w:t xml:space="preserve">.</w:t>
       </w:r>
       <w:r>
         <w:rPr>
@@ -4298,7 +4731,19 @@
         <w:rPr>
           <w:rStyle w:val="NormalTok"/>
         </w:rPr>
-        <w:t xml:space="preserve">git commit -m </w:t>
+        <w:t xml:space="preserve">git commit </w:t>
+      </w:r>
+      <w:r>
+        <w:rPr>
+          <w:rStyle w:val="OperatorTok"/>
+        </w:rPr>
+        <w:t xml:space="preserve">-</w:t>
+      </w:r>
+      <w:r>
+        <w:rPr>
+          <w:rStyle w:val="NormalTok"/>
+        </w:rPr>
+        <w:t xml:space="preserve">m </w:t>
       </w:r>
       <w:r>
         <w:rPr>
@@ -4323,15 +4768,15 @@
         </w:pict>
       </w:r>
     </w:p>
+    <w:bookmarkEnd w:id="27"/>
+    <w:bookmarkStart w:id="28" w:name="Xd89178ba80a9b36bc6b60118d28baadaa0ea914"/>
     <w:p>
       <w:pPr>
         <w:pStyle w:val="Heading2"/>
       </w:pPr>
-      <w:bookmarkStart w:id="29" w:name="Xd89178ba80a9b36bc6b60118d28baadaa0ea914"/>
       <w:r>
         <w:t xml:space="preserve">Turn 6 — 2026-04-14T15:28Z — Step 0b: cross-repo canon sync</w:t>
       </w:r>
-      <w:bookmarkEnd w:id="29"/>
     </w:p>
     <w:p>
       <w:pPr>
@@ -4339,6 +4784,7 @@
       </w:pPr>
       <w:r>
         <w:rPr>
+          <w:bCs/>
           <w:b/>
         </w:rPr>
         <w:t xml:space="preserve">Direction from Michael (via AskUserQuestion):</w:t>
@@ -4356,6 +4802,7 @@
       </w:pPr>
       <w:r>
         <w:rPr>
+          <w:bCs/>
           <w:b/>
         </w:rPr>
         <w:t xml:space="preserve">Built:</w:t>
@@ -4371,6 +4818,7 @@
       <w:r>
         <w:rPr>
           <w:rStyle w:val="VerbatimChar"/>
+          <w:bCs/>
           <w:b/>
         </w:rPr>
         <w:t xml:space="preserve">uiao-core/tools/sync_canon.py</w:t>
@@ -4548,6 +4996,7 @@
       </w:r>
       <w:r>
         <w:rPr>
+          <w:iCs/>
           <w:i/>
         </w:rPr>
         <w:t xml:space="preserve">safe to author</w:t>
@@ -4629,6 +5078,7 @@
       <w:r>
         <w:rPr>
           <w:rStyle w:val="VerbatimChar"/>
+          <w:bCs/>
           <w:b/>
         </w:rPr>
         <w:t xml:space="preserve">uiao-core/tools/requirements.txt</w:t>
@@ -4674,6 +5124,7 @@
       <w:r>
         <w:rPr>
           <w:rStyle w:val="VerbatimChar"/>
+          <w:bCs/>
           <w:b/>
         </w:rPr>
         <w:t xml:space="preserve">uiao-core/tools/README.md</w:t>
@@ -4722,6 +5173,7 @@
       <w:r>
         <w:rPr>
           <w:rStyle w:val="VerbatimChar"/>
+          <w:bCs/>
           <w:b/>
         </w:rPr>
         <w:t xml:space="preserve">uiao-core/.github/workflows/canon-sync-dispatch.yml</w:t>
@@ -4983,6 +5435,7 @@
       <w:r>
         <w:rPr>
           <w:rStyle w:val="VerbatimChar"/>
+          <w:bCs/>
           <w:b/>
         </w:rPr>
         <w:t xml:space="preserve">uiao-docs/.github/workflows/canon-sync-receive.yml</w:t>
@@ -5312,6 +5765,7 @@
       </w:pPr>
       <w:r>
         <w:rPr>
+          <w:bCs/>
           <w:b/>
         </w:rPr>
         <w:t xml:space="preserve">Verified locally:</w:t>
@@ -5431,6 +5885,7 @@
       </w:pPr>
       <w:r>
         <w:rPr>
+          <w:bCs/>
           <w:b/>
         </w:rPr>
         <w:t xml:space="preserve">Noted, not fixed:</w:t>
@@ -5532,6 +5987,7 @@
       </w:pPr>
       <w:r>
         <w:rPr>
+          <w:bCs/>
           <w:b/>
         </w:rPr>
         <w:t xml:space="preserve">PAT reminder — blocker for workflow execution.</w:t>
@@ -5562,6 +6018,7 @@
       </w:r>
       <w:r>
         <w:rPr>
+          <w:bCs/>
           <w:b/>
         </w:rPr>
         <w:t xml:space="preserve">both</w:t>
@@ -5612,6 +6069,7 @@
       </w:pPr>
       <w:r>
         <w:rPr>
+          <w:bCs/>
           <w:b/>
         </w:rPr>
         <w:t xml:space="preserve">Files touched:</w:t>
@@ -5620,8 +6078,9 @@
     <w:tbl>
       <w:tblPr>
         <w:tblStyle w:val="Table"/>
-        <w:tblW w:type="pct" w:w="5000.0"/>
-        <w:tblLook w:firstRow="1"/>
+        <w:tblW w:type="pct" w:w="5000"/>
+        <w:tblLook w:firstRow="1" w:lastRow="0" w:firstColumn="0" w:lastColumn="0" w:noHBand="0" w:noVBand="0" w:val="0020"/>
+        <w:jc w:val="start"/>
       </w:tblPr>
       <w:tblGrid>
         <w:gridCol w:w="3960"/>
@@ -5629,15 +6088,10 @@
       </w:tblGrid>
       <w:tr>
         <w:trPr>
-          <w:cnfStyle w:firstRow="1"/>
+          <w:tblHeader w:val="true"/>
         </w:trPr>
         <w:tc>
-          <w:tcPr>
-            <w:tcBorders>
-              <w:bottom w:val="single"/>
-            </w:tcBorders>
-            <w:vAlign w:val="bottom"/>
-          </w:tcPr>
+          <w:tcPr/>
           <w:p>
             <w:pPr>
               <w:pStyle w:val="Compact"/>
@@ -5649,12 +6103,7 @@
           </w:p>
         </w:tc>
         <w:tc>
-          <w:tcPr>
-            <w:tcBorders>
-              <w:bottom w:val="single"/>
-            </w:tcBorders>
-            <w:vAlign w:val="bottom"/>
-          </w:tcPr>
+          <w:tcPr/>
           <w:p>
             <w:pPr>
               <w:pStyle w:val="Compact"/>
@@ -5668,6 +6117,7 @@
       </w:tr>
       <w:tr>
         <w:tc>
+          <w:tcPr/>
           <w:p>
             <w:pPr>
               <w:pStyle w:val="Compact"/>
@@ -5682,6 +6132,7 @@
           </w:p>
         </w:tc>
         <w:tc>
+          <w:tcPr/>
           <w:p>
             <w:pPr>
               <w:pStyle w:val="Compact"/>
@@ -5695,6 +6146,7 @@
       </w:tr>
       <w:tr>
         <w:tc>
+          <w:tcPr/>
           <w:p>
             <w:pPr>
               <w:pStyle w:val="Compact"/>
@@ -5709,6 +6161,7 @@
           </w:p>
         </w:tc>
         <w:tc>
+          <w:tcPr/>
           <w:p>
             <w:pPr>
               <w:pStyle w:val="Compact"/>
@@ -5722,6 +6175,7 @@
       </w:tr>
       <w:tr>
         <w:tc>
+          <w:tcPr/>
           <w:p>
             <w:pPr>
               <w:pStyle w:val="Compact"/>
@@ -5736,6 +6190,7 @@
           </w:p>
         </w:tc>
         <w:tc>
+          <w:tcPr/>
           <w:p>
             <w:pPr>
               <w:pStyle w:val="Compact"/>
@@ -5749,6 +6204,7 @@
       </w:tr>
       <w:tr>
         <w:tc>
+          <w:tcPr/>
           <w:p>
             <w:pPr>
               <w:pStyle w:val="Compact"/>
@@ -5763,6 +6219,7 @@
           </w:p>
         </w:tc>
         <w:tc>
+          <w:tcPr/>
           <w:p>
             <w:pPr>
               <w:pStyle w:val="Compact"/>
@@ -5776,6 +6233,7 @@
       </w:tr>
       <w:tr>
         <w:tc>
+          <w:tcPr/>
           <w:p>
             <w:pPr>
               <w:pStyle w:val="Compact"/>
@@ -5790,6 +6248,7 @@
           </w:p>
         </w:tc>
         <w:tc>
+          <w:tcPr/>
           <w:p>
             <w:pPr>
               <w:pStyle w:val="Compact"/>
@@ -5803,6 +6262,7 @@
       </w:tr>
       <w:tr>
         <w:tc>
+          <w:tcPr/>
           <w:p>
             <w:pPr>
               <w:pStyle w:val="Compact"/>
@@ -5817,6 +6277,7 @@
           </w:p>
         </w:tc>
         <w:tc>
+          <w:tcPr/>
           <w:p>
             <w:pPr>
               <w:pStyle w:val="Compact"/>
@@ -5830,6 +6291,7 @@
       </w:tr>
       <w:tr>
         <w:tc>
+          <w:tcPr/>
           <w:p>
             <w:pPr>
               <w:pStyle w:val="Compact"/>
@@ -5844,6 +6306,7 @@
           </w:p>
         </w:tc>
         <w:tc>
+          <w:tcPr/>
           <w:p>
             <w:pPr>
               <w:pStyle w:val="Compact"/>
@@ -5857,6 +6320,7 @@
       </w:tr>
       <w:tr>
         <w:tc>
+          <w:tcPr/>
           <w:p>
             <w:pPr>
               <w:pStyle w:val="Compact"/>
@@ -5871,6 +6335,7 @@
           </w:p>
         </w:tc>
         <w:tc>
+          <w:tcPr/>
           <w:p>
             <w:pPr>
               <w:pStyle w:val="Compact"/>
@@ -5884,6 +6349,7 @@
       </w:tr>
       <w:tr>
         <w:tc>
+          <w:tcPr/>
           <w:p>
             <w:pPr>
               <w:pStyle w:val="Compact"/>
@@ -5898,6 +6364,7 @@
           </w:p>
         </w:tc>
         <w:tc>
+          <w:tcPr/>
           <w:p>
             <w:pPr>
               <w:pStyle w:val="Compact"/>
@@ -5916,6 +6383,7 @@
       </w:pPr>
       <w:r>
         <w:rPr>
+          <w:bCs/>
           <w:b/>
         </w:rPr>
         <w:t xml:space="preserve">Commit hand-off (PowerShell):</w:t>
@@ -5944,7 +6412,13 @@
         <w:rPr>
           <w:rStyle w:val="NormalTok"/>
         </w:rPr>
-        <w:t xml:space="preserve"> 'C:\Users\whale\uiao-core'</w:t>
+        <w:t xml:space="preserve"> </w:t>
+      </w:r>
+      <w:r>
+        <w:rPr>
+          <w:rStyle w:val="StringTok"/>
+        </w:rPr>
+        <w:t xml:space="preserve">'C:\Users\whale\uiao-core'</w:t>
       </w:r>
       <w:r>
         <w:br/>
@@ -5953,7 +6427,25 @@
         <w:rPr>
           <w:rStyle w:val="NormalTok"/>
         </w:rPr>
-        <w:t xml:space="preserve">git add tools/sync_canon.</w:t>
+        <w:t xml:space="preserve">git add tools</w:t>
+      </w:r>
+      <w:r>
+        <w:rPr>
+          <w:rStyle w:val="OperatorTok"/>
+        </w:rPr>
+        <w:t xml:space="preserve">/</w:t>
+      </w:r>
+      <w:r>
+        <w:rPr>
+          <w:rStyle w:val="NormalTok"/>
+        </w:rPr>
+        <w:t xml:space="preserve">sync_canon</w:t>
+      </w:r>
+      <w:r>
+        <w:rPr>
+          <w:rStyle w:val="OperatorTok"/>
+        </w:rPr>
+        <w:t xml:space="preserve">.</w:t>
       </w:r>
       <w:r>
         <w:rPr>
@@ -5965,7 +6457,25 @@
         <w:rPr>
           <w:rStyle w:val="NormalTok"/>
         </w:rPr>
-        <w:t xml:space="preserve"> tools/requirements.</w:t>
+        <w:t xml:space="preserve"> tools</w:t>
+      </w:r>
+      <w:r>
+        <w:rPr>
+          <w:rStyle w:val="OperatorTok"/>
+        </w:rPr>
+        <w:t xml:space="preserve">/</w:t>
+      </w:r>
+      <w:r>
+        <w:rPr>
+          <w:rStyle w:val="NormalTok"/>
+        </w:rPr>
+        <w:t xml:space="preserve">requirements</w:t>
+      </w:r>
+      <w:r>
+        <w:rPr>
+          <w:rStyle w:val="OperatorTok"/>
+        </w:rPr>
+        <w:t xml:space="preserve">.</w:t>
       </w:r>
       <w:r>
         <w:rPr>
@@ -5977,7 +6487,25 @@
         <w:rPr>
           <w:rStyle w:val="NormalTok"/>
         </w:rPr>
-        <w:t xml:space="preserve"> tools/README.</w:t>
+        <w:t xml:space="preserve"> tools</w:t>
+      </w:r>
+      <w:r>
+        <w:rPr>
+          <w:rStyle w:val="OperatorTok"/>
+        </w:rPr>
+        <w:t xml:space="preserve">/</w:t>
+      </w:r>
+      <w:r>
+        <w:rPr>
+          <w:rStyle w:val="NormalTok"/>
+        </w:rPr>
+        <w:t xml:space="preserve">README</w:t>
+      </w:r>
+      <w:r>
+        <w:rPr>
+          <w:rStyle w:val="OperatorTok"/>
+        </w:rPr>
+        <w:t xml:space="preserve">.</w:t>
       </w:r>
       <w:r>
         <w:rPr>
@@ -5998,7 +6526,13 @@
         <w:rPr>
           <w:rStyle w:val="NormalTok"/>
         </w:rPr>
-        <w:t xml:space="preserve">        .</w:t>
+        <w:t xml:space="preserve">        </w:t>
+      </w:r>
+      <w:r>
+        <w:rPr>
+          <w:rStyle w:val="OperatorTok"/>
+        </w:rPr>
+        <w:t xml:space="preserve">.</w:t>
       </w:r>
       <w:r>
         <w:rPr>
@@ -6008,9 +6542,57 @@
       </w:r>
       <w:r>
         <w:rPr>
-          <w:rStyle w:val="NormalTok"/>
-        </w:rPr>
-        <w:t xml:space="preserve">/workflows/canon-sync-dispatch.</w:t>
+          <w:rStyle w:val="OperatorTok"/>
+        </w:rPr>
+        <w:t xml:space="preserve">/</w:t>
+      </w:r>
+      <w:r>
+        <w:rPr>
+          <w:rStyle w:val="NormalTok"/>
+        </w:rPr>
+        <w:t xml:space="preserve">workflows</w:t>
+      </w:r>
+      <w:r>
+        <w:rPr>
+          <w:rStyle w:val="OperatorTok"/>
+        </w:rPr>
+        <w:t xml:space="preserve">/</w:t>
+      </w:r>
+      <w:r>
+        <w:rPr>
+          <w:rStyle w:val="NormalTok"/>
+        </w:rPr>
+        <w:t xml:space="preserve">canon</w:t>
+      </w:r>
+      <w:r>
+        <w:rPr>
+          <w:rStyle w:val="OperatorTok"/>
+        </w:rPr>
+        <w:t xml:space="preserve">-</w:t>
+      </w:r>
+      <w:r>
+        <w:rPr>
+          <w:rStyle w:val="NormalTok"/>
+        </w:rPr>
+        <w:t xml:space="preserve">sync</w:t>
+      </w:r>
+      <w:r>
+        <w:rPr>
+          <w:rStyle w:val="OperatorTok"/>
+        </w:rPr>
+        <w:t xml:space="preserve">-</w:t>
+      </w:r>
+      <w:r>
+        <w:rPr>
+          <w:rStyle w:val="NormalTok"/>
+        </w:rPr>
+        <w:t xml:space="preserve">dispatch</w:t>
+      </w:r>
+      <w:r>
+        <w:rPr>
+          <w:rStyle w:val="OperatorTok"/>
+        </w:rPr>
+        <w:t xml:space="preserve">.</w:t>
       </w:r>
       <w:r>
         <w:rPr>
@@ -6025,7 +6607,19 @@
         <w:rPr>
           <w:rStyle w:val="NormalTok"/>
         </w:rPr>
-        <w:t xml:space="preserve">git commit -m </w:t>
+        <w:t xml:space="preserve">git commit </w:t>
+      </w:r>
+      <w:r>
+        <w:rPr>
+          <w:rStyle w:val="OperatorTok"/>
+        </w:rPr>
+        <w:t xml:space="preserve">-</w:t>
+      </w:r>
+      <w:r>
+        <w:rPr>
+          <w:rStyle w:val="NormalTok"/>
+        </w:rPr>
+        <w:t xml:space="preserve">m </w:t>
       </w:r>
       <w:r>
         <w:rPr>
@@ -6067,7 +6661,13 @@
         <w:rPr>
           <w:rStyle w:val="NormalTok"/>
         </w:rPr>
-        <w:t xml:space="preserve"> 'C:\Users\whale\uiao-docs'</w:t>
+        <w:t xml:space="preserve"> </w:t>
+      </w:r>
+      <w:r>
+        <w:rPr>
+          <w:rStyle w:val="StringTok"/>
+        </w:rPr>
+        <w:t xml:space="preserve">'C:\Users\whale\uiao-docs'</w:t>
       </w:r>
       <w:r>
         <w:br/>
@@ -6076,7 +6676,13 @@
         <w:rPr>
           <w:rStyle w:val="NormalTok"/>
         </w:rPr>
-        <w:t xml:space="preserve">git add .</w:t>
+        <w:t xml:space="preserve">git add </w:t>
+      </w:r>
+      <w:r>
+        <w:rPr>
+          <w:rStyle w:val="OperatorTok"/>
+        </w:rPr>
+        <w:t xml:space="preserve">.</w:t>
       </w:r>
       <w:r>
         <w:rPr>
@@ -6086,9 +6692,57 @@
       </w:r>
       <w:r>
         <w:rPr>
-          <w:rStyle w:val="NormalTok"/>
-        </w:rPr>
-        <w:t xml:space="preserve">/workflows/canon-sync-receive.</w:t>
+          <w:rStyle w:val="OperatorTok"/>
+        </w:rPr>
+        <w:t xml:space="preserve">/</w:t>
+      </w:r>
+      <w:r>
+        <w:rPr>
+          <w:rStyle w:val="NormalTok"/>
+        </w:rPr>
+        <w:t xml:space="preserve">workflows</w:t>
+      </w:r>
+      <w:r>
+        <w:rPr>
+          <w:rStyle w:val="OperatorTok"/>
+        </w:rPr>
+        <w:t xml:space="preserve">/</w:t>
+      </w:r>
+      <w:r>
+        <w:rPr>
+          <w:rStyle w:val="NormalTok"/>
+        </w:rPr>
+        <w:t xml:space="preserve">canon</w:t>
+      </w:r>
+      <w:r>
+        <w:rPr>
+          <w:rStyle w:val="OperatorTok"/>
+        </w:rPr>
+        <w:t xml:space="preserve">-</w:t>
+      </w:r>
+      <w:r>
+        <w:rPr>
+          <w:rStyle w:val="NormalTok"/>
+        </w:rPr>
+        <w:t xml:space="preserve">sync</w:t>
+      </w:r>
+      <w:r>
+        <w:rPr>
+          <w:rStyle w:val="OperatorTok"/>
+        </w:rPr>
+        <w:t xml:space="preserve">-</w:t>
+      </w:r>
+      <w:r>
+        <w:rPr>
+          <w:rStyle w:val="NormalTok"/>
+        </w:rPr>
+        <w:t xml:space="preserve">receive</w:t>
+      </w:r>
+      <w:r>
+        <w:rPr>
+          <w:rStyle w:val="OperatorTok"/>
+        </w:rPr>
+        <w:t xml:space="preserve">.</w:t>
       </w:r>
       <w:r>
         <w:rPr>
@@ -6109,7 +6763,79 @@
         <w:rPr>
           <w:rStyle w:val="NormalTok"/>
         </w:rPr>
-        <w:t xml:space="preserve">        docs/customer-documents/adapter-technical-specifications/ `</w:t>
+        <w:t xml:space="preserve">        docs</w:t>
+      </w:r>
+      <w:r>
+        <w:rPr>
+          <w:rStyle w:val="OperatorTok"/>
+        </w:rPr>
+        <w:t xml:space="preserve">/</w:t>
+      </w:r>
+      <w:r>
+        <w:rPr>
+          <w:rStyle w:val="NormalTok"/>
+        </w:rPr>
+        <w:t xml:space="preserve">customer</w:t>
+      </w:r>
+      <w:r>
+        <w:rPr>
+          <w:rStyle w:val="OperatorTok"/>
+        </w:rPr>
+        <w:t xml:space="preserve">-</w:t>
+      </w:r>
+      <w:r>
+        <w:rPr>
+          <w:rStyle w:val="NormalTok"/>
+        </w:rPr>
+        <w:t xml:space="preserve">documents</w:t>
+      </w:r>
+      <w:r>
+        <w:rPr>
+          <w:rStyle w:val="OperatorTok"/>
+        </w:rPr>
+        <w:t xml:space="preserve">/</w:t>
+      </w:r>
+      <w:r>
+        <w:rPr>
+          <w:rStyle w:val="NormalTok"/>
+        </w:rPr>
+        <w:t xml:space="preserve">adapter</w:t>
+      </w:r>
+      <w:r>
+        <w:rPr>
+          <w:rStyle w:val="OperatorTok"/>
+        </w:rPr>
+        <w:t xml:space="preserve">-</w:t>
+      </w:r>
+      <w:r>
+        <w:rPr>
+          <w:rStyle w:val="NormalTok"/>
+        </w:rPr>
+        <w:t xml:space="preserve">technical</w:t>
+      </w:r>
+      <w:r>
+        <w:rPr>
+          <w:rStyle w:val="OperatorTok"/>
+        </w:rPr>
+        <w:t xml:space="preserve">-</w:t>
+      </w:r>
+      <w:r>
+        <w:rPr>
+          <w:rStyle w:val="NormalTok"/>
+        </w:rPr>
+        <w:t xml:space="preserve">specifications</w:t>
+      </w:r>
+      <w:r>
+        <w:rPr>
+          <w:rStyle w:val="OperatorTok"/>
+        </w:rPr>
+        <w:t xml:space="preserve">/</w:t>
+      </w:r>
+      <w:r>
+        <w:rPr>
+          <w:rStyle w:val="NormalTok"/>
+        </w:rPr>
+        <w:t xml:space="preserve"> `</w:t>
       </w:r>
       <w:r>
         <w:br/>
@@ -6118,7 +6844,79 @@
         <w:rPr>
           <w:rStyle w:val="NormalTok"/>
         </w:rPr>
-        <w:t xml:space="preserve">        docs/customer-documents/adapter-validation-suites/ `</w:t>
+        <w:t xml:space="preserve">        docs</w:t>
+      </w:r>
+      <w:r>
+        <w:rPr>
+          <w:rStyle w:val="OperatorTok"/>
+        </w:rPr>
+        <w:t xml:space="preserve">/</w:t>
+      </w:r>
+      <w:r>
+        <w:rPr>
+          <w:rStyle w:val="NormalTok"/>
+        </w:rPr>
+        <w:t xml:space="preserve">customer</w:t>
+      </w:r>
+      <w:r>
+        <w:rPr>
+          <w:rStyle w:val="OperatorTok"/>
+        </w:rPr>
+        <w:t xml:space="preserve">-</w:t>
+      </w:r>
+      <w:r>
+        <w:rPr>
+          <w:rStyle w:val="NormalTok"/>
+        </w:rPr>
+        <w:t xml:space="preserve">documents</w:t>
+      </w:r>
+      <w:r>
+        <w:rPr>
+          <w:rStyle w:val="OperatorTok"/>
+        </w:rPr>
+        <w:t xml:space="preserve">/</w:t>
+      </w:r>
+      <w:r>
+        <w:rPr>
+          <w:rStyle w:val="NormalTok"/>
+        </w:rPr>
+        <w:t xml:space="preserve">adapter</w:t>
+      </w:r>
+      <w:r>
+        <w:rPr>
+          <w:rStyle w:val="OperatorTok"/>
+        </w:rPr>
+        <w:t xml:space="preserve">-</w:t>
+      </w:r>
+      <w:r>
+        <w:rPr>
+          <w:rStyle w:val="NormalTok"/>
+        </w:rPr>
+        <w:t xml:space="preserve">validation</w:t>
+      </w:r>
+      <w:r>
+        <w:rPr>
+          <w:rStyle w:val="OperatorTok"/>
+        </w:rPr>
+        <w:t xml:space="preserve">-</w:t>
+      </w:r>
+      <w:r>
+        <w:rPr>
+          <w:rStyle w:val="NormalTok"/>
+        </w:rPr>
+        <w:t xml:space="preserve">suites</w:t>
+      </w:r>
+      <w:r>
+        <w:rPr>
+          <w:rStyle w:val="OperatorTok"/>
+        </w:rPr>
+        <w:t xml:space="preserve">/</w:t>
+      </w:r>
+      <w:r>
+        <w:rPr>
+          <w:rStyle w:val="NormalTok"/>
+        </w:rPr>
+        <w:t xml:space="preserve"> `</w:t>
       </w:r>
       <w:r>
         <w:br/>
@@ -6127,7 +6925,109 @@
         <w:rPr>
           <w:rStyle w:val="NormalTok"/>
         </w:rPr>
-        <w:t xml:space="preserve">        docs/session-logs/2026-04-14-customer-docs-platform.</w:t>
+        <w:t xml:space="preserve">        docs</w:t>
+      </w:r>
+      <w:r>
+        <w:rPr>
+          <w:rStyle w:val="OperatorTok"/>
+        </w:rPr>
+        <w:t xml:space="preserve">/</w:t>
+      </w:r>
+      <w:r>
+        <w:rPr>
+          <w:rStyle w:val="NormalTok"/>
+        </w:rPr>
+        <w:t xml:space="preserve">session</w:t>
+      </w:r>
+      <w:r>
+        <w:rPr>
+          <w:rStyle w:val="OperatorTok"/>
+        </w:rPr>
+        <w:t xml:space="preserve">-</w:t>
+      </w:r>
+      <w:r>
+        <w:rPr>
+          <w:rStyle w:val="NormalTok"/>
+        </w:rPr>
+        <w:t xml:space="preserve">logs</w:t>
+      </w:r>
+      <w:r>
+        <w:rPr>
+          <w:rStyle w:val="OperatorTok"/>
+        </w:rPr>
+        <w:t xml:space="preserve">/</w:t>
+      </w:r>
+      <w:r>
+        <w:rPr>
+          <w:rStyle w:val="NormalTok"/>
+        </w:rPr>
+        <w:t xml:space="preserve">2026</w:t>
+      </w:r>
+      <w:r>
+        <w:rPr>
+          <w:rStyle w:val="OperatorTok"/>
+        </w:rPr>
+        <w:t xml:space="preserve">-</w:t>
+      </w:r>
+      <w:r>
+        <w:rPr>
+          <w:rStyle w:val="NormalTok"/>
+        </w:rPr>
+        <w:t xml:space="preserve">04</w:t>
+      </w:r>
+      <w:r>
+        <w:rPr>
+          <w:rStyle w:val="OperatorTok"/>
+        </w:rPr>
+        <w:t xml:space="preserve">-</w:t>
+      </w:r>
+      <w:r>
+        <w:rPr>
+          <w:rStyle w:val="NormalTok"/>
+        </w:rPr>
+        <w:t xml:space="preserve">14</w:t>
+      </w:r>
+      <w:r>
+        <w:rPr>
+          <w:rStyle w:val="OperatorTok"/>
+        </w:rPr>
+        <w:t xml:space="preserve">-</w:t>
+      </w:r>
+      <w:r>
+        <w:rPr>
+          <w:rStyle w:val="NormalTok"/>
+        </w:rPr>
+        <w:t xml:space="preserve">customer</w:t>
+      </w:r>
+      <w:r>
+        <w:rPr>
+          <w:rStyle w:val="OperatorTok"/>
+        </w:rPr>
+        <w:t xml:space="preserve">-</w:t>
+      </w:r>
+      <w:r>
+        <w:rPr>
+          <w:rStyle w:val="NormalTok"/>
+        </w:rPr>
+        <w:t xml:space="preserve">docs</w:t>
+      </w:r>
+      <w:r>
+        <w:rPr>
+          <w:rStyle w:val="OperatorTok"/>
+        </w:rPr>
+        <w:t xml:space="preserve">-</w:t>
+      </w:r>
+      <w:r>
+        <w:rPr>
+          <w:rStyle w:val="NormalTok"/>
+        </w:rPr>
+        <w:t xml:space="preserve">platform</w:t>
+      </w:r>
+      <w:r>
+        <w:rPr>
+          <w:rStyle w:val="OperatorTok"/>
+        </w:rPr>
+        <w:t xml:space="preserve">.</w:t>
       </w:r>
       <w:r>
         <w:rPr>
@@ -6148,7 +7048,109 @@
         <w:rPr>
           <w:rStyle w:val="NormalTok"/>
         </w:rPr>
-        <w:t xml:space="preserve">        docs/session-logs/2026-04-14-customer-docs-platform.</w:t>
+        <w:t xml:space="preserve">        docs</w:t>
+      </w:r>
+      <w:r>
+        <w:rPr>
+          <w:rStyle w:val="OperatorTok"/>
+        </w:rPr>
+        <w:t xml:space="preserve">/</w:t>
+      </w:r>
+      <w:r>
+        <w:rPr>
+          <w:rStyle w:val="NormalTok"/>
+        </w:rPr>
+        <w:t xml:space="preserve">session</w:t>
+      </w:r>
+      <w:r>
+        <w:rPr>
+          <w:rStyle w:val="OperatorTok"/>
+        </w:rPr>
+        <w:t xml:space="preserve">-</w:t>
+      </w:r>
+      <w:r>
+        <w:rPr>
+          <w:rStyle w:val="NormalTok"/>
+        </w:rPr>
+        <w:t xml:space="preserve">logs</w:t>
+      </w:r>
+      <w:r>
+        <w:rPr>
+          <w:rStyle w:val="OperatorTok"/>
+        </w:rPr>
+        <w:t xml:space="preserve">/</w:t>
+      </w:r>
+      <w:r>
+        <w:rPr>
+          <w:rStyle w:val="NormalTok"/>
+        </w:rPr>
+        <w:t xml:space="preserve">2026</w:t>
+      </w:r>
+      <w:r>
+        <w:rPr>
+          <w:rStyle w:val="OperatorTok"/>
+        </w:rPr>
+        <w:t xml:space="preserve">-</w:t>
+      </w:r>
+      <w:r>
+        <w:rPr>
+          <w:rStyle w:val="NormalTok"/>
+        </w:rPr>
+        <w:t xml:space="preserve">04</w:t>
+      </w:r>
+      <w:r>
+        <w:rPr>
+          <w:rStyle w:val="OperatorTok"/>
+        </w:rPr>
+        <w:t xml:space="preserve">-</w:t>
+      </w:r>
+      <w:r>
+        <w:rPr>
+          <w:rStyle w:val="NormalTok"/>
+        </w:rPr>
+        <w:t xml:space="preserve">14</w:t>
+      </w:r>
+      <w:r>
+        <w:rPr>
+          <w:rStyle w:val="OperatorTok"/>
+        </w:rPr>
+        <w:t xml:space="preserve">-</w:t>
+      </w:r>
+      <w:r>
+        <w:rPr>
+          <w:rStyle w:val="NormalTok"/>
+        </w:rPr>
+        <w:t xml:space="preserve">customer</w:t>
+      </w:r>
+      <w:r>
+        <w:rPr>
+          <w:rStyle w:val="OperatorTok"/>
+        </w:rPr>
+        <w:t xml:space="preserve">-</w:t>
+      </w:r>
+      <w:r>
+        <w:rPr>
+          <w:rStyle w:val="NormalTok"/>
+        </w:rPr>
+        <w:t xml:space="preserve">docs</w:t>
+      </w:r>
+      <w:r>
+        <w:rPr>
+          <w:rStyle w:val="OperatorTok"/>
+        </w:rPr>
+        <w:t xml:space="preserve">-</w:t>
+      </w:r>
+      <w:r>
+        <w:rPr>
+          <w:rStyle w:val="NormalTok"/>
+        </w:rPr>
+        <w:t xml:space="preserve">platform</w:t>
+      </w:r>
+      <w:r>
+        <w:rPr>
+          <w:rStyle w:val="OperatorTok"/>
+        </w:rPr>
+        <w:t xml:space="preserve">.</w:t>
       </w:r>
       <w:r>
         <w:rPr>
@@ -6163,7 +7165,19 @@
         <w:rPr>
           <w:rStyle w:val="NormalTok"/>
         </w:rPr>
-        <w:t xml:space="preserve">git commit -m </w:t>
+        <w:t xml:space="preserve">git commit </w:t>
+      </w:r>
+      <w:r>
+        <w:rPr>
+          <w:rStyle w:val="OperatorTok"/>
+        </w:rPr>
+        <w:t xml:space="preserve">-</w:t>
+      </w:r>
+      <w:r>
+        <w:rPr>
+          <w:rStyle w:val="NormalTok"/>
+        </w:rPr>
+        <w:t xml:space="preserve">m </w:t>
       </w:r>
       <w:r>
         <w:rPr>
@@ -6187,6 +7201,7 @@
       </w:pPr>
       <w:r>
         <w:rPr>
+          <w:bCs/>
           <w:b/>
         </w:rPr>
         <w:t xml:space="preserve">PAT setup (do before first real canon push, else dispatcher will fail):</w:t>
@@ -6300,15 +7315,15 @@
         </w:pict>
       </w:r>
     </w:p>
+    <w:bookmarkEnd w:id="28"/>
+    <w:bookmarkStart w:id="29" w:name="next-up"/>
     <w:p>
       <w:pPr>
         <w:pStyle w:val="Heading2"/>
       </w:pPr>
-      <w:bookmarkStart w:id="30" w:name="next-up"/>
       <w:r>
         <w:t xml:space="preserve">Next Up</w:t>
       </w:r>
-      <w:bookmarkEnd w:id="30"/>
     </w:p>
     <w:p>
       <w:pPr>
@@ -6320,6 +7335,7 @@
       </w:pPr>
       <w:r>
         <w:rPr>
+          <w:bCs/>
           <w:b/>
         </w:rPr>
         <w:t xml:space="preserve">Verify first canon-sync round-trip.</w:t>
@@ -6398,6 +7414,7 @@
       </w:pPr>
       <w:r>
         <w:rPr>
+          <w:bCs/>
           <w:b/>
         </w:rPr>
         <w:t xml:space="preserve">Orphan cleanup.</w:t>
@@ -6449,6 +7466,7 @@
       </w:pPr>
       <w:r>
         <w:rPr>
+          <w:bCs/>
           <w:b/>
         </w:rPr>
         <w:t xml:space="preserve">Step 0a supporting — tooling.</w:t>
@@ -6491,6 +7509,7 @@
       </w:pPr>
       <w:r>
         <w:rPr>
+          <w:bCs/>
           <w:b/>
         </w:rPr>
         <w:t xml:space="preserve">Step 1+ — customer-documents expansion.</w:t>
@@ -6539,6 +7558,7 @@
       </w:pPr>
       <w:r>
         <w:rPr>
+          <w:bCs/>
           <w:b/>
         </w:rPr>
         <w:t xml:space="preserve">ODA-15 resolution.</w:t>
@@ -6575,6 +7595,7 @@
       </w:pPr>
       <w:r>
         <w:rPr>
+          <w:bCs/>
           <w:b/>
         </w:rPr>
         <w:t xml:space="preserve">Track 1 monitoring action item.</w:t>
@@ -6611,6 +7632,7 @@
       </w:pPr>
       <w:r>
         <w:rPr>
+          <w:bCs/>
           <w:b/>
         </w:rPr>
         <w:t xml:space="preserve">Build-and-deploy status-check wiring.</w:t>
@@ -6662,15 +7684,15 @@
         </w:pict>
       </w:r>
     </w:p>
+    <w:bookmarkEnd w:id="29"/>
+    <w:bookmarkStart w:id="35" w:name="X0b800f4d6bd2976090e60e650fd5e4323940f3f"/>
     <w:p>
       <w:pPr>
         <w:pStyle w:val="Heading2"/>
       </w:pPr>
-      <w:bookmarkStart w:id="31" w:name="X0b800f4d6bd2976090e60e650fd5e4323940f3f"/>
       <w:r>
         <w:t xml:space="preserve">Turn 7 — Phase A/B/C close-out: sync_canon.py .qmd upgrade, Master Documents, image pipeline</w:t>
       </w:r>
-      <w:bookmarkEnd w:id="31"/>
     </w:p>
     <w:p>
       <w:pPr>
@@ -6684,6 +7706,7 @@
       </w:r>
       <w:r>
         <w:rPr>
+          <w:bCs/>
           <w:b/>
         </w:rPr>
         <w:t xml:space="preserve">A</w:t>
@@ -6699,6 +7722,7 @@
       </w:r>
       <w:r>
         <w:rPr>
+          <w:bCs/>
           <w:b/>
         </w:rPr>
         <w:t xml:space="preserve">B</w:t>
@@ -6714,6 +7738,7 @@
       </w:r>
       <w:r>
         <w:rPr>
+          <w:bCs/>
           <w:b/>
         </w:rPr>
         <w:t xml:space="preserve">C</w:t>
@@ -6725,11 +7750,11 @@
         <w:t xml:space="preserve">(Step 1 execution: qmd conversion + Master Documents + image pipeline) was implemented in full.</w:t>
       </w:r>
     </w:p>
+    <w:bookmarkStart w:id="30" w:name="Xb42ecc75e1e84d7b7df7b90c4cc53c5836f9b5d"/>
     <w:p>
       <w:pPr>
         <w:pStyle w:val="Heading3"/>
       </w:pPr>
-      <w:bookmarkStart w:id="32" w:name="Xb42ecc75e1e84d7b7df7b90c4cc53c5836f9b5d"/>
       <w:r>
         <w:t xml:space="preserve">C1 — sync_canon.py upgraded to emit Quarto</w:t>
       </w:r>
@@ -6742,7 +7767,6 @@
         </w:rPr>
         <w:t xml:space="preserve">.qmd</w:t>
       </w:r>
-      <w:bookmarkEnd w:id="32"/>
     </w:p>
     <w:p>
       <w:pPr>
@@ -7071,15 +8095,15 @@
         <w:t xml:space="preserve">files that Michael’s commit batch will remove.</w:t>
       </w:r>
     </w:p>
+    <w:bookmarkEnd w:id="30"/>
+    <w:bookmarkStart w:id="31" w:name="c2-master-documents-quarto-listings"/>
     <w:p>
       <w:pPr>
         <w:pStyle w:val="Heading3"/>
       </w:pPr>
-      <w:bookmarkStart w:id="33" w:name="c2-master-documents-quarto-listings"/>
       <w:r>
         <w:t xml:space="preserve">C2 — Master Documents (Quarto listings)</w:t>
       </w:r>
-      <w:bookmarkEnd w:id="33"/>
     </w:p>
     <w:p>
       <w:pPr>
@@ -7126,6 +8150,7 @@
       </w:pPr>
       <w:r>
         <w:rPr>
+          <w:bCs/>
           <w:b/>
         </w:rPr>
         <w:t xml:space="preserve">Top-level landing</w:t>
@@ -7171,6 +8196,7 @@
       </w:pPr>
       <w:r>
         <w:rPr>
+          <w:bCs/>
           <w:b/>
         </w:rPr>
         <w:t xml:space="preserve">ATS Master</w:t>
@@ -7285,6 +8311,7 @@
       </w:pPr>
       <w:r>
         <w:rPr>
+          <w:bCs/>
           <w:b/>
         </w:rPr>
         <w:t xml:space="preserve">AVS Master</w:t>
@@ -7355,11 +8382,12 @@
         <w:t xml:space="preserve">runs.</w:t>
       </w:r>
     </w:p>
+    <w:bookmarkEnd w:id="31"/>
+    <w:bookmarkStart w:id="32" w:name="c3-generate_images.py"/>
     <w:p>
       <w:pPr>
         <w:pStyle w:val="Heading3"/>
       </w:pPr>
-      <w:bookmarkStart w:id="34" w:name="c3-generate_images.py"/>
       <w:r>
         <w:t xml:space="preserve">C3 —</w:t>
       </w:r>
@@ -7372,7 +8400,6 @@
         </w:rPr>
         <w:t xml:space="preserve">generate_images.py</w:t>
       </w:r>
-      <w:bookmarkEnd w:id="34"/>
     </w:p>
     <w:p>
       <w:pPr>
@@ -7459,6 +8486,7 @@
       <w:r>
         <w:rPr>
           <w:rStyle w:val="VerbatimChar"/>
+          <w:bCs/>
           <w:b/>
         </w:rPr>
         <w:t xml:space="preserve">stub</w:t>
@@ -7496,6 +8524,7 @@
       <w:r>
         <w:rPr>
           <w:rStyle w:val="VerbatimChar"/>
+          <w:bCs/>
           <w:b/>
         </w:rPr>
         <w:t xml:space="preserve">real</w:t>
@@ -7711,11 +8740,12 @@
         <w:t xml:space="preserve">.</w:t>
       </w:r>
     </w:p>
+    <w:bookmarkEnd w:id="32"/>
+    <w:bookmarkStart w:id="33" w:name="c4-aggregate_prompts.py"/>
     <w:p>
       <w:pPr>
         <w:pStyle w:val="Heading3"/>
       </w:pPr>
-      <w:bookmarkStart w:id="35" w:name="c4-aggregate_prompts.py"/>
       <w:r>
         <w:t xml:space="preserve">C4 —</w:t>
       </w:r>
@@ -7728,7 +8758,6 @@
         </w:rPr>
         <w:t xml:space="preserve">aggregate_prompts.py</w:t>
       </w:r>
-      <w:bookmarkEnd w:id="35"/>
     </w:p>
     <w:p>
       <w:pPr>
@@ -7784,6 +8813,7 @@
       </w:pPr>
       <w:r>
         <w:rPr>
+          <w:bCs/>
           <w:b/>
         </w:rPr>
         <w:t xml:space="preserve">Bracket placeholders</w:t>
@@ -7817,6 +8847,7 @@
       </w:pPr>
       <w:r>
         <w:rPr>
+          <w:bCs/>
           <w:b/>
         </w:rPr>
         <w:t xml:space="preserve">Heading + prose</w:t>
@@ -7923,15 +8954,15 @@
         <w:t xml:space="preserve">can short-circuit cleanly.</w:t>
       </w:r>
     </w:p>
+    <w:bookmarkEnd w:id="33"/>
+    <w:bookmarkStart w:id="34" w:name="X579188513616e43461dd207cfa5c0f457f75fd0"/>
     <w:p>
       <w:pPr>
         <w:pStyle w:val="Heading3"/>
       </w:pPr>
-      <w:bookmarkStart w:id="36" w:name="X579188513616e43461dd207cfa5c0f457f75fd0"/>
       <w:r>
         <w:t xml:space="preserve">Architectural correction scoped as Phase D</w:t>
       </w:r>
-      <w:bookmarkEnd w:id="36"/>
     </w:p>
     <w:p>
       <w:pPr>
@@ -7945,6 +8976,7 @@
       </w:r>
       <w:r>
         <w:rPr>
+          <w:bCs/>
           <w:b/>
         </w:rPr>
         <w:t xml:space="preserve">document rendering pipeline</w:t>
@@ -7987,6 +9019,7 @@
       </w:r>
       <w:r>
         <w:rPr>
+          <w:bCs/>
           <w:b/>
         </w:rPr>
         <w:t xml:space="preserve">canonical content</w:t>
@@ -8136,6 +9169,7 @@
       </w:r>
       <w:r>
         <w:rPr>
+          <w:bCs/>
           <w:b/>
         </w:rPr>
         <w:t xml:space="preserve">defer to Phase D next session.</w:t>
@@ -8154,15 +9188,16 @@
         </w:pict>
       </w:r>
     </w:p>
+    <w:bookmarkEnd w:id="34"/>
+    <w:bookmarkEnd w:id="35"/>
+    <w:bookmarkStart w:id="38" w:name="hand-off-combined-commit-batch-your-side"/>
     <w:p>
       <w:pPr>
         <w:pStyle w:val="Heading2"/>
       </w:pPr>
-      <w:bookmarkStart w:id="37" w:name="hand-off-combined-commit-batch-your-side"/>
       <w:r>
         <w:t xml:space="preserve">Hand-off — combined commit batch (your side)</w:t>
       </w:r>
-      <w:bookmarkEnd w:id="37"/>
     </w:p>
     <w:p>
       <w:pPr>
@@ -8202,15 +9237,14 @@
         <w:t xml:space="preserve">in sequence. Each block is copy/paste-ready.</w:t>
       </w:r>
     </w:p>
+    <w:bookmarkStart w:id="36" w:name="X85a13fb051cd39aa39be904fae96498ee8c9a57"/>
     <w:p>
       <w:pPr>
         <w:pStyle w:val="Heading3"/>
       </w:pPr>
-      <w:bookmarkStart w:id="38" w:name="X85a13fb051cd39aa39be904fae96498ee8c9a57"/>
       <w:r>
         <w:t xml:space="preserve">Block 1 — uiao-core (sync_canon.py .qmd upgrade)</w:t>
       </w:r>
-      <w:bookmarkEnd w:id="38"/>
     </w:p>
     <w:p>
       <w:pPr>
@@ -8226,7 +9260,13 @@
         <w:rPr>
           <w:rStyle w:val="NormalTok"/>
         </w:rPr>
-        <w:t xml:space="preserve"> 'C:\Users\whale\uiao-core'</w:t>
+        <w:t xml:space="preserve"> </w:t>
+      </w:r>
+      <w:r>
+        <w:rPr>
+          <w:rStyle w:val="StringTok"/>
+        </w:rPr>
+        <w:t xml:space="preserve">'C:\Users\whale\uiao-core'</w:t>
       </w:r>
       <w:r>
         <w:br/>
@@ -8235,7 +9275,19 @@
         <w:rPr>
           <w:rStyle w:val="NormalTok"/>
         </w:rPr>
-        <w:t xml:space="preserve">git pull --rebase origin main</w:t>
+        <w:t xml:space="preserve">git pull </w:t>
+      </w:r>
+      <w:r>
+        <w:rPr>
+          <w:rStyle w:val="OperatorTok"/>
+        </w:rPr>
+        <w:t xml:space="preserve">--</w:t>
+      </w:r>
+      <w:r>
+        <w:rPr>
+          <w:rStyle w:val="NormalTok"/>
+        </w:rPr>
+        <w:t xml:space="preserve">rebase origin main</w:t>
       </w:r>
       <w:r>
         <w:br/>
@@ -8244,7 +9296,25 @@
         <w:rPr>
           <w:rStyle w:val="NormalTok"/>
         </w:rPr>
-        <w:t xml:space="preserve">git add tools/sync_canon.</w:t>
+        <w:t xml:space="preserve">git add tools</w:t>
+      </w:r>
+      <w:r>
+        <w:rPr>
+          <w:rStyle w:val="OperatorTok"/>
+        </w:rPr>
+        <w:t xml:space="preserve">/</w:t>
+      </w:r>
+      <w:r>
+        <w:rPr>
+          <w:rStyle w:val="NormalTok"/>
+        </w:rPr>
+        <w:t xml:space="preserve">sync_canon</w:t>
+      </w:r>
+      <w:r>
+        <w:rPr>
+          <w:rStyle w:val="OperatorTok"/>
+        </w:rPr>
+        <w:t xml:space="preserve">.</w:t>
       </w:r>
       <w:r>
         <w:rPr>
@@ -8259,7 +9329,19 @@
         <w:rPr>
           <w:rStyle w:val="NormalTok"/>
         </w:rPr>
-        <w:t xml:space="preserve">git commit -m </w:t>
+        <w:t xml:space="preserve">git commit </w:t>
+      </w:r>
+      <w:r>
+        <w:rPr>
+          <w:rStyle w:val="OperatorTok"/>
+        </w:rPr>
+        <w:t xml:space="preserve">-</w:t>
+      </w:r>
+      <w:r>
+        <w:rPr>
+          <w:rStyle w:val="NormalTok"/>
+        </w:rPr>
+        <w:t xml:space="preserve">m </w:t>
       </w:r>
       <w:r>
         <w:rPr>
@@ -8277,15 +9359,15 @@
         <w:t xml:space="preserve">git push</w:t>
       </w:r>
     </w:p>
+    <w:bookmarkEnd w:id="36"/>
+    <w:bookmarkStart w:id="37" w:name="Xda680cf7186349e1347de9af80e445b91b8716e"/>
     <w:p>
       <w:pPr>
         <w:pStyle w:val="Heading3"/>
       </w:pPr>
-      <w:bookmarkStart w:id="39" w:name="Xda680cf7186349e1347de9af80e445b91b8716e"/>
       <w:r>
         <w:t xml:space="preserve">Block 2 — uiao-docs (new .qmd scaffolds, Master Documents, image pipeline, session log, remove legacy .md)</w:t>
       </w:r>
-      <w:bookmarkEnd w:id="39"/>
     </w:p>
     <w:p>
       <w:pPr>
@@ -8301,7 +9383,13 @@
         <w:rPr>
           <w:rStyle w:val="NormalTok"/>
         </w:rPr>
-        <w:t xml:space="preserve"> 'C:\Users\whale\uiao-docs'</w:t>
+        <w:t xml:space="preserve"> </w:t>
+      </w:r>
+      <w:r>
+        <w:rPr>
+          <w:rStyle w:val="StringTok"/>
+        </w:rPr>
+        <w:t xml:space="preserve">'C:\Users\whale\uiao-docs'</w:t>
       </w:r>
       <w:r>
         <w:br/>
@@ -8310,7 +9398,19 @@
         <w:rPr>
           <w:rStyle w:val="NormalTok"/>
         </w:rPr>
-        <w:t xml:space="preserve">git pull --rebase origin main</w:t>
+        <w:t xml:space="preserve">git pull </w:t>
+      </w:r>
+      <w:r>
+        <w:rPr>
+          <w:rStyle w:val="OperatorTok"/>
+        </w:rPr>
+        <w:t xml:space="preserve">--</w:t>
+      </w:r>
+      <w:r>
+        <w:rPr>
+          <w:rStyle w:val="NormalTok"/>
+        </w:rPr>
+        <w:t xml:space="preserve">rebase origin main</w:t>
       </w:r>
       <w:r>
         <w:br/>
@@ -8352,7 +9452,85 @@
         <w:rPr>
           <w:rStyle w:val="NormalTok"/>
         </w:rPr>
-        <w:t xml:space="preserve">    docs/customer-documents/adapter-technical-specifications/*/ats-*.</w:t>
+        <w:t xml:space="preserve">    docs</w:t>
+      </w:r>
+      <w:r>
+        <w:rPr>
+          <w:rStyle w:val="OperatorTok"/>
+        </w:rPr>
+        <w:t xml:space="preserve">/</w:t>
+      </w:r>
+      <w:r>
+        <w:rPr>
+          <w:rStyle w:val="NormalTok"/>
+        </w:rPr>
+        <w:t xml:space="preserve">customer</w:t>
+      </w:r>
+      <w:r>
+        <w:rPr>
+          <w:rStyle w:val="OperatorTok"/>
+        </w:rPr>
+        <w:t xml:space="preserve">-</w:t>
+      </w:r>
+      <w:r>
+        <w:rPr>
+          <w:rStyle w:val="NormalTok"/>
+        </w:rPr>
+        <w:t xml:space="preserve">documents</w:t>
+      </w:r>
+      <w:r>
+        <w:rPr>
+          <w:rStyle w:val="OperatorTok"/>
+        </w:rPr>
+        <w:t xml:space="preserve">/</w:t>
+      </w:r>
+      <w:r>
+        <w:rPr>
+          <w:rStyle w:val="NormalTok"/>
+        </w:rPr>
+        <w:t xml:space="preserve">adapter</w:t>
+      </w:r>
+      <w:r>
+        <w:rPr>
+          <w:rStyle w:val="OperatorTok"/>
+        </w:rPr>
+        <w:t xml:space="preserve">-</w:t>
+      </w:r>
+      <w:r>
+        <w:rPr>
+          <w:rStyle w:val="NormalTok"/>
+        </w:rPr>
+        <w:t xml:space="preserve">technical</w:t>
+      </w:r>
+      <w:r>
+        <w:rPr>
+          <w:rStyle w:val="OperatorTok"/>
+        </w:rPr>
+        <w:t xml:space="preserve">-</w:t>
+      </w:r>
+      <w:r>
+        <w:rPr>
+          <w:rStyle w:val="NormalTok"/>
+        </w:rPr>
+        <w:t xml:space="preserve">specifications</w:t>
+      </w:r>
+      <w:r>
+        <w:rPr>
+          <w:rStyle w:val="OperatorTok"/>
+        </w:rPr>
+        <w:t xml:space="preserve">/*/</w:t>
+      </w:r>
+      <w:r>
+        <w:rPr>
+          <w:rStyle w:val="NormalTok"/>
+        </w:rPr>
+        <w:t xml:space="preserve">ats</w:t>
+      </w:r>
+      <w:r>
+        <w:rPr>
+          <w:rStyle w:val="OperatorTok"/>
+        </w:rPr>
+        <w:t xml:space="preserve">-*.</w:t>
       </w:r>
       <w:r>
         <w:rPr>
@@ -8373,7 +9551,85 @@
         <w:rPr>
           <w:rStyle w:val="NormalTok"/>
         </w:rPr>
-        <w:t xml:space="preserve">    docs/customer-documents/adapter-validation-suites/*/avs-*.</w:t>
+        <w:t xml:space="preserve">    docs</w:t>
+      </w:r>
+      <w:r>
+        <w:rPr>
+          <w:rStyle w:val="OperatorTok"/>
+        </w:rPr>
+        <w:t xml:space="preserve">/</w:t>
+      </w:r>
+      <w:r>
+        <w:rPr>
+          <w:rStyle w:val="NormalTok"/>
+        </w:rPr>
+        <w:t xml:space="preserve">customer</w:t>
+      </w:r>
+      <w:r>
+        <w:rPr>
+          <w:rStyle w:val="OperatorTok"/>
+        </w:rPr>
+        <w:t xml:space="preserve">-</w:t>
+      </w:r>
+      <w:r>
+        <w:rPr>
+          <w:rStyle w:val="NormalTok"/>
+        </w:rPr>
+        <w:t xml:space="preserve">documents</w:t>
+      </w:r>
+      <w:r>
+        <w:rPr>
+          <w:rStyle w:val="OperatorTok"/>
+        </w:rPr>
+        <w:t xml:space="preserve">/</w:t>
+      </w:r>
+      <w:r>
+        <w:rPr>
+          <w:rStyle w:val="NormalTok"/>
+        </w:rPr>
+        <w:t xml:space="preserve">adapter</w:t>
+      </w:r>
+      <w:r>
+        <w:rPr>
+          <w:rStyle w:val="OperatorTok"/>
+        </w:rPr>
+        <w:t xml:space="preserve">-</w:t>
+      </w:r>
+      <w:r>
+        <w:rPr>
+          <w:rStyle w:val="NormalTok"/>
+        </w:rPr>
+        <w:t xml:space="preserve">validation</w:t>
+      </w:r>
+      <w:r>
+        <w:rPr>
+          <w:rStyle w:val="OperatorTok"/>
+        </w:rPr>
+        <w:t xml:space="preserve">-</w:t>
+      </w:r>
+      <w:r>
+        <w:rPr>
+          <w:rStyle w:val="NormalTok"/>
+        </w:rPr>
+        <w:t xml:space="preserve">suites</w:t>
+      </w:r>
+      <w:r>
+        <w:rPr>
+          <w:rStyle w:val="OperatorTok"/>
+        </w:rPr>
+        <w:t xml:space="preserve">/*/</w:t>
+      </w:r>
+      <w:r>
+        <w:rPr>
+          <w:rStyle w:val="NormalTok"/>
+        </w:rPr>
+        <w:t xml:space="preserve">avs</w:t>
+      </w:r>
+      <w:r>
+        <w:rPr>
+          <w:rStyle w:val="OperatorTok"/>
+        </w:rPr>
+        <w:t xml:space="preserve">-*.</w:t>
       </w:r>
       <w:r>
         <w:rPr>
@@ -8409,7 +9665,49 @@
         <w:rPr>
           <w:rStyle w:val="NormalTok"/>
         </w:rPr>
-        <w:t xml:space="preserve">    docs/customer-documents/index.</w:t>
+        <w:t xml:space="preserve">    docs</w:t>
+      </w:r>
+      <w:r>
+        <w:rPr>
+          <w:rStyle w:val="OperatorTok"/>
+        </w:rPr>
+        <w:t xml:space="preserve">/</w:t>
+      </w:r>
+      <w:r>
+        <w:rPr>
+          <w:rStyle w:val="NormalTok"/>
+        </w:rPr>
+        <w:t xml:space="preserve">customer</w:t>
+      </w:r>
+      <w:r>
+        <w:rPr>
+          <w:rStyle w:val="OperatorTok"/>
+        </w:rPr>
+        <w:t xml:space="preserve">-</w:t>
+      </w:r>
+      <w:r>
+        <w:rPr>
+          <w:rStyle w:val="NormalTok"/>
+        </w:rPr>
+        <w:t xml:space="preserve">documents</w:t>
+      </w:r>
+      <w:r>
+        <w:rPr>
+          <w:rStyle w:val="OperatorTok"/>
+        </w:rPr>
+        <w:t xml:space="preserve">/</w:t>
+      </w:r>
+      <w:r>
+        <w:rPr>
+          <w:rStyle w:val="NormalTok"/>
+        </w:rPr>
+        <w:t xml:space="preserve">index</w:t>
+      </w:r>
+      <w:r>
+        <w:rPr>
+          <w:rStyle w:val="OperatorTok"/>
+        </w:rPr>
+        <w:t xml:space="preserve">.</w:t>
       </w:r>
       <w:r>
         <w:rPr>
@@ -8430,7 +9728,79 @@
         <w:rPr>
           <w:rStyle w:val="NormalTok"/>
         </w:rPr>
-        <w:t xml:space="preserve">    docs/customer-documents/adapter-technical-specifications/ `</w:t>
+        <w:t xml:space="preserve">    docs</w:t>
+      </w:r>
+      <w:r>
+        <w:rPr>
+          <w:rStyle w:val="OperatorTok"/>
+        </w:rPr>
+        <w:t xml:space="preserve">/</w:t>
+      </w:r>
+      <w:r>
+        <w:rPr>
+          <w:rStyle w:val="NormalTok"/>
+        </w:rPr>
+        <w:t xml:space="preserve">customer</w:t>
+      </w:r>
+      <w:r>
+        <w:rPr>
+          <w:rStyle w:val="OperatorTok"/>
+        </w:rPr>
+        <w:t xml:space="preserve">-</w:t>
+      </w:r>
+      <w:r>
+        <w:rPr>
+          <w:rStyle w:val="NormalTok"/>
+        </w:rPr>
+        <w:t xml:space="preserve">documents</w:t>
+      </w:r>
+      <w:r>
+        <w:rPr>
+          <w:rStyle w:val="OperatorTok"/>
+        </w:rPr>
+        <w:t xml:space="preserve">/</w:t>
+      </w:r>
+      <w:r>
+        <w:rPr>
+          <w:rStyle w:val="NormalTok"/>
+        </w:rPr>
+        <w:t xml:space="preserve">adapter</w:t>
+      </w:r>
+      <w:r>
+        <w:rPr>
+          <w:rStyle w:val="OperatorTok"/>
+        </w:rPr>
+        <w:t xml:space="preserve">-</w:t>
+      </w:r>
+      <w:r>
+        <w:rPr>
+          <w:rStyle w:val="NormalTok"/>
+        </w:rPr>
+        <w:t xml:space="preserve">technical</w:t>
+      </w:r>
+      <w:r>
+        <w:rPr>
+          <w:rStyle w:val="OperatorTok"/>
+        </w:rPr>
+        <w:t xml:space="preserve">-</w:t>
+      </w:r>
+      <w:r>
+        <w:rPr>
+          <w:rStyle w:val="NormalTok"/>
+        </w:rPr>
+        <w:t xml:space="preserve">specifications</w:t>
+      </w:r>
+      <w:r>
+        <w:rPr>
+          <w:rStyle w:val="OperatorTok"/>
+        </w:rPr>
+        <w:t xml:space="preserve">/</w:t>
+      </w:r>
+      <w:r>
+        <w:rPr>
+          <w:rStyle w:val="NormalTok"/>
+        </w:rPr>
+        <w:t xml:space="preserve"> `</w:t>
       </w:r>
       <w:r>
         <w:br/>
@@ -8439,7 +9809,79 @@
         <w:rPr>
           <w:rStyle w:val="NormalTok"/>
         </w:rPr>
-        <w:t xml:space="preserve">    docs/customer-documents/adapter-validation-suites/ `</w:t>
+        <w:t xml:space="preserve">    docs</w:t>
+      </w:r>
+      <w:r>
+        <w:rPr>
+          <w:rStyle w:val="OperatorTok"/>
+        </w:rPr>
+        <w:t xml:space="preserve">/</w:t>
+      </w:r>
+      <w:r>
+        <w:rPr>
+          <w:rStyle w:val="NormalTok"/>
+        </w:rPr>
+        <w:t xml:space="preserve">customer</w:t>
+      </w:r>
+      <w:r>
+        <w:rPr>
+          <w:rStyle w:val="OperatorTok"/>
+        </w:rPr>
+        <w:t xml:space="preserve">-</w:t>
+      </w:r>
+      <w:r>
+        <w:rPr>
+          <w:rStyle w:val="NormalTok"/>
+        </w:rPr>
+        <w:t xml:space="preserve">documents</w:t>
+      </w:r>
+      <w:r>
+        <w:rPr>
+          <w:rStyle w:val="OperatorTok"/>
+        </w:rPr>
+        <w:t xml:space="preserve">/</w:t>
+      </w:r>
+      <w:r>
+        <w:rPr>
+          <w:rStyle w:val="NormalTok"/>
+        </w:rPr>
+        <w:t xml:space="preserve">adapter</w:t>
+      </w:r>
+      <w:r>
+        <w:rPr>
+          <w:rStyle w:val="OperatorTok"/>
+        </w:rPr>
+        <w:t xml:space="preserve">-</w:t>
+      </w:r>
+      <w:r>
+        <w:rPr>
+          <w:rStyle w:val="NormalTok"/>
+        </w:rPr>
+        <w:t xml:space="preserve">validation</w:t>
+      </w:r>
+      <w:r>
+        <w:rPr>
+          <w:rStyle w:val="OperatorTok"/>
+        </w:rPr>
+        <w:t xml:space="preserve">-</w:t>
+      </w:r>
+      <w:r>
+        <w:rPr>
+          <w:rStyle w:val="NormalTok"/>
+        </w:rPr>
+        <w:t xml:space="preserve">suites</w:t>
+      </w:r>
+      <w:r>
+        <w:rPr>
+          <w:rStyle w:val="OperatorTok"/>
+        </w:rPr>
+        <w:t xml:space="preserve">/</w:t>
+      </w:r>
+      <w:r>
+        <w:rPr>
+          <w:rStyle w:val="NormalTok"/>
+        </w:rPr>
+        <w:t xml:space="preserve"> `</w:t>
       </w:r>
       <w:r>
         <w:br/>
@@ -8448,7 +9890,25 @@
         <w:rPr>
           <w:rStyle w:val="NormalTok"/>
         </w:rPr>
-        <w:t xml:space="preserve">    tools/aggregate_prompts.</w:t>
+        <w:t xml:space="preserve">    tools</w:t>
+      </w:r>
+      <w:r>
+        <w:rPr>
+          <w:rStyle w:val="OperatorTok"/>
+        </w:rPr>
+        <w:t xml:space="preserve">/</w:t>
+      </w:r>
+      <w:r>
+        <w:rPr>
+          <w:rStyle w:val="NormalTok"/>
+        </w:rPr>
+        <w:t xml:space="preserve">aggregate_prompts</w:t>
+      </w:r>
+      <w:r>
+        <w:rPr>
+          <w:rStyle w:val="OperatorTok"/>
+        </w:rPr>
+        <w:t xml:space="preserve">.</w:t>
       </w:r>
       <w:r>
         <w:rPr>
@@ -8469,7 +9929,25 @@
         <w:rPr>
           <w:rStyle w:val="NormalTok"/>
         </w:rPr>
-        <w:t xml:space="preserve">    tools/generate_images.</w:t>
+        <w:t xml:space="preserve">    tools</w:t>
+      </w:r>
+      <w:r>
+        <w:rPr>
+          <w:rStyle w:val="OperatorTok"/>
+        </w:rPr>
+        <w:t xml:space="preserve">/</w:t>
+      </w:r>
+      <w:r>
+        <w:rPr>
+          <w:rStyle w:val="NormalTok"/>
+        </w:rPr>
+        <w:t xml:space="preserve">generate_images</w:t>
+      </w:r>
+      <w:r>
+        <w:rPr>
+          <w:rStyle w:val="OperatorTok"/>
+        </w:rPr>
+        <w:t xml:space="preserve">.</w:t>
       </w:r>
       <w:r>
         <w:rPr>
@@ -8500,9 +9978,33 @@
       </w:r>
       <w:r>
         <w:rPr>
-          <w:rStyle w:val="NormalTok"/>
-        </w:rPr>
-        <w:t xml:space="preserve">/image-manifest.</w:t>
+          <w:rStyle w:val="OperatorTok"/>
+        </w:rPr>
+        <w:t xml:space="preserve">/</w:t>
+      </w:r>
+      <w:r>
+        <w:rPr>
+          <w:rStyle w:val="NormalTok"/>
+        </w:rPr>
+        <w:t xml:space="preserve">image</w:t>
+      </w:r>
+      <w:r>
+        <w:rPr>
+          <w:rStyle w:val="OperatorTok"/>
+        </w:rPr>
+        <w:t xml:space="preserve">-</w:t>
+      </w:r>
+      <w:r>
+        <w:rPr>
+          <w:rStyle w:val="NormalTok"/>
+        </w:rPr>
+        <w:t xml:space="preserve">manifest</w:t>
+      </w:r>
+      <w:r>
+        <w:rPr>
+          <w:rStyle w:val="OperatorTok"/>
+        </w:rPr>
+        <w:t xml:space="preserve">.</w:t>
       </w:r>
       <w:r>
         <w:rPr>
@@ -8533,9 +10035,33 @@
       </w:r>
       <w:r>
         <w:rPr>
-          <w:rStyle w:val="NormalTok"/>
-        </w:rPr>
-        <w:t xml:space="preserve">/image-cache.</w:t>
+          <w:rStyle w:val="OperatorTok"/>
+        </w:rPr>
+        <w:t xml:space="preserve">/</w:t>
+      </w:r>
+      <w:r>
+        <w:rPr>
+          <w:rStyle w:val="NormalTok"/>
+        </w:rPr>
+        <w:t xml:space="preserve">image</w:t>
+      </w:r>
+      <w:r>
+        <w:rPr>
+          <w:rStyle w:val="OperatorTok"/>
+        </w:rPr>
+        <w:t xml:space="preserve">-</w:t>
+      </w:r>
+      <w:r>
+        <w:rPr>
+          <w:rStyle w:val="NormalTok"/>
+        </w:rPr>
+        <w:t xml:space="preserve">cache</w:t>
+      </w:r>
+      <w:r>
+        <w:rPr>
+          <w:rStyle w:val="OperatorTok"/>
+        </w:rPr>
+        <w:t xml:space="preserve">.</w:t>
       </w:r>
       <w:r>
         <w:rPr>
@@ -8556,7 +10082,109 @@
         <w:rPr>
           <w:rStyle w:val="NormalTok"/>
         </w:rPr>
-        <w:t xml:space="preserve">    docs/session-logs/2026-04-14-customer-docs-platform.</w:t>
+        <w:t xml:space="preserve">    docs</w:t>
+      </w:r>
+      <w:r>
+        <w:rPr>
+          <w:rStyle w:val="OperatorTok"/>
+        </w:rPr>
+        <w:t xml:space="preserve">/</w:t>
+      </w:r>
+      <w:r>
+        <w:rPr>
+          <w:rStyle w:val="NormalTok"/>
+        </w:rPr>
+        <w:t xml:space="preserve">session</w:t>
+      </w:r>
+      <w:r>
+        <w:rPr>
+          <w:rStyle w:val="OperatorTok"/>
+        </w:rPr>
+        <w:t xml:space="preserve">-</w:t>
+      </w:r>
+      <w:r>
+        <w:rPr>
+          <w:rStyle w:val="NormalTok"/>
+        </w:rPr>
+        <w:t xml:space="preserve">logs</w:t>
+      </w:r>
+      <w:r>
+        <w:rPr>
+          <w:rStyle w:val="OperatorTok"/>
+        </w:rPr>
+        <w:t xml:space="preserve">/</w:t>
+      </w:r>
+      <w:r>
+        <w:rPr>
+          <w:rStyle w:val="NormalTok"/>
+        </w:rPr>
+        <w:t xml:space="preserve">2026</w:t>
+      </w:r>
+      <w:r>
+        <w:rPr>
+          <w:rStyle w:val="OperatorTok"/>
+        </w:rPr>
+        <w:t xml:space="preserve">-</w:t>
+      </w:r>
+      <w:r>
+        <w:rPr>
+          <w:rStyle w:val="NormalTok"/>
+        </w:rPr>
+        <w:t xml:space="preserve">04</w:t>
+      </w:r>
+      <w:r>
+        <w:rPr>
+          <w:rStyle w:val="OperatorTok"/>
+        </w:rPr>
+        <w:t xml:space="preserve">-</w:t>
+      </w:r>
+      <w:r>
+        <w:rPr>
+          <w:rStyle w:val="NormalTok"/>
+        </w:rPr>
+        <w:t xml:space="preserve">14</w:t>
+      </w:r>
+      <w:r>
+        <w:rPr>
+          <w:rStyle w:val="OperatorTok"/>
+        </w:rPr>
+        <w:t xml:space="preserve">-</w:t>
+      </w:r>
+      <w:r>
+        <w:rPr>
+          <w:rStyle w:val="NormalTok"/>
+        </w:rPr>
+        <w:t xml:space="preserve">customer</w:t>
+      </w:r>
+      <w:r>
+        <w:rPr>
+          <w:rStyle w:val="OperatorTok"/>
+        </w:rPr>
+        <w:t xml:space="preserve">-</w:t>
+      </w:r>
+      <w:r>
+        <w:rPr>
+          <w:rStyle w:val="NormalTok"/>
+        </w:rPr>
+        <w:t xml:space="preserve">docs</w:t>
+      </w:r>
+      <w:r>
+        <w:rPr>
+          <w:rStyle w:val="OperatorTok"/>
+        </w:rPr>
+        <w:t xml:space="preserve">-</w:t>
+      </w:r>
+      <w:r>
+        <w:rPr>
+          <w:rStyle w:val="NormalTok"/>
+        </w:rPr>
+        <w:t xml:space="preserve">platform</w:t>
+      </w:r>
+      <w:r>
+        <w:rPr>
+          <w:rStyle w:val="OperatorTok"/>
+        </w:rPr>
+        <w:t xml:space="preserve">.</w:t>
       </w:r>
       <w:r>
         <w:rPr>
@@ -8577,7 +10205,109 @@
         <w:rPr>
           <w:rStyle w:val="NormalTok"/>
         </w:rPr>
-        <w:t xml:space="preserve">    docs/session-logs/2026-04-14-customer-docs-platform.</w:t>
+        <w:t xml:space="preserve">    docs</w:t>
+      </w:r>
+      <w:r>
+        <w:rPr>
+          <w:rStyle w:val="OperatorTok"/>
+        </w:rPr>
+        <w:t xml:space="preserve">/</w:t>
+      </w:r>
+      <w:r>
+        <w:rPr>
+          <w:rStyle w:val="NormalTok"/>
+        </w:rPr>
+        <w:t xml:space="preserve">session</w:t>
+      </w:r>
+      <w:r>
+        <w:rPr>
+          <w:rStyle w:val="OperatorTok"/>
+        </w:rPr>
+        <w:t xml:space="preserve">-</w:t>
+      </w:r>
+      <w:r>
+        <w:rPr>
+          <w:rStyle w:val="NormalTok"/>
+        </w:rPr>
+        <w:t xml:space="preserve">logs</w:t>
+      </w:r>
+      <w:r>
+        <w:rPr>
+          <w:rStyle w:val="OperatorTok"/>
+        </w:rPr>
+        <w:t xml:space="preserve">/</w:t>
+      </w:r>
+      <w:r>
+        <w:rPr>
+          <w:rStyle w:val="NormalTok"/>
+        </w:rPr>
+        <w:t xml:space="preserve">2026</w:t>
+      </w:r>
+      <w:r>
+        <w:rPr>
+          <w:rStyle w:val="OperatorTok"/>
+        </w:rPr>
+        <w:t xml:space="preserve">-</w:t>
+      </w:r>
+      <w:r>
+        <w:rPr>
+          <w:rStyle w:val="NormalTok"/>
+        </w:rPr>
+        <w:t xml:space="preserve">04</w:t>
+      </w:r>
+      <w:r>
+        <w:rPr>
+          <w:rStyle w:val="OperatorTok"/>
+        </w:rPr>
+        <w:t xml:space="preserve">-</w:t>
+      </w:r>
+      <w:r>
+        <w:rPr>
+          <w:rStyle w:val="NormalTok"/>
+        </w:rPr>
+        <w:t xml:space="preserve">14</w:t>
+      </w:r>
+      <w:r>
+        <w:rPr>
+          <w:rStyle w:val="OperatorTok"/>
+        </w:rPr>
+        <w:t xml:space="preserve">-</w:t>
+      </w:r>
+      <w:r>
+        <w:rPr>
+          <w:rStyle w:val="NormalTok"/>
+        </w:rPr>
+        <w:t xml:space="preserve">customer</w:t>
+      </w:r>
+      <w:r>
+        <w:rPr>
+          <w:rStyle w:val="OperatorTok"/>
+        </w:rPr>
+        <w:t xml:space="preserve">-</w:t>
+      </w:r>
+      <w:r>
+        <w:rPr>
+          <w:rStyle w:val="NormalTok"/>
+        </w:rPr>
+        <w:t xml:space="preserve">docs</w:t>
+      </w:r>
+      <w:r>
+        <w:rPr>
+          <w:rStyle w:val="OperatorTok"/>
+        </w:rPr>
+        <w:t xml:space="preserve">-</w:t>
+      </w:r>
+      <w:r>
+        <w:rPr>
+          <w:rStyle w:val="NormalTok"/>
+        </w:rPr>
+        <w:t xml:space="preserve">platform</w:t>
+      </w:r>
+      <w:r>
+        <w:rPr>
+          <w:rStyle w:val="OperatorTok"/>
+        </w:rPr>
+        <w:t xml:space="preserve">.</w:t>
       </w:r>
       <w:r>
         <w:rPr>
@@ -8595,7 +10325,19 @@
         <w:rPr>
           <w:rStyle w:val="NormalTok"/>
         </w:rPr>
-        <w:t xml:space="preserve">git commit -m </w:t>
+        <w:t xml:space="preserve">git commit </w:t>
+      </w:r>
+      <w:r>
+        <w:rPr>
+          <w:rStyle w:val="OperatorTok"/>
+        </w:rPr>
+        <w:t xml:space="preserve">-</w:t>
+      </w:r>
+      <w:r>
+        <w:rPr>
+          <w:rStyle w:val="NormalTok"/>
+        </w:rPr>
+        <w:t xml:space="preserve">m </w:t>
       </w:r>
       <w:r>
         <w:rPr>
@@ -8721,15 +10463,16 @@
         </w:pict>
       </w:r>
     </w:p>
+    <w:bookmarkEnd w:id="37"/>
+    <w:bookmarkEnd w:id="38"/>
+    <w:bookmarkStart w:id="39" w:name="next-up-1"/>
     <w:p>
       <w:pPr>
         <w:pStyle w:val="Heading2"/>
       </w:pPr>
-      <w:bookmarkStart w:id="40" w:name="next-up-1"/>
       <w:r>
         <w:t xml:space="preserve">Next Up</w:t>
       </w:r>
-      <w:bookmarkEnd w:id="40"/>
     </w:p>
     <w:p>
       <w:pPr>
@@ -8741,6 +10484,7 @@
       </w:pPr>
       <w:r>
         <w:rPr>
+          <w:bCs/>
           <w:b/>
         </w:rPr>
         <w:t xml:space="preserve">Phase D — repo split correction (next session).</w:t>
@@ -8786,6 +10530,7 @@
       </w:pPr>
       <w:r>
         <w:rPr>
+          <w:bCs/>
           <w:b/>
         </w:rPr>
         <w:t xml:space="preserve">Phase A closeout from Michael’s manifest.</w:t>
@@ -8807,6 +10552,7 @@
       </w:pPr>
       <w:r>
         <w:rPr>
+          <w:bCs/>
           <w:b/>
         </w:rPr>
         <w:t xml:space="preserve">Phase B decisions.</w:t>
@@ -8815,7 +10561,23 @@
         <w:t xml:space="preserve"> </w:t>
       </w:r>
       <w:r>
-        <w:t xml:space="preserve">ODA-15 (pick a/b/c), Track 1 ScubaGear Watch subscription, build-deploy status-check wiring (Step 6).</w:t>
+        <w:rPr>
+          <w:strike/>
+        </w:rPr>
+        <w:t xml:space="preserve">ODA-15 (pick a/b/c)</w:t>
+      </w:r>
+      <w:r>
+        <w:t xml:space="preserve"> </w:t>
+      </w:r>
+      <w:r>
+        <w:rPr>
+          <w:bCs/>
+          <w:b/>
+        </w:rPr>
+        <w:t xml:space="preserve">RESOLVED 2026-04-15 (Option a) — see Turn 8 below</w:t>
+      </w:r>
+      <w:r>
+        <w:t xml:space="preserve">; Track 1 ScubaGear Watch subscription; build-deploy status-check wiring (Step 6).</w:t>
       </w:r>
     </w:p>
     <w:p>
@@ -8828,6 +10590,7 @@
       </w:pPr>
       <w:r>
         <w:rPr>
+          <w:bCs/>
           <w:b/>
         </w:rPr>
         <w:t xml:space="preserve">Step 2 — real image backend.</w:t>
@@ -8906,6 +10669,7 @@
       </w:pPr>
       <w:r>
         <w:rPr>
+          <w:bCs/>
           <w:b/>
         </w:rPr>
         <w:t xml:space="preserve">Author first real image prompts.</w:t>
@@ -8977,6 +10741,1549 @@
         <w:t xml:space="preserve">headings, rerun aggregate + generate to prove the pipeline end-to-end.</w:t>
       </w:r>
     </w:p>
+    <w:p>
+      <w:r>
+        <w:pict>
+          <v:rect style="width:0;height:1.5pt" o:hralign="center" o:hrstd="t" o:hr="t"/>
+        </w:pict>
+      </w:r>
+    </w:p>
+    <w:bookmarkEnd w:id="39"/>
+    <w:bookmarkStart w:id="45" w:name="X00f5bdcf57695e976876d217e3e9bdd4bb19709"/>
+    <w:p>
+      <w:pPr>
+        <w:pStyle w:val="Heading2"/>
+      </w:pPr>
+      <w:r>
+        <w:t xml:space="preserve">Turn 8 — 2026-04-15 — ODA-15 resolution (Option a: new</w:t>
+      </w:r>
+      <w:r>
+        <w:t xml:space="preserve"> </w:t>
+      </w:r>
+      <w:r>
+        <w:rPr>
+          <w:rStyle w:val="VerbatimChar"/>
+        </w:rPr>
+        <w:t xml:space="preserve">integration</w:t>
+      </w:r>
+      <w:r>
+        <w:t xml:space="preserve"> </w:t>
+      </w:r>
+      <w:r>
+        <w:t xml:space="preserve">mission-class)</w:t>
+      </w:r>
+    </w:p>
+    <w:p>
+      <w:pPr>
+        <w:pStyle w:val="FirstParagraph"/>
+      </w:pPr>
+      <w:r>
+        <w:t xml:space="preserve">Michael closed Task B1 from</w:t>
+      </w:r>
+      <w:r>
+        <w:t xml:space="preserve"> </w:t>
+      </w:r>
+      <w:r>
+        <w:rPr>
+          <w:rStyle w:val="VerbatimChar"/>
+        </w:rPr>
+        <w:t xml:space="preserve">2026-04-14-manifest-your-side.md</w:t>
+      </w:r>
+      <w:r>
+        <w:t xml:space="preserve"> </w:t>
+      </w:r>
+      <w:r>
+        <w:t xml:space="preserve">with Option (a): introduce a fifth canonical doctrinal mission-class named</w:t>
+      </w:r>
+      <w:r>
+        <w:t xml:space="preserve"> </w:t>
+      </w:r>
+      <w:r>
+        <w:rPr>
+          <w:rStyle w:val="VerbatimChar"/>
+        </w:rPr>
+        <w:t xml:space="preserve">integration</w:t>
+      </w:r>
+      <w:r>
+        <w:t xml:space="preserve"> </w:t>
+      </w:r>
+      <w:r>
+        <w:t xml:space="preserve">covering change-making actions against a target environment. All five seeded modernization adapters migrate from</w:t>
+      </w:r>
+      <w:r>
+        <w:t xml:space="preserve"> </w:t>
+      </w:r>
+      <w:r>
+        <w:rPr>
+          <w:rStyle w:val="VerbatimChar"/>
+        </w:rPr>
+        <w:t xml:space="preserve">mission-class: unmapped</w:t>
+      </w:r>
+      <w:r>
+        <w:t xml:space="preserve"> </w:t>
+      </w:r>
+      <w:r>
+        <w:t xml:space="preserve">→</w:t>
+      </w:r>
+      <w:r>
+        <w:t xml:space="preserve"> </w:t>
+      </w:r>
+      <w:r>
+        <w:rPr>
+          <w:rStyle w:val="VerbatimChar"/>
+        </w:rPr>
+        <w:t xml:space="preserve">mission-class: integration</w:t>
+      </w:r>
+      <w:r>
+        <w:t xml:space="preserve">, marking ODA-15</w:t>
+      </w:r>
+      <w:r>
+        <w:t xml:space="preserve"> </w:t>
+      </w:r>
+      <w:r>
+        <w:rPr>
+          <w:bCs/>
+          <w:b/>
+        </w:rPr>
+        <w:t xml:space="preserve">RESOLVED</w:t>
+      </w:r>
+      <w:r>
+        <w:t xml:space="preserve"> </w:t>
+      </w:r>
+      <w:r>
+        <w:t xml:space="preserve">and ratifying the dual-axis taxonomy.</w:t>
+      </w:r>
+    </w:p>
+    <w:bookmarkStart w:id="40" w:name="rationale"/>
+    <w:p>
+      <w:pPr>
+        <w:pStyle w:val="Heading3"/>
+      </w:pPr>
+      <w:r>
+        <w:t xml:space="preserve">Rationale</w:t>
+      </w:r>
+    </w:p>
+    <w:p>
+      <w:pPr>
+        <w:numPr>
+          <w:ilvl w:val="0"/>
+          <w:numId w:val="1031"/>
+        </w:numPr>
+        <w:pStyle w:val="Compact"/>
+      </w:pPr>
+      <w:r>
+        <w:t xml:space="preserve">Keeps the doctrinal axis clean and orthogonal to the operational axis (</w:t>
+      </w:r>
+      <w:r>
+        <w:rPr>
+          <w:rStyle w:val="VerbatimChar"/>
+        </w:rPr>
+        <w:t xml:space="preserve">conformance</w:t>
+      </w:r>
+      <w:r>
+        <w:t xml:space="preserve"> </w:t>
+      </w:r>
+      <w:r>
+        <w:t xml:space="preserve">vs</w:t>
+      </w:r>
+      <w:r>
+        <w:t xml:space="preserve"> </w:t>
+      </w:r>
+      <w:r>
+        <w:rPr>
+          <w:rStyle w:val="VerbatimChar"/>
+        </w:rPr>
+        <w:t xml:space="preserve">modernization</w:t>
+      </w:r>
+      <w:r>
+        <w:t xml:space="preserve">).</w:t>
+      </w:r>
+    </w:p>
+    <w:p>
+      <w:pPr>
+        <w:numPr>
+          <w:ilvl w:val="0"/>
+          <w:numId w:val="1031"/>
+        </w:numPr>
+        <w:pStyle w:val="Compact"/>
+      </w:pPr>
+      <w:r>
+        <w:t xml:space="preserve">Explicitly distinguishes modernization adapters (change-makers) from enforcement adapters (assurance artifact producers, read-only).</w:t>
+      </w:r>
+    </w:p>
+    <w:p>
+      <w:pPr>
+        <w:numPr>
+          <w:ilvl w:val="0"/>
+          <w:numId w:val="1031"/>
+        </w:numPr>
+        <w:pStyle w:val="Compact"/>
+      </w:pPr>
+      <w:r>
+        <w:t xml:space="preserve">Avoids re-interpreting</w:t>
+      </w:r>
+      <w:r>
+        <w:t xml:space="preserve"> </w:t>
+      </w:r>
+      <w:r>
+        <w:rPr>
+          <w:rStyle w:val="VerbatimChar"/>
+        </w:rPr>
+        <w:t xml:space="preserve">enforcement</w:t>
+      </w:r>
+      <w:r>
+        <w:t xml:space="preserve"> </w:t>
+      </w:r>
+      <w:r>
+        <w:t xml:space="preserve">(which remains scoped to external assurance artifacts per UIAO_003 §4.5).</w:t>
+      </w:r>
+    </w:p>
+    <w:p>
+      <w:pPr>
+        <w:numPr>
+          <w:ilvl w:val="0"/>
+          <w:numId w:val="1031"/>
+        </w:numPr>
+        <w:pStyle w:val="Compact"/>
+      </w:pPr>
+      <w:r>
+        <w:t xml:space="preserve">Avoids the permanent</w:t>
+      </w:r>
+      <w:r>
+        <w:t xml:space="preserve"> </w:t>
+      </w:r>
+      <w:r>
+        <w:rPr>
+          <w:rStyle w:val="VerbatimChar"/>
+        </w:rPr>
+        <w:t xml:space="preserve">unmapped</w:t>
+      </w:r>
+      <w:r>
+        <w:t xml:space="preserve"> </w:t>
+      </w:r>
+      <w:r>
+        <w:t xml:space="preserve">escape-valve hack.</w:t>
+      </w:r>
+    </w:p>
+    <w:p>
+      <w:pPr>
+        <w:numPr>
+          <w:ilvl w:val="0"/>
+          <w:numId w:val="1031"/>
+        </w:numPr>
+        <w:pStyle w:val="Compact"/>
+      </w:pPr>
+      <w:r>
+        <w:t xml:space="preserve">Future-proofs the registry for additional change-making adapters (Terraform/OpenTofu, CyberArk credential rotation, etc.).</w:t>
+      </w:r>
+    </w:p>
+    <w:bookmarkEnd w:id="40"/>
+    <w:bookmarkStart w:id="41" w:name="X3005bddf39d84257558428389582536f00f2a79"/>
+    <w:p>
+      <w:pPr>
+        <w:pStyle w:val="Heading3"/>
+      </w:pPr>
+      <w:r>
+        <w:t xml:space="preserve">Updated Doctrinal Taxonomy (UIAO_003 §4.2–§4.7)</w:t>
+      </w:r>
+    </w:p>
+    <w:tbl>
+      <w:tblPr>
+        <w:tblStyle w:val="Table"/>
+        <w:tblW w:type="pct" w:w="5000"/>
+        <w:tblLook w:firstRow="1" w:lastRow="0" w:firstColumn="0" w:lastColumn="0" w:noHBand="0" w:noVBand="0" w:val="0020"/>
+        <w:jc w:val="start"/>
+      </w:tblPr>
+      <w:tblGrid>
+        <w:gridCol w:w="2527"/>
+        <w:gridCol w:w="2190"/>
+        <w:gridCol w:w="1516"/>
+        <w:gridCol w:w="1685"/>
+      </w:tblGrid>
+      <w:tr>
+        <w:trPr>
+          <w:tblHeader w:val="true"/>
+        </w:trPr>
+        <w:tc>
+          <w:tcPr/>
+          <w:p>
+            <w:pPr>
+              <w:pStyle w:val="Compact"/>
+              <w:jc w:val="left"/>
+            </w:pPr>
+            <w:r>
+              <w:t xml:space="preserve">Mission-Class</w:t>
+            </w:r>
+          </w:p>
+        </w:tc>
+        <w:tc>
+          <w:tcPr/>
+          <w:p>
+            <w:pPr>
+              <w:pStyle w:val="Compact"/>
+              <w:jc w:val="left"/>
+            </w:pPr>
+            <w:r>
+              <w:t xml:space="preserve">Description</w:t>
+            </w:r>
+          </w:p>
+        </w:tc>
+        <w:tc>
+          <w:tcPr/>
+          <w:p>
+            <w:pPr>
+              <w:pStyle w:val="Compact"/>
+              <w:jc w:val="left"/>
+            </w:pPr>
+            <w:r>
+              <w:t xml:space="preserve">Purpose</w:t>
+            </w:r>
+          </w:p>
+        </w:tc>
+        <w:tc>
+          <w:tcPr/>
+          <w:p>
+            <w:pPr>
+              <w:pStyle w:val="Compact"/>
+              <w:jc w:val="left"/>
+            </w:pPr>
+            <w:r>
+              <w:t xml:space="preserve">Examples</w:t>
+            </w:r>
+          </w:p>
+        </w:tc>
+      </w:tr>
+      <w:tr>
+        <w:tc>
+          <w:tcPr/>
+          <w:p>
+            <w:pPr>
+              <w:pStyle w:val="Compact"/>
+              <w:jc w:val="left"/>
+            </w:pPr>
+            <w:r>
+              <w:rPr>
+                <w:bCs/>
+                <w:b/>
+              </w:rPr>
+              <w:t xml:space="preserve">Identity</w:t>
+            </w:r>
+          </w:p>
+        </w:tc>
+        <w:tc>
+          <w:tcPr/>
+          <w:p>
+            <w:pPr>
+              <w:pStyle w:val="Compact"/>
+              <w:jc w:val="left"/>
+            </w:pPr>
+            <w:r>
+              <w:t xml:space="preserve">Claims about who or what a subject is</w:t>
+            </w:r>
+          </w:p>
+        </w:tc>
+        <w:tc>
+          <w:tcPr/>
+          <w:p>
+            <w:pPr>
+              <w:pStyle w:val="Compact"/>
+              <w:jc w:val="left"/>
+            </w:pPr>
+            <w:r>
+              <w:t xml:space="preserve">Identity fabric</w:t>
+            </w:r>
+          </w:p>
+        </w:tc>
+        <w:tc>
+          <w:tcPr/>
+          <w:p>
+            <w:pPr>
+              <w:pStyle w:val="Compact"/>
+              <w:jc w:val="left"/>
+            </w:pPr>
+            <w:r>
+              <w:t xml:space="preserve">Entra ID, mainframe, DMV</w:t>
+            </w:r>
+          </w:p>
+        </w:tc>
+      </w:tr>
+      <w:tr>
+        <w:tc>
+          <w:tcPr/>
+          <w:p>
+            <w:pPr>
+              <w:pStyle w:val="Compact"/>
+              <w:jc w:val="left"/>
+            </w:pPr>
+            <w:r>
+              <w:rPr>
+                <w:bCs/>
+                <w:b/>
+              </w:rPr>
+              <w:t xml:space="preserve">Telemetry</w:t>
+            </w:r>
+          </w:p>
+        </w:tc>
+        <w:tc>
+          <w:tcPr/>
+          <w:p>
+            <w:pPr>
+              <w:pStyle w:val="Compact"/>
+              <w:jc w:val="left"/>
+            </w:pPr>
+            <w:r>
+              <w:t xml:space="preserve">Claims about observed state / events</w:t>
+            </w:r>
+          </w:p>
+        </w:tc>
+        <w:tc>
+          <w:tcPr/>
+          <w:p>
+            <w:pPr>
+              <w:pStyle w:val="Compact"/>
+              <w:jc w:val="left"/>
+            </w:pPr>
+            <w:r>
+              <w:t xml:space="preserve">Observability</w:t>
+            </w:r>
+          </w:p>
+        </w:tc>
+        <w:tc>
+          <w:tcPr/>
+          <w:p>
+            <w:pPr>
+              <w:pStyle w:val="Compact"/>
+              <w:jc w:val="left"/>
+            </w:pPr>
+            <w:r>
+              <w:t xml:space="preserve">SIEM, IoT, logs</w:t>
+            </w:r>
+          </w:p>
+        </w:tc>
+      </w:tr>
+      <w:tr>
+        <w:tc>
+          <w:tcPr/>
+          <w:p>
+            <w:pPr>
+              <w:pStyle w:val="Compact"/>
+              <w:jc w:val="left"/>
+            </w:pPr>
+            <w:r>
+              <w:rPr>
+                <w:bCs/>
+                <w:b/>
+              </w:rPr>
+              <w:t xml:space="preserve">Policy</w:t>
+            </w:r>
+          </w:p>
+        </w:tc>
+        <w:tc>
+          <w:tcPr/>
+          <w:p>
+            <w:pPr>
+              <w:pStyle w:val="Compact"/>
+              <w:jc w:val="left"/>
+            </w:pPr>
+            <w:r>
+              <w:t xml:space="preserve">Claims about rules, consents, and intent</w:t>
+            </w:r>
+          </w:p>
+        </w:tc>
+        <w:tc>
+          <w:tcPr/>
+          <w:p>
+            <w:pPr>
+              <w:pStyle w:val="Compact"/>
+              <w:jc w:val="left"/>
+            </w:pPr>
+            <w:r>
+              <w:t xml:space="preserve">Policy fabric</w:t>
+            </w:r>
+          </w:p>
+        </w:tc>
+        <w:tc>
+          <w:tcPr/>
+          <w:p>
+            <w:pPr>
+              <w:pStyle w:val="Compact"/>
+              <w:jc w:val="left"/>
+            </w:pPr>
+            <w:r>
+              <w:t xml:space="preserve">ServiceNow, consent mgmt</w:t>
+            </w:r>
+          </w:p>
+        </w:tc>
+      </w:tr>
+      <w:tr>
+        <w:tc>
+          <w:tcPr/>
+          <w:p>
+            <w:pPr>
+              <w:pStyle w:val="Compact"/>
+              <w:jc w:val="left"/>
+            </w:pPr>
+            <w:r>
+              <w:rPr>
+                <w:bCs/>
+                <w:b/>
+              </w:rPr>
+              <w:t xml:space="preserve">Enforcement</w:t>
+            </w:r>
+          </w:p>
+        </w:tc>
+        <w:tc>
+          <w:tcPr/>
+          <w:p>
+            <w:pPr>
+              <w:pStyle w:val="Compact"/>
+              <w:jc w:val="left"/>
+            </w:pPr>
+            <w:r>
+              <w:t xml:space="preserve">Claims about external assurance / audit artifacts</w:t>
+            </w:r>
+          </w:p>
+        </w:tc>
+        <w:tc>
+          <w:tcPr/>
+          <w:p>
+            <w:pPr>
+              <w:pStyle w:val="Compact"/>
+              <w:jc w:val="left"/>
+            </w:pPr>
+            <w:r>
+              <w:t xml:space="preserve">Assurance / compliance</w:t>
+            </w:r>
+          </w:p>
+        </w:tc>
+        <w:tc>
+          <w:tcPr/>
+          <w:p>
+            <w:pPr>
+              <w:pStyle w:val="Compact"/>
+              <w:jc w:val="left"/>
+            </w:pPr>
+            <w:r>
+              <w:t xml:space="preserve">SCuBA Gear, STIG, vuln-scan</w:t>
+            </w:r>
+          </w:p>
+        </w:tc>
+      </w:tr>
+      <w:tr>
+        <w:tc>
+          <w:tcPr/>
+          <w:p>
+            <w:pPr>
+              <w:pStyle w:val="Compact"/>
+              <w:jc w:val="left"/>
+            </w:pPr>
+            <w:r>
+              <w:rPr>
+                <w:bCs/>
+                <w:b/>
+              </w:rPr>
+              <w:t xml:space="preserve">Integration</w:t>
+            </w:r>
+            <w:r>
+              <w:t xml:space="preserve"> </w:t>
+            </w:r>
+            <w:r>
+              <w:t xml:space="preserve">← NEW</w:t>
+            </w:r>
+          </w:p>
+        </w:tc>
+        <w:tc>
+          <w:tcPr/>
+          <w:p>
+            <w:pPr>
+              <w:pStyle w:val="Compact"/>
+              <w:jc w:val="left"/>
+            </w:pPr>
+            <w:r>
+              <w:t xml:space="preserve">Claims that represent</w:t>
+            </w:r>
+            <w:r>
+              <w:t xml:space="preserve"> </w:t>
+            </w:r>
+            <w:r>
+              <w:rPr>
+                <w:bCs/>
+                <w:b/>
+              </w:rPr>
+              <w:t xml:space="preserve">change-making actions</w:t>
+            </w:r>
+            <w:r>
+              <w:t xml:space="preserve"> </w:t>
+            </w:r>
+            <w:r>
+              <w:t xml:space="preserve">against a target environment</w:t>
+            </w:r>
+          </w:p>
+        </w:tc>
+        <w:tc>
+          <w:tcPr/>
+          <w:p>
+            <w:pPr>
+              <w:pStyle w:val="Compact"/>
+              <w:jc w:val="left"/>
+            </w:pPr>
+            <w:r>
+              <w:t xml:space="preserve">Modernization / remediation</w:t>
+            </w:r>
+          </w:p>
+        </w:tc>
+        <w:tc>
+          <w:tcPr/>
+          <w:p>
+            <w:pPr>
+              <w:pStyle w:val="Compact"/>
+              <w:jc w:val="left"/>
+            </w:pPr>
+            <w:r>
+              <w:t xml:space="preserve">Terraform, Palo Alto config push, M365 baseline application</w:t>
+            </w:r>
+          </w:p>
+        </w:tc>
+      </w:tr>
+    </w:tbl>
+    <w:bookmarkEnd w:id="41"/>
+    <w:bookmarkStart w:id="42" w:name="files-landed"/>
+    <w:p>
+      <w:pPr>
+        <w:pStyle w:val="Heading3"/>
+      </w:pPr>
+      <w:r>
+        <w:t xml:space="preserve">Files landed</w:t>
+      </w:r>
+    </w:p>
+    <w:p>
+      <w:pPr>
+        <w:pStyle w:val="FirstParagraph"/>
+      </w:pPr>
+      <w:r>
+        <w:rPr>
+          <w:rStyle w:val="VerbatimChar"/>
+          <w:bCs/>
+          <w:b/>
+        </w:rPr>
+        <w:t xml:space="preserve">uiao-core</w:t>
+      </w:r>
+      <w:r>
+        <w:t xml:space="preserve"> </w:t>
+      </w:r>
+      <w:r>
+        <w:t xml:space="preserve">(branch</w:t>
+      </w:r>
+      <w:r>
+        <w:t xml:space="preserve"> </w:t>
+      </w:r>
+      <w:r>
+        <w:rPr>
+          <w:rStyle w:val="VerbatimChar"/>
+        </w:rPr>
+        <w:t xml:space="preserve">claude/implement-oda15-updates-UofSn</w:t>
+      </w:r>
+      <w:r>
+        <w:t xml:space="preserve">):</w:t>
+      </w:r>
+    </w:p>
+    <w:tbl>
+      <w:tblPr>
+        <w:tblStyle w:val="Table"/>
+        <w:tblW w:type="pct" w:w="5000"/>
+        <w:tblLook w:firstRow="1" w:lastRow="0" w:firstColumn="0" w:lastColumn="0" w:noHBand="0" w:noVBand="0" w:val="0020"/>
+        <w:jc w:val="start"/>
+      </w:tblPr>
+      <w:tblGrid>
+        <w:gridCol w:w="3960"/>
+        <w:gridCol w:w="3960"/>
+      </w:tblGrid>
+      <w:tr>
+        <w:trPr>
+          <w:tblHeader w:val="true"/>
+        </w:trPr>
+        <w:tc>
+          <w:tcPr/>
+          <w:p>
+            <w:pPr>
+              <w:pStyle w:val="Compact"/>
+              <w:jc w:val="left"/>
+            </w:pPr>
+            <w:r>
+              <w:t xml:space="preserve">Path</w:t>
+            </w:r>
+          </w:p>
+        </w:tc>
+        <w:tc>
+          <w:tcPr/>
+          <w:p>
+            <w:pPr>
+              <w:pStyle w:val="Compact"/>
+              <w:jc w:val="left"/>
+            </w:pPr>
+            <w:r>
+              <w:t xml:space="preserve">Change</w:t>
+            </w:r>
+          </w:p>
+        </w:tc>
+      </w:tr>
+      <w:tr>
+        <w:tc>
+          <w:tcPr/>
+          <w:p>
+            <w:pPr>
+              <w:pStyle w:val="Compact"/>
+              <w:jc w:val="left"/>
+            </w:pPr>
+            <w:r>
+              <w:rPr>
+                <w:rStyle w:val="VerbatimChar"/>
+              </w:rPr>
+              <w:t xml:space="preserve">schemas/adapter-registry/adapter-registry.schema.json</w:t>
+            </w:r>
+          </w:p>
+        </w:tc>
+        <w:tc>
+          <w:tcPr/>
+          <w:p>
+            <w:pPr>
+              <w:pStyle w:val="Compact"/>
+              <w:jc w:val="left"/>
+            </w:pPr>
+            <w:r>
+              <w:rPr>
+                <w:rStyle w:val="VerbatimChar"/>
+              </w:rPr>
+              <w:t xml:space="preserve">mission-class</w:t>
+            </w:r>
+            <w:r>
+              <w:t xml:space="preserve"> </w:t>
+            </w:r>
+            <w:r>
+              <w:t xml:space="preserve">enum extended with</w:t>
+            </w:r>
+            <w:r>
+              <w:t xml:space="preserve"> </w:t>
+            </w:r>
+            <w:r>
+              <w:rPr>
+                <w:rStyle w:val="VerbatimChar"/>
+              </w:rPr>
+              <w:t xml:space="preserve">"integration"</w:t>
+            </w:r>
+            <w:r>
+              <w:t xml:space="preserve">; description refreshed to name five canonical values.</w:t>
+            </w:r>
+          </w:p>
+        </w:tc>
+      </w:tr>
+      <w:tr>
+        <w:tc>
+          <w:tcPr/>
+          <w:p>
+            <w:pPr>
+              <w:pStyle w:val="Compact"/>
+              <w:jc w:val="left"/>
+            </w:pPr>
+            <w:r>
+              <w:rPr>
+                <w:rStyle w:val="VerbatimChar"/>
+              </w:rPr>
+              <w:t xml:space="preserve">canon/modernization-registry.yaml</w:t>
+            </w:r>
+          </w:p>
+        </w:tc>
+        <w:tc>
+          <w:tcPr/>
+          <w:p>
+            <w:pPr>
+              <w:pStyle w:val="Compact"/>
+              <w:jc w:val="left"/>
+            </w:pPr>
+            <w:r>
+              <w:t xml:space="preserve">5 adapter entries (entra-id, m365, service-now, palo-alto, scuba) migrated</w:t>
+            </w:r>
+            <w:r>
+              <w:t xml:space="preserve"> </w:t>
+            </w:r>
+            <w:r>
+              <w:rPr>
+                <w:rStyle w:val="VerbatimChar"/>
+              </w:rPr>
+              <w:t xml:space="preserve">unmapped</w:t>
+            </w:r>
+            <w:r>
+              <w:t xml:space="preserve"> </w:t>
+            </w:r>
+            <w:r>
+              <w:t xml:space="preserve">→</w:t>
+            </w:r>
+            <w:r>
+              <w:t xml:space="preserve"> </w:t>
+            </w:r>
+            <w:r>
+              <w:rPr>
+                <w:rStyle w:val="VerbatimChar"/>
+              </w:rPr>
+              <w:t xml:space="preserve">integration</w:t>
+            </w:r>
+            <w:r>
+              <w:t xml:space="preserve">; per-adapter</w:t>
+            </w:r>
+            <w:r>
+              <w:t xml:space="preserve"> </w:t>
+            </w:r>
+            <w:r>
+              <w:rPr>
+                <w:rStyle w:val="VerbatimChar"/>
+              </w:rPr>
+              <w:t xml:space="preserve">mission-class-notes</w:t>
+            </w:r>
+            <w:r>
+              <w:t xml:space="preserve"> </w:t>
+            </w:r>
+            <w:r>
+              <w:t xml:space="preserve">rewritten to cite UIAO_003 §4.7.</w:t>
+            </w:r>
+            <w:r>
+              <w:t xml:space="preserve"> </w:t>
+            </w:r>
+            <w:r>
+              <w:rPr>
+                <w:rStyle w:val="VerbatimChar"/>
+              </w:rPr>
+              <w:t xml:space="preserve">updated: "2026-04-15"</w:t>
+            </w:r>
+            <w:r>
+              <w:t xml:space="preserve">.</w:t>
+            </w:r>
+          </w:p>
+        </w:tc>
+      </w:tr>
+      <w:tr>
+        <w:tc>
+          <w:tcPr/>
+          <w:p>
+            <w:pPr>
+              <w:pStyle w:val="Compact"/>
+              <w:jc w:val="left"/>
+            </w:pPr>
+            <w:r>
+              <w:rPr>
+                <w:rStyle w:val="VerbatimChar"/>
+              </w:rPr>
+              <w:t xml:space="preserve">canon/adapter-registry.yaml</w:t>
+            </w:r>
+          </w:p>
+        </w:tc>
+        <w:tc>
+          <w:tcPr/>
+          <w:p>
+            <w:pPr>
+              <w:pStyle w:val="Compact"/>
+              <w:jc w:val="left"/>
+            </w:pPr>
+            <w:r>
+              <w:t xml:space="preserve">Header comment refreshed to reference the five canonical doctrinal classes and note that the conformance registry does not exercise</w:t>
+            </w:r>
+            <w:r>
+              <w:t xml:space="preserve"> </w:t>
+            </w:r>
+            <w:r>
+              <w:rPr>
+                <w:rStyle w:val="VerbatimChar"/>
+              </w:rPr>
+              <w:t xml:space="preserve">integration</w:t>
+            </w:r>
+            <w:r>
+              <w:t xml:space="preserve">.</w:t>
+            </w:r>
+            <w:r>
+              <w:t xml:space="preserve"> </w:t>
+            </w:r>
+            <w:r>
+              <w:rPr>
+                <w:rStyle w:val="VerbatimChar"/>
+              </w:rPr>
+              <w:t xml:space="preserve">updated: "2026-04-15"</w:t>
+            </w:r>
+            <w:r>
+              <w:t xml:space="preserve">.</w:t>
+            </w:r>
+          </w:p>
+        </w:tc>
+      </w:tr>
+      <w:tr>
+        <w:tc>
+          <w:tcPr/>
+          <w:p>
+            <w:pPr>
+              <w:pStyle w:val="Compact"/>
+              <w:jc w:val="left"/>
+            </w:pPr>
+            <w:r>
+              <w:rPr>
+                <w:rStyle w:val="VerbatimChar"/>
+              </w:rPr>
+              <w:t xml:space="preserve">canon/UIAO_003_Adapter_Segmentation_Overview_v1.0.md</w:t>
+            </w:r>
+          </w:p>
+        </w:tc>
+        <w:tc>
+          <w:tcPr/>
+          <w:p>
+            <w:pPr>
+              <w:pStyle w:val="Compact"/>
+              <w:jc w:val="left"/>
+            </w:pPr>
+            <w:r>
+              <w:t xml:space="preserve">New</w:t>
+            </w:r>
+            <w:r>
+              <w:t xml:space="preserve"> </w:t>
+            </w:r>
+            <w:r>
+              <w:rPr>
+                <w:bCs/>
+                <w:b/>
+              </w:rPr>
+              <w:t xml:space="preserve">§4.7 Integration Adapter Class</w:t>
+            </w:r>
+            <w:r>
+              <w:t xml:space="preserve"> </w:t>
+            </w:r>
+            <w:r>
+              <w:t xml:space="preserve">(NEW Proposed) with role statement, canonical-constraints block, boundary-vs-Enforcement note, IMAGE-05 placeholder. TOC, §3 Architecture Overview, DIAGRAM/TABLE placeholders, §5 sequence, Appendix B object list,</w:t>
+            </w:r>
+            <w:r>
+              <w:t xml:space="preserve"> </w:t>
+            </w:r>
+            <w:r>
+              <w:rPr>
+                <w:rStyle w:val="VerbatimChar"/>
+              </w:rPr>
+              <w:t xml:space="preserve">updated_at</w:t>
+            </w:r>
+            <w:r>
+              <w:t xml:space="preserve"> </w:t>
+            </w:r>
+            <w:r>
+              <w:t xml:space="preserve">frontmatter all updated to reflect five classes.</w:t>
+            </w:r>
+          </w:p>
+        </w:tc>
+      </w:tr>
+      <w:tr>
+        <w:tc>
+          <w:tcPr/>
+          <w:p>
+            <w:pPr>
+              <w:pStyle w:val="Compact"/>
+              <w:jc w:val="left"/>
+            </w:pPr>
+            <w:r>
+              <w:rPr>
+                <w:rStyle w:val="VerbatimChar"/>
+              </w:rPr>
+              <w:t xml:space="preserve">ARCHITECTURE.md</w:t>
+            </w:r>
+          </w:p>
+        </w:tc>
+        <w:tc>
+          <w:tcPr/>
+          <w:p>
+            <w:pPr>
+              <w:pStyle w:val="Compact"/>
+              <w:jc w:val="left"/>
+            </w:pPr>
+            <w:r>
+              <w:t xml:space="preserve">§3.2 refreshed dual-axis explanation; example YAML entry shows</w:t>
+            </w:r>
+            <w:r>
+              <w:t xml:space="preserve"> </w:t>
+            </w:r>
+            <w:r>
+              <w:rPr>
+                <w:rStyle w:val="VerbatimChar"/>
+              </w:rPr>
+              <w:t xml:space="preserve">integration</w:t>
+            </w:r>
+            <w:r>
+              <w:t xml:space="preserve">. §13 row 15 marked</w:t>
+            </w:r>
+            <w:r>
+              <w:t xml:space="preserve"> </w:t>
+            </w:r>
+            <w:r>
+              <w:rPr>
+                <w:bCs/>
+                <w:b/>
+              </w:rPr>
+              <w:t xml:space="preserve">RESOLVED 2026-04-15 (Option a)</w:t>
+            </w:r>
+            <w:r>
+              <w:t xml:space="preserve">. §14 changelog: new v0.6.0 row documenting ODA-15 resolution.</w:t>
+            </w:r>
+          </w:p>
+        </w:tc>
+      </w:tr>
+    </w:tbl>
+    <w:p>
+      <w:pPr>
+        <w:pStyle w:val="BodyText"/>
+      </w:pPr>
+      <w:r>
+        <w:rPr>
+          <w:rStyle w:val="VerbatimChar"/>
+          <w:bCs/>
+          <w:b/>
+        </w:rPr>
+        <w:t xml:space="preserve">uiao-docs</w:t>
+      </w:r>
+      <w:r>
+        <w:t xml:space="preserve"> </w:t>
+      </w:r>
+      <w:r>
+        <w:t xml:space="preserve">(same branch):</w:t>
+      </w:r>
+    </w:p>
+    <w:tbl>
+      <w:tblPr>
+        <w:tblStyle w:val="Table"/>
+        <w:tblW w:type="pct" w:w="5000"/>
+        <w:tblLook w:firstRow="1" w:lastRow="0" w:firstColumn="0" w:lastColumn="0" w:noHBand="0" w:noVBand="0" w:val="0020"/>
+        <w:jc w:val="start"/>
+      </w:tblPr>
+      <w:tblGrid>
+        <w:gridCol w:w="3960"/>
+        <w:gridCol w:w="3960"/>
+      </w:tblGrid>
+      <w:tr>
+        <w:trPr>
+          <w:tblHeader w:val="true"/>
+        </w:trPr>
+        <w:tc>
+          <w:tcPr/>
+          <w:p>
+            <w:pPr>
+              <w:pStyle w:val="Compact"/>
+              <w:jc w:val="left"/>
+            </w:pPr>
+            <w:r>
+              <w:t xml:space="preserve">Path</w:t>
+            </w:r>
+          </w:p>
+        </w:tc>
+        <w:tc>
+          <w:tcPr/>
+          <w:p>
+            <w:pPr>
+              <w:pStyle w:val="Compact"/>
+              <w:jc w:val="left"/>
+            </w:pPr>
+            <w:r>
+              <w:t xml:space="preserve">Change</w:t>
+            </w:r>
+          </w:p>
+        </w:tc>
+      </w:tr>
+      <w:tr>
+        <w:tc>
+          <w:tcPr/>
+          <w:p>
+            <w:pPr>
+              <w:pStyle w:val="Compact"/>
+              <w:jc w:val="left"/>
+            </w:pPr>
+            <w:r>
+              <w:rPr>
+                <w:rStyle w:val="VerbatimChar"/>
+              </w:rPr>
+              <w:t xml:space="preserve">docs/13_FIMF_AdapterRegistry.qmd</w:t>
+            </w:r>
+          </w:p>
+        </w:tc>
+        <w:tc>
+          <w:tcPr/>
+          <w:p>
+            <w:pPr>
+              <w:pStyle w:val="Compact"/>
+              <w:jc w:val="left"/>
+            </w:pPr>
+            <w:r>
+              <w:t xml:space="preserve">New</w:t>
+            </w:r>
+            <w:r>
+              <w:t xml:space="preserve"> </w:t>
+            </w:r>
+            <w:r>
+              <w:rPr>
+                <w:bCs/>
+                <w:b/>
+              </w:rPr>
+              <w:t xml:space="preserve">Doctrinal Mission-Classes (UIAO_003 §4.2–§4.7)</w:t>
+            </w:r>
+            <w:r>
+              <w:t xml:space="preserve"> </w:t>
+            </w:r>
+            <w:r>
+              <w:t xml:space="preserve">section inserted between</w:t>
+            </w:r>
+            <w:r>
+              <w:t xml:space="preserve"> </w:t>
+            </w:r>
+            <w:r>
+              <w:t xml:space="preserve">“</w:t>
+            </w:r>
+            <w:r>
+              <w:t xml:space="preserve">Core Architectural Principle</w:t>
+            </w:r>
+            <w:r>
+              <w:t xml:space="preserve">”</w:t>
+            </w:r>
+            <w:r>
+              <w:t xml:space="preserve"> </w:t>
+            </w:r>
+            <w:r>
+              <w:t xml:space="preserve">and</w:t>
+            </w:r>
+            <w:r>
+              <w:t xml:space="preserve"> </w:t>
+            </w:r>
+            <w:r>
+              <w:t xml:space="preserve">“</w:t>
+            </w:r>
+            <w:r>
+              <w:t xml:space="preserve">Adapter Registry (Priority Order)</w:t>
+            </w:r>
+            <w:r>
+              <w:t xml:space="preserve">”</w:t>
+            </w:r>
+            <w:r>
+              <w:t xml:space="preserve">, containing the 5-row canonical table.</w:t>
+            </w:r>
+          </w:p>
+        </w:tc>
+      </w:tr>
+      <w:tr>
+        <w:tc>
+          <w:tcPr/>
+          <w:p>
+            <w:pPr>
+              <w:pStyle w:val="Compact"/>
+              <w:jc w:val="left"/>
+            </w:pPr>
+            <w:r>
+              <w:rPr>
+                <w:rStyle w:val="VerbatimChar"/>
+              </w:rPr>
+              <w:t xml:space="preserve">docs/customer-documents/adapter-technical-specifications/{entra-id,m365,service-now,palo-alto,scuba}/ats-*.qmd</w:t>
+            </w:r>
+          </w:p>
+        </w:tc>
+        <w:tc>
+          <w:tcPr/>
+          <w:p>
+            <w:pPr>
+              <w:pStyle w:val="Compact"/>
+              <w:jc w:val="left"/>
+            </w:pPr>
+            <w:r>
+              <w:t xml:space="preserve">Frontmatter regenerated by</w:t>
+            </w:r>
+            <w:r>
+              <w:t xml:space="preserve"> </w:t>
+            </w:r>
+            <w:r>
+              <w:rPr>
+                <w:rStyle w:val="VerbatimChar"/>
+              </w:rPr>
+              <w:t xml:space="preserve">uiao-core/tools/sync_canon.py --scaffold</w:t>
+            </w:r>
+            <w:r>
+              <w:t xml:space="preserve"> </w:t>
+            </w:r>
+            <w:r>
+              <w:t xml:space="preserve">(mission-class + generated date); callout banner mission label updated from</w:t>
+            </w:r>
+            <w:r>
+              <w:t xml:space="preserve"> </w:t>
+            </w:r>
+            <w:r>
+              <w:rPr>
+                <w:rStyle w:val="VerbatimChar"/>
+              </w:rPr>
+              <w:t xml:space="preserve">unmapped</w:t>
+            </w:r>
+            <w:r>
+              <w:t xml:space="preserve"> </w:t>
+            </w:r>
+            <w:r>
+              <w:t xml:space="preserve">→</w:t>
+            </w:r>
+            <w:r>
+              <w:t xml:space="preserve"> </w:t>
+            </w:r>
+            <w:r>
+              <w:rPr>
+                <w:rStyle w:val="VerbatimChar"/>
+              </w:rPr>
+              <w:t xml:space="preserve">integration</w:t>
+            </w:r>
+            <w:r>
+              <w:t xml:space="preserve">. 5 files.</w:t>
+            </w:r>
+          </w:p>
+        </w:tc>
+      </w:tr>
+      <w:tr>
+        <w:tc>
+          <w:tcPr/>
+          <w:p>
+            <w:pPr>
+              <w:pStyle w:val="Compact"/>
+              <w:jc w:val="left"/>
+            </w:pPr>
+            <w:r>
+              <w:rPr>
+                <w:rStyle w:val="VerbatimChar"/>
+              </w:rPr>
+              <w:t xml:space="preserve">docs/customer-documents/adapter-validation-suites/{entra-id,m365,service-now,palo-alto,scuba}/avs-*.qmd</w:t>
+            </w:r>
+          </w:p>
+        </w:tc>
+        <w:tc>
+          <w:tcPr/>
+          <w:p>
+            <w:pPr>
+              <w:pStyle w:val="Compact"/>
+              <w:jc w:val="left"/>
+            </w:pPr>
+            <w:r>
+              <w:t xml:space="preserve">Same. 5 files.</w:t>
+            </w:r>
+          </w:p>
+        </w:tc>
+      </w:tr>
+      <w:tr>
+        <w:tc>
+          <w:tcPr/>
+          <w:p>
+            <w:pPr>
+              <w:pStyle w:val="Compact"/>
+              <w:jc w:val="left"/>
+            </w:pPr>
+            <w:r>
+              <w:rPr>
+                <w:rStyle w:val="VerbatimChar"/>
+              </w:rPr>
+              <w:t xml:space="preserve">docs/session-logs/2026-04-14-manifest-your-side.md</w:t>
+            </w:r>
+            <w:r>
+              <w:t xml:space="preserve"> </w:t>
+            </w:r>
+            <w:r>
+              <w:t xml:space="preserve">(+</w:t>
+            </w:r>
+            <w:r>
+              <w:t xml:space="preserve"> </w:t>
+            </w:r>
+            <w:r>
+              <w:rPr>
+                <w:rStyle w:val="VerbatimChar"/>
+              </w:rPr>
+              <w:t xml:space="preserve">.docx</w:t>
+            </w:r>
+            <w:r>
+              <w:t xml:space="preserve">)</w:t>
+            </w:r>
+          </w:p>
+        </w:tc>
+        <w:tc>
+          <w:tcPr/>
+          <w:p>
+            <w:pPr>
+              <w:pStyle w:val="Compact"/>
+              <w:jc w:val="left"/>
+            </w:pPr>
+            <w:r>
+              <w:t xml:space="preserve">Task B1 marked resolved; resolution block appended.</w:t>
+            </w:r>
+          </w:p>
+        </w:tc>
+      </w:tr>
+      <w:tr>
+        <w:tc>
+          <w:tcPr/>
+          <w:p>
+            <w:pPr>
+              <w:pStyle w:val="Compact"/>
+              <w:jc w:val="left"/>
+            </w:pPr>
+            <w:r>
+              <w:rPr>
+                <w:rStyle w:val="VerbatimChar"/>
+              </w:rPr>
+              <w:t xml:space="preserve">docs/session-logs/2026-04-14-customer-docs-platform.md</w:t>
+            </w:r>
+            <w:r>
+              <w:t xml:space="preserve"> </w:t>
+            </w:r>
+            <w:r>
+              <w:t xml:space="preserve">(+</w:t>
+            </w:r>
+            <w:r>
+              <w:t xml:space="preserve"> </w:t>
+            </w:r>
+            <w:r>
+              <w:rPr>
+                <w:rStyle w:val="VerbatimChar"/>
+              </w:rPr>
+              <w:t xml:space="preserve">.docx</w:t>
+            </w:r>
+            <w:r>
+              <w:t xml:space="preserve">)</w:t>
+            </w:r>
+          </w:p>
+        </w:tc>
+        <w:tc>
+          <w:tcPr/>
+          <w:p>
+            <w:pPr>
+              <w:pStyle w:val="Compact"/>
+              <w:jc w:val="left"/>
+            </w:pPr>
+            <w:r>
+              <w:t xml:space="preserve">This Turn 8 append.</w:t>
+            </w:r>
+          </w:p>
+        </w:tc>
+      </w:tr>
+    </w:tbl>
+    <w:bookmarkEnd w:id="42"/>
+    <w:bookmarkStart w:id="43" w:name="verification"/>
+    <w:p>
+      <w:pPr>
+        <w:pStyle w:val="Heading3"/>
+      </w:pPr>
+      <w:r>
+        <w:t xml:space="preserve">Verification</w:t>
+      </w:r>
+    </w:p>
+    <w:p>
+      <w:pPr>
+        <w:numPr>
+          <w:ilvl w:val="0"/>
+          <w:numId w:val="1032"/>
+        </w:numPr>
+        <w:pStyle w:val="Compact"/>
+      </w:pPr>
+      <w:r>
+        <w:t xml:space="preserve">Schema validation:</w:t>
+      </w:r>
+      <w:r>
+        <w:t xml:space="preserve"> </w:t>
+      </w:r>
+      <w:r>
+        <w:rPr>
+          <w:rStyle w:val="VerbatimChar"/>
+        </w:rPr>
+        <w:t xml:space="preserve">python3 -c "import yaml, json, jsonschema; ..."</w:t>
+      </w:r>
+      <w:r>
+        <w:t xml:space="preserve"> </w:t>
+      </w:r>
+      <w:r>
+        <w:t xml:space="preserve">clean on both registries.</w:t>
+      </w:r>
+    </w:p>
+    <w:p>
+      <w:pPr>
+        <w:numPr>
+          <w:ilvl w:val="0"/>
+          <w:numId w:val="1032"/>
+        </w:numPr>
+        <w:pStyle w:val="Compact"/>
+      </w:pPr>
+      <w:r>
+        <w:t xml:space="preserve">Sync tool:</w:t>
+      </w:r>
+      <w:r>
+        <w:t xml:space="preserve"> </w:t>
+      </w:r>
+      <w:r>
+        <w:rPr>
+          <w:rStyle w:val="VerbatimChar"/>
+        </w:rPr>
+        <w:t xml:space="preserve">python3 uiao-core/tools/sync_canon.py --core-root uiao-core --docs-root uiao-docs --check-only</w:t>
+      </w:r>
+      <w:r>
+        <w:t xml:space="preserve"> </w:t>
+      </w:r>
+      <w:r>
+        <w:t xml:space="preserve">→ exit 0, 0 drift items.</w:t>
+      </w:r>
+    </w:p>
+    <w:p>
+      <w:pPr>
+        <w:numPr>
+          <w:ilvl w:val="0"/>
+          <w:numId w:val="1032"/>
+        </w:numPr>
+        <w:pStyle w:val="Compact"/>
+      </w:pPr>
+      <w:r>
+        <w:t xml:space="preserve">Grep: no remaining</w:t>
+      </w:r>
+      <w:r>
+        <w:t xml:space="preserve"> </w:t>
+      </w:r>
+      <w:r>
+        <w:rPr>
+          <w:rStyle w:val="VerbatimChar"/>
+        </w:rPr>
+        <w:t xml:space="preserve">mission-class: unmapped</w:t>
+      </w:r>
+      <w:r>
+        <w:t xml:space="preserve"> </w:t>
+      </w:r>
+      <w:r>
+        <w:t xml:space="preserve">in either repo outside the intentional historical references in</w:t>
+      </w:r>
+      <w:r>
+        <w:t xml:space="preserve"> </w:t>
+      </w:r>
+      <w:r>
+        <w:rPr>
+          <w:rStyle w:val="VerbatimChar"/>
+        </w:rPr>
+        <w:t xml:space="preserve">ARCHITECTURE.md</w:t>
+      </w:r>
+      <w:r>
+        <w:t xml:space="preserve"> </w:t>
+      </w:r>
+      <w:r>
+        <w:t xml:space="preserve">§13 (resolved row) and §14 (changelog).</w:t>
+      </w:r>
+    </w:p>
+    <w:p>
+      <w:pPr>
+        <w:numPr>
+          <w:ilvl w:val="0"/>
+          <w:numId w:val="1032"/>
+        </w:numPr>
+        <w:pStyle w:val="Compact"/>
+      </w:pPr>
+      <w:r>
+        <w:rPr>
+          <w:rStyle w:val="VerbatimChar"/>
+        </w:rPr>
+        <w:t xml:space="preserve">uiao-impl</w:t>
+      </w:r>
+      <w:r>
+        <w:t xml:space="preserve">: no ODA-15 surface (the</w:t>
+      </w:r>
+      <w:r>
+        <w:t xml:space="preserve"> </w:t>
+      </w:r>
+      <w:r>
+        <w:rPr>
+          <w:rStyle w:val="VerbatimChar"/>
+        </w:rPr>
+        <w:t xml:space="preserve">unmapped</w:t>
+      </w:r>
+      <w:r>
+        <w:t xml:space="preserve"> </w:t>
+      </w:r>
+      <w:r>
+        <w:t xml:space="preserve">references there are about KSI control mapping, unrelated); feature branch left untouched.</w:t>
+      </w:r>
+    </w:p>
+    <w:bookmarkEnd w:id="43"/>
+    <w:bookmarkStart w:id="44" w:name="next-up-2"/>
+    <w:p>
+      <w:pPr>
+        <w:pStyle w:val="Heading3"/>
+      </w:pPr>
+      <w:r>
+        <w:t xml:space="preserve">Next Up</w:t>
+      </w:r>
+    </w:p>
+    <w:p>
+      <w:pPr>
+        <w:numPr>
+          <w:ilvl w:val="0"/>
+          <w:numId w:val="1033"/>
+        </w:numPr>
+        <w:pStyle w:val="Compact"/>
+      </w:pPr>
+      <w:r>
+        <w:t xml:space="preserve">Phase D repo-split correction (deferred from Turn 7).</w:t>
+      </w:r>
+    </w:p>
+    <w:p>
+      <w:pPr>
+        <w:numPr>
+          <w:ilvl w:val="0"/>
+          <w:numId w:val="1033"/>
+        </w:numPr>
+        <w:pStyle w:val="Compact"/>
+      </w:pPr>
+      <w:r>
+        <w:t xml:space="preserve">Phase A closeout (UIAO_003 canon commit, PAT creation, canon-sync round-trip test).</w:t>
+      </w:r>
+    </w:p>
+    <w:p>
+      <w:pPr>
+        <w:numPr>
+          <w:ilvl w:val="0"/>
+          <w:numId w:val="1033"/>
+        </w:numPr>
+        <w:pStyle w:val="Compact"/>
+      </w:pPr>
+      <w:r>
+        <w:t xml:space="preserve">Track 1 ScubaGear Watch subscription.</w:t>
+      </w:r>
+    </w:p>
+    <w:p>
+      <w:pPr>
+        <w:numPr>
+          <w:ilvl w:val="0"/>
+          <w:numId w:val="1033"/>
+        </w:numPr>
+        <w:pStyle w:val="Compact"/>
+      </w:pPr>
+      <w:r>
+        <w:t xml:space="preserve">Build-deploy status-check wiring (Step 6).</w:t>
+      </w:r>
+    </w:p>
+    <w:p>
+      <w:pPr>
+        <w:numPr>
+          <w:ilvl w:val="0"/>
+          <w:numId w:val="1033"/>
+        </w:numPr>
+        <w:pStyle w:val="Compact"/>
+      </w:pPr>
+      <w:r>
+        <w:t xml:space="preserve">Step 2 real image backend.</w:t>
+      </w:r>
+    </w:p>
+    <w:p>
+      <w:pPr>
+        <w:numPr>
+          <w:ilvl w:val="0"/>
+          <w:numId w:val="1033"/>
+        </w:numPr>
+        <w:pStyle w:val="Compact"/>
+      </w:pPr>
+      <w:r>
+        <w:t xml:space="preserve">Author first real image prompts.</w:t>
+      </w:r>
+    </w:p>
+    <w:bookmarkEnd w:id="44"/>
+    <w:bookmarkEnd w:id="45"/>
+    <w:bookmarkEnd w:id="46"/>
     <w:sectPr/>
   </w:body>
 </w:document>
@@ -9008,17 +12315,14 @@
 <file path=word/numbering.xml><?xml version="1.0" encoding="utf-8"?>
 <w:numbering xmlns:w="http://schemas.openxmlformats.org/wordprocessingml/2006/main">
   <w:abstractNum w:abstractNumId="990">
-    <w:nsid w:val="2c1ae401"/>
+    <w:nsid w:val="A990"/>
     <w:multiLevelType w:val="multilevel"/>
     <w:lvl w:ilvl="0">
       <w:numFmt w:val="bullet"/>
       <w:lvlText w:val=" "/>
       <w:lvlJc w:val="left"/>
       <w:pPr>
-        <w:tabs>
-          <w:tab w:val="num" w:pos="0"/>
-        </w:tabs>
-        <w:ind w:left="480" w:hanging="480"/>
+        <w:ind w:left="720" w:hanging="480"/>
       </w:pPr>
     </w:lvl>
     <w:lvl w:ilvl="1">
@@ -9026,10 +12330,7 @@
       <w:lvlText w:val=" "/>
       <w:lvlJc w:val="left"/>
       <w:pPr>
-        <w:tabs>
-          <w:tab w:val="num" w:pos="720"/>
-        </w:tabs>
-        <w:ind w:left="1200" w:hanging="480"/>
+        <w:ind w:left="1440" w:hanging="480"/>
       </w:pPr>
     </w:lvl>
     <w:lvl w:ilvl="2">
@@ -9037,10 +12338,7 @@
       <w:lvlText w:val=" "/>
       <w:lvlJc w:val="left"/>
       <w:pPr>
-        <w:tabs>
-          <w:tab w:val="num" w:pos="1440"/>
-        </w:tabs>
-        <w:ind w:left="1920" w:hanging="480"/>
+        <w:ind w:left="2160" w:hanging="480"/>
       </w:pPr>
     </w:lvl>
     <w:lvl w:ilvl="3">
@@ -9048,10 +12346,7 @@
       <w:lvlText w:val=" "/>
       <w:lvlJc w:val="left"/>
       <w:pPr>
-        <w:tabs>
-          <w:tab w:val="num" w:pos="2160"/>
-        </w:tabs>
-        <w:ind w:left="2640" w:hanging="480"/>
+        <w:ind w:left="2880" w:hanging="480"/>
       </w:pPr>
     </w:lvl>
     <w:lvl w:ilvl="4">
@@ -9059,10 +12354,7 @@
       <w:lvlText w:val=" "/>
       <w:lvlJc w:val="left"/>
       <w:pPr>
-        <w:tabs>
-          <w:tab w:val="num" w:pos="2880"/>
-        </w:tabs>
-        <w:ind w:left="3360" w:hanging="480"/>
+        <w:ind w:left="3600" w:hanging="480"/>
       </w:pPr>
     </w:lvl>
     <w:lvl w:ilvl="5">
@@ -9070,10 +12362,7 @@
       <w:lvlText w:val=" "/>
       <w:lvlJc w:val="left"/>
       <w:pPr>
-        <w:tabs>
-          <w:tab w:val="num" w:pos="3600"/>
-        </w:tabs>
-        <w:ind w:left="4080" w:hanging="480"/>
+        <w:ind w:left="4320" w:hanging="480"/>
       </w:pPr>
     </w:lvl>
     <w:lvl w:ilvl="6">
@@ -9081,10 +12370,7 @@
       <w:lvlText w:val=" "/>
       <w:lvlJc w:val="left"/>
       <w:pPr>
-        <w:tabs>
-          <w:tab w:val="num" w:pos="4320"/>
-        </w:tabs>
-        <w:ind w:left="4800" w:hanging="480"/>
+        <w:ind w:left="5040" w:hanging="480"/>
       </w:pPr>
     </w:lvl>
     <w:lvl w:ilvl="7">
@@ -9092,10 +12378,7 @@
       <w:lvlText w:val=" "/>
       <w:lvlJc w:val="left"/>
       <w:pPr>
-        <w:tabs>
-          <w:tab w:val="num" w:pos="5040"/>
-        </w:tabs>
-        <w:ind w:left="5520" w:hanging="480"/>
+        <w:ind w:left="5760" w:hanging="480"/>
       </w:pPr>
     </w:lvl>
     <w:lvl w:ilvl="8">
@@ -9103,25 +12386,19 @@
       <w:lvlText w:val=" "/>
       <w:lvlJc w:val="left"/>
       <w:pPr>
-        <w:tabs>
-          <w:tab w:val="num" w:pos="5760"/>
-        </w:tabs>
-        <w:ind w:left="6240" w:hanging="480"/>
+        <w:ind w:left="6480" w:hanging="480"/>
       </w:pPr>
     </w:lvl>
   </w:abstractNum>
   <w:abstractNum w:abstractNumId="991">
-    <w:nsid w:val="ea454b4c"/>
+    <w:nsid w:val="A991"/>
     <w:multiLevelType w:val="multilevel"/>
     <w:lvl w:ilvl="0">
       <w:numFmt w:val="bullet"/>
       <w:lvlText w:val="•"/>
       <w:lvlJc w:val="left"/>
       <w:pPr>
-        <w:tabs>
-          <w:tab w:val="num" w:pos="0"/>
-        </w:tabs>
-        <w:ind w:left="480" w:hanging="480"/>
+        <w:ind w:left="720" w:hanging="480"/>
       </w:pPr>
     </w:lvl>
     <w:lvl w:ilvl="1">
@@ -9129,10 +12406,7 @@
       <w:lvlText w:val="–"/>
       <w:lvlJc w:val="left"/>
       <w:pPr>
-        <w:tabs>
-          <w:tab w:val="num" w:pos="720"/>
-        </w:tabs>
-        <w:ind w:left="1200" w:hanging="480"/>
+        <w:ind w:left="1440" w:hanging="480"/>
       </w:pPr>
     </w:lvl>
     <w:lvl w:ilvl="2">
@@ -9140,10 +12414,7 @@
       <w:lvlText w:val="•"/>
       <w:lvlJc w:val="left"/>
       <w:pPr>
-        <w:tabs>
-          <w:tab w:val="num" w:pos="1440"/>
-        </w:tabs>
-        <w:ind w:left="1920" w:hanging="480"/>
+        <w:ind w:left="2160" w:hanging="480"/>
       </w:pPr>
     </w:lvl>
     <w:lvl w:ilvl="3">
@@ -9151,10 +12422,7 @@
       <w:lvlText w:val="–"/>
       <w:lvlJc w:val="left"/>
       <w:pPr>
-        <w:tabs>
-          <w:tab w:val="num" w:pos="2160"/>
-        </w:tabs>
-        <w:ind w:left="2640" w:hanging="480"/>
+        <w:ind w:left="2880" w:hanging="480"/>
       </w:pPr>
     </w:lvl>
     <w:lvl w:ilvl="4">
@@ -9162,10 +12430,7 @@
       <w:lvlText w:val="•"/>
       <w:lvlJc w:val="left"/>
       <w:pPr>
-        <w:tabs>
-          <w:tab w:val="num" w:pos="2880"/>
-        </w:tabs>
-        <w:ind w:left="3360" w:hanging="480"/>
+        <w:ind w:left="3600" w:hanging="480"/>
       </w:pPr>
     </w:lvl>
     <w:lvl w:ilvl="5">
@@ -9173,10 +12438,7 @@
       <w:lvlText w:val="–"/>
       <w:lvlJc w:val="left"/>
       <w:pPr>
-        <w:tabs>
-          <w:tab w:val="num" w:pos="3600"/>
-        </w:tabs>
-        <w:ind w:left="4080" w:hanging="480"/>
+        <w:ind w:left="4320" w:hanging="480"/>
       </w:pPr>
     </w:lvl>
     <w:lvl w:ilvl="6">
@@ -9184,10 +12446,7 @@
       <w:lvlText w:val="•"/>
       <w:lvlJc w:val="left"/>
       <w:pPr>
-        <w:tabs>
-          <w:tab w:val="num" w:pos="4320"/>
-        </w:tabs>
-        <w:ind w:left="4800" w:hanging="480"/>
+        <w:ind w:left="5040" w:hanging="480"/>
       </w:pPr>
     </w:lvl>
     <w:lvl w:ilvl="7">
@@ -9195,10 +12454,7 @@
       <w:lvlText w:val="–"/>
       <w:lvlJc w:val="left"/>
       <w:pPr>
-        <w:tabs>
-          <w:tab w:val="num" w:pos="5040"/>
-        </w:tabs>
-        <w:ind w:left="5520" w:hanging="480"/>
+        <w:ind w:left="5760" w:hanging="480"/>
       </w:pPr>
     </w:lvl>
     <w:lvl w:ilvl="8">
@@ -9206,15 +12462,12 @@
       <w:lvlText w:val="•"/>
       <w:lvlJc w:val="left"/>
       <w:pPr>
-        <w:tabs>
-          <w:tab w:val="num" w:pos="5760"/>
-        </w:tabs>
-        <w:ind w:left="6240" w:hanging="480"/>
+        <w:ind w:left="6480" w:hanging="480"/>
       </w:pPr>
     </w:lvl>
   </w:abstractNum>
   <w:abstractNum w:abstractNumId="99411">
-    <w:nsid w:val="71315dca"/>
+    <w:nsid w:val="A99411"/>
     <w:multiLevelType w:val="multilevel"/>
     <w:lvl w:ilvl="0">
       <w:start w:val="1"/>
@@ -9222,10 +12475,7 @@
       <w:lvlText w:val="%1."/>
       <w:lvlJc w:val="left"/>
       <w:pPr>
-        <w:tabs>
-          <w:tab w:val="num" w:pos="0"/>
-        </w:tabs>
-        <w:ind w:left="480" w:hanging="480"/>
+        <w:ind w:left="720" w:hanging="480"/>
       </w:pPr>
     </w:lvl>
     <w:lvl w:ilvl="1">
@@ -9234,10 +12484,7 @@
       <w:lvlText w:val="%2."/>
       <w:lvlJc w:val="left"/>
       <w:pPr>
-        <w:tabs>
-          <w:tab w:val="num" w:pos="720"/>
-        </w:tabs>
-        <w:ind w:left="1200" w:hanging="480"/>
+        <w:ind w:left="1440" w:hanging="480"/>
       </w:pPr>
     </w:lvl>
     <w:lvl w:ilvl="2">
@@ -9246,10 +12493,7 @@
       <w:lvlText w:val="%3."/>
       <w:lvlJc w:val="left"/>
       <w:pPr>
-        <w:tabs>
-          <w:tab w:val="num" w:pos="1440"/>
-        </w:tabs>
-        <w:ind w:left="1920" w:hanging="480"/>
+        <w:ind w:left="2160" w:hanging="480"/>
       </w:pPr>
     </w:lvl>
     <w:lvl w:ilvl="3">
@@ -9258,10 +12502,7 @@
       <w:lvlText w:val="%4."/>
       <w:lvlJc w:val="left"/>
       <w:pPr>
-        <w:tabs>
-          <w:tab w:val="num" w:pos="2160"/>
-        </w:tabs>
-        <w:ind w:left="2640" w:hanging="480"/>
+        <w:ind w:left="2880" w:hanging="480"/>
       </w:pPr>
     </w:lvl>
     <w:lvl w:ilvl="4">
@@ -9270,10 +12511,7 @@
       <w:lvlText w:val="%5."/>
       <w:lvlJc w:val="left"/>
       <w:pPr>
-        <w:tabs>
-          <w:tab w:val="num" w:pos="2880"/>
-        </w:tabs>
-        <w:ind w:left="3360" w:hanging="480"/>
+        <w:ind w:left="3600" w:hanging="480"/>
       </w:pPr>
     </w:lvl>
     <w:lvl w:ilvl="5">
@@ -9282,10 +12520,7 @@
       <w:lvlText w:val="%6."/>
       <w:lvlJc w:val="left"/>
       <w:pPr>
-        <w:tabs>
-          <w:tab w:val="num" w:pos="3600"/>
-        </w:tabs>
-        <w:ind w:left="4080" w:hanging="480"/>
+        <w:ind w:left="4320" w:hanging="480"/>
       </w:pPr>
     </w:lvl>
     <w:lvl w:ilvl="6">
@@ -9294,10 +12529,7 @@
       <w:lvlText w:val="%7."/>
       <w:lvlJc w:val="left"/>
       <w:pPr>
-        <w:tabs>
-          <w:tab w:val="num" w:pos="4320"/>
-        </w:tabs>
-        <w:ind w:left="4800" w:hanging="480"/>
+        <w:ind w:left="5040" w:hanging="480"/>
       </w:pPr>
     </w:lvl>
     <w:lvl w:ilvl="7">
@@ -9306,10 +12538,7 @@
       <w:lvlText w:val="%8."/>
       <w:lvlJc w:val="left"/>
       <w:pPr>
-        <w:tabs>
-          <w:tab w:val="num" w:pos="5040"/>
-        </w:tabs>
-        <w:ind w:left="5520" w:hanging="480"/>
+        <w:ind w:left="5760" w:hanging="480"/>
       </w:pPr>
     </w:lvl>
     <w:lvl w:ilvl="8">
@@ -9318,10 +12547,7 @@
       <w:lvlText w:val="%9."/>
       <w:lvlJc w:val="left"/>
       <w:pPr>
-        <w:tabs>
-          <w:tab w:val="num" w:pos="5760"/>
-        </w:tabs>
-        <w:ind w:left="6240" w:hanging="480"/>
+        <w:ind w:left="6480" w:hanging="480"/>
       </w:pPr>
     </w:lvl>
   </w:abstractNum>
@@ -9526,6 +12752,15 @@
   <w:num w:numId="1030">
     <w:abstractNumId w:val="991"/>
   </w:num>
+  <w:num w:numId="1031">
+    <w:abstractNumId w:val="991"/>
+  </w:num>
+  <w:num w:numId="1032">
+    <w:abstractNumId w:val="991"/>
+  </w:num>
+  <w:num w:numId="1033">
+    <w:abstractNumId w:val="991"/>
+  </w:num>
 </w:numbering>
 </file>
 
@@ -9534,10 +12769,10 @@
   <w:docDefaults>
     <w:rPrDefault>
       <w:rPr>
-        <w:rFonts w:asciiTheme="minorHAnsi" w:eastAsiaTheme="minorHAnsi" w:hAnsiTheme="minorHAnsi" w:cstheme="minorBidi"/>
+        <w:rFonts w:asciiTheme="minorHAnsi" w:cstheme="minorBidi" w:eastAsiaTheme="minorHAnsi" w:hAnsiTheme="minorHAnsi"/>
         <w:sz w:val="24"/>
         <w:szCs w:val="24"/>
-        <w:lang w:val="en-US" w:eastAsia="en-US" w:bidi="ar-SA"/>
+        <w:lang w:bidi="ar-SA" w:eastAsia="en-US" w:val="en-US"/>
       </w:rPr>
     </w:rPrDefault>
     <w:pPrDefault>
@@ -9546,35 +12781,35 @@
       </w:pPr>
     </w:pPrDefault>
   </w:docDefaults>
-  <w:latentStyles w:defLockedState="0" w:defUIPriority="0" w:defSemiHidden="0" w:defUnhideWhenUsed="0" w:defQFormat="0" w:count="276"/>
-  <w:style w:type="paragraph" w:default="1" w:styleId="Normal">
+  <w:latentStyles w:count="276" w:defLockedState="0" w:defQFormat="0" w:defSemiHidden="0" w:defUIPriority="0" w:defUnhideWhenUsed="0"/>
+  <w:style w:default="1" w:styleId="Normal" w:type="paragraph">
     <w:name w:val="Normal"/>
     <w:qFormat/>
   </w:style>
-  <w:style w:type="paragraph" w:styleId="BodyText">
+  <w:style w:styleId="BodyText" w:type="paragraph">
     <w:name w:val="Body Text"/>
     <w:basedOn w:val="Normal"/>
     <w:link w:val="BodyTextChar"/>
     <w:pPr>
-      <w:spacing w:before="180" w:after="180"/>
+      <w:spacing w:after="180" w:before="180"/>
     </w:pPr>
     <w:qFormat/>
   </w:style>
-  <w:style w:type="paragraph" w:customStyle="1" w:styleId="FirstParagraph">
+  <w:style w:customStyle="1" w:styleId="FirstParagraph" w:type="paragraph">
     <w:name w:val="First Paragraph"/>
     <w:basedOn w:val="BodyText"/>
     <w:next w:val="BodyText"/>
     <w:qFormat/>
   </w:style>
-  <w:style w:type="paragraph" w:customStyle="1" w:styleId="Compact">
+  <w:style w:customStyle="1" w:styleId="Compact" w:type="paragraph">
     <w:name w:val="Compact"/>
     <w:basedOn w:val="BodyText"/>
     <w:qFormat/>
     <w:pPr>
-      <w:spacing w:before="36" w:after="36"/>
+      <w:spacing w:after="36" w:before="36"/>
     </w:pPr>
   </w:style>
-  <w:style w:type="paragraph" w:styleId="Title">
+  <w:style w:styleId="Title" w:type="paragraph">
     <w:name w:val="Title"/>
     <w:basedOn w:val="Normal"/>
     <w:next w:val="BodyText"/>
@@ -9582,19 +12817,19 @@
     <w:pPr>
       <w:keepNext/>
       <w:keepLines/>
-      <w:spacing w:before="480" w:after="240"/>
+      <w:spacing w:after="240" w:before="480"/>
       <w:jc w:val="center"/>
     </w:pPr>
     <w:rPr>
-      <w:rFonts w:asciiTheme="majorHAnsi" w:eastAsiaTheme="majorEastAsia" w:hAnsiTheme="majorHAnsi" w:cstheme="majorBidi"/>
+      <w:rFonts w:asciiTheme="majorHAnsi" w:cstheme="majorBidi" w:eastAsiaTheme="majorEastAsia" w:hAnsiTheme="majorHAnsi"/>
       <w:b/>
       <w:bCs/>
-      <w:color w:val="345A8A" w:themeColor="accent1" w:themeShade="B5"/>
+      <w:color w:themeColor="accent1" w:themeShade="B5" w:val="345A8A"/>
       <w:sz w:val="36"/>
       <w:szCs w:val="36"/>
     </w:rPr>
   </w:style>
-  <w:style w:type="paragraph" w:styleId="Subtitle">
+  <w:style w:styleId="Subtitle" w:type="paragraph">
     <w:name w:val="Subtitle"/>
     <w:basedOn w:val="Title"/>
     <w:next w:val="BodyText"/>
@@ -9602,7 +12837,7 @@
     <w:pPr>
       <w:keepNext/>
       <w:keepLines/>
-      <w:spacing w:before="240" w:after="240"/>
+      <w:spacing w:after="240" w:before="240"/>
       <w:jc w:val="center"/>
     </w:pPr>
     <w:rPr>
@@ -9610,7 +12845,7 @@
       <w:szCs w:val="30"/>
     </w:rPr>
   </w:style>
-  <w:style w:type="paragraph" w:customStyle="1" w:styleId="Author">
+  <w:style w:customStyle="1" w:styleId="Author" w:type="paragraph">
     <w:name w:val="Author"/>
     <w:next w:val="BodyText"/>
     <w:qFormat/>
@@ -9620,7 +12855,7 @@
       <w:jc w:val="center"/>
     </w:pPr>
   </w:style>
-  <w:style w:type="paragraph" w:styleId="Date">
+  <w:style w:styleId="Date" w:type="paragraph">
     <w:name w:val="Date"/>
     <w:next w:val="BodyText"/>
     <w:qFormat/>
@@ -9630,7 +12865,26 @@
       <w:jc w:val="center"/>
     </w:pPr>
   </w:style>
-  <w:style w:type="paragraph" w:customStyle="1" w:styleId="Abstract">
+  <w:style w:customStyle="1" w:styleId="AbstractTitle" w:type="paragraph">
+    <w:name w:val="Abstract Title"/>
+    <w:basedOn w:val="Normal"/>
+    <w:next w:val="Abstract"/>
+    <w:qFormat/>
+    <w:pPr>
+      <w:keepNext/>
+      <w:keepLines/>
+      <w:jc w:val="center"/>
+      <w:spacing w:after="0" w:before="300"/>
+    </w:pPr>
+    <w:rPr>
+      <w:sz w:val="20"/>
+      <w:szCs w:val="20"/>
+      <w:b/>
+      <w:color w:val="345A8A"/>
+      &gt;
+    </w:rPr>
+  </w:style>
+  <w:style w:customStyle="1" w:styleId="Abstract" w:type="paragraph">
     <w:name w:val="Abstract"/>
     <w:basedOn w:val="Normal"/>
     <w:next w:val="BodyText"/>
@@ -9638,14 +12892,14 @@
     <w:pPr>
       <w:keepNext/>
       <w:keepLines/>
-      <w:spacing w:before="300" w:after="300"/>
+      <w:spacing w:after="300" w:before="100"/>
     </w:pPr>
     <w:rPr>
       <w:sz w:val="20"/>
       <w:szCs w:val="20"/>
     </w:rPr>
   </w:style>
-  <w:style w:type="paragraph" w:styleId="Bibliography">
+  <w:style w:styleId="Bibliography" w:type="paragraph">
     <w:name w:val="Bibliography"/>
     <w:basedOn w:val="Normal"/>
     <w:next w:val="Bibliography"/>
@@ -9653,7 +12907,7 @@
     <w:pPr/>
     <w:rPr/>
   </w:style>
-  <w:style w:type="paragraph" w:styleId="Heading1">
+  <w:style w:styleId="Heading1" w:type="paragraph">
     <w:name w:val="Heading 1"/>
     <w:basedOn w:val="Normal"/>
     <w:next w:val="BodyText"/>
@@ -9662,19 +12916,19 @@
     <w:pPr>
       <w:keepNext/>
       <w:keepLines/>
-      <w:spacing w:before="480" w:after="0"/>
+      <w:spacing w:after="0" w:before="480"/>
       <w:outlineLvl w:val="0"/>
     </w:pPr>
     <w:rPr>
-      <w:rFonts w:asciiTheme="majorHAnsi" w:eastAsiaTheme="majorEastAsia" w:hAnsiTheme="majorHAnsi" w:cstheme="majorBidi"/>
+      <w:rFonts w:asciiTheme="majorHAnsi" w:cstheme="majorBidi" w:eastAsiaTheme="majorEastAsia" w:hAnsiTheme="majorHAnsi"/>
       <w:b/>
       <w:bCs/>
-      <w:color w:val="4F81BD" w:themeColor="accent1"/>
+      <w:color w:themeColor="accent1" w:val="4F81BD"/>
       <w:sz w:val="32"/>
       <w:szCs w:val="32"/>
     </w:rPr>
   </w:style>
-  <w:style w:type="paragraph" w:styleId="Heading2">
+  <w:style w:styleId="Heading2" w:type="paragraph">
     <w:name w:val="Heading 2"/>
     <w:basedOn w:val="Normal"/>
     <w:next w:val="BodyText"/>
@@ -9684,19 +12938,19 @@
     <w:pPr>
       <w:keepNext/>
       <w:keepLines/>
-      <w:spacing w:before="200" w:after="0"/>
+      <w:spacing w:after="0" w:before="200"/>
       <w:outlineLvl w:val="1"/>
     </w:pPr>
     <w:rPr>
-      <w:rFonts w:asciiTheme="majorHAnsi" w:eastAsiaTheme="majorEastAsia" w:hAnsiTheme="majorHAnsi" w:cstheme="majorBidi"/>
+      <w:rFonts w:asciiTheme="majorHAnsi" w:cstheme="majorBidi" w:eastAsiaTheme="majorEastAsia" w:hAnsiTheme="majorHAnsi"/>
       <w:b/>
       <w:bCs/>
-      <w:color w:val="4F81BD" w:themeColor="accent1"/>
+      <w:color w:themeColor="accent1" w:val="4F81BD"/>
       <w:sz w:val="28"/>
       <w:szCs w:val="28"/>
     </w:rPr>
   </w:style>
-  <w:style w:type="paragraph" w:styleId="Heading3">
+  <w:style w:styleId="Heading3" w:type="paragraph">
     <w:name w:val="Heading 3"/>
     <w:basedOn w:val="Normal"/>
     <w:next w:val="BodyText"/>
@@ -9706,19 +12960,19 @@
     <w:pPr>
       <w:keepNext/>
       <w:keepLines/>
-      <w:spacing w:before="200" w:after="0"/>
+      <w:spacing w:after="0" w:before="200"/>
       <w:outlineLvl w:val="2"/>
     </w:pPr>
     <w:rPr>
-      <w:rFonts w:asciiTheme="majorHAnsi" w:eastAsiaTheme="majorEastAsia" w:hAnsiTheme="majorHAnsi" w:cstheme="majorBidi"/>
+      <w:rFonts w:asciiTheme="majorHAnsi" w:cstheme="majorBidi" w:eastAsiaTheme="majorEastAsia" w:hAnsiTheme="majorHAnsi"/>
       <w:b/>
       <w:bCs/>
-      <w:color w:val="4F81BD" w:themeColor="accent1"/>
+      <w:color w:themeColor="accent1" w:val="4F81BD"/>
       <w:sz w:val="24"/>
       <w:szCs w:val="24"/>
     </w:rPr>
   </w:style>
-  <w:style w:type="paragraph" w:styleId="Heading4">
+  <w:style w:styleId="Heading4" w:type="paragraph">
     <w:name w:val="Heading 4"/>
     <w:basedOn w:val="Normal"/>
     <w:next w:val="BodyText"/>
@@ -9728,19 +12982,19 @@
     <w:pPr>
       <w:keepNext/>
       <w:keepLines/>
-      <w:spacing w:before="200" w:after="0"/>
+      <w:spacing w:after="0" w:before="200"/>
       <w:outlineLvl w:val="3"/>
     </w:pPr>
     <w:rPr>
-      <w:rFonts w:asciiTheme="majorHAnsi" w:eastAsiaTheme="majorEastAsia" w:hAnsiTheme="majorHAnsi" w:cstheme="majorBidi"/>
+      <w:rFonts w:asciiTheme="majorHAnsi" w:cstheme="majorBidi" w:eastAsiaTheme="majorEastAsia" w:hAnsiTheme="majorHAnsi"/>
       <w:i/>
       <w:bCs/>
-      <w:color w:val="4F81BD" w:themeColor="accent1"/>
+      <w:color w:themeColor="accent1" w:val="4F81BD"/>
       <w:sz w:val="24"/>
       <w:szCs w:val="24"/>
     </w:rPr>
   </w:style>
-  <w:style w:type="paragraph" w:styleId="Heading5">
+  <w:style w:styleId="Heading5" w:type="paragraph">
     <w:name w:val="Heading 5"/>
     <w:basedOn w:val="Normal"/>
     <w:next w:val="BodyText"/>
@@ -9750,18 +13004,18 @@
     <w:pPr>
       <w:keepNext/>
       <w:keepLines/>
-      <w:spacing w:before="200" w:after="0"/>
+      <w:spacing w:after="0" w:before="200"/>
       <w:outlineLvl w:val="4"/>
     </w:pPr>
     <w:rPr>
-      <w:rFonts w:asciiTheme="majorHAnsi" w:eastAsiaTheme="majorEastAsia" w:hAnsiTheme="majorHAnsi" w:cstheme="majorBidi"/>
+      <w:rFonts w:asciiTheme="majorHAnsi" w:cstheme="majorBidi" w:eastAsiaTheme="majorEastAsia" w:hAnsiTheme="majorHAnsi"/>
       <w:iCs/>
-      <w:color w:val="4F81BD" w:themeColor="accent1"/>
+      <w:color w:themeColor="accent1" w:val="4F81BD"/>
       <w:sz w:val="24"/>
       <w:szCs w:val="24"/>
     </w:rPr>
   </w:style>
-  <w:style w:type="paragraph" w:styleId="Heading6">
+  <w:style w:styleId="Heading6" w:type="paragraph">
     <w:name w:val="Heading 6"/>
     <w:basedOn w:val="Normal"/>
     <w:next w:val="BodyText"/>
@@ -9771,17 +13025,17 @@
     <w:pPr>
       <w:keepNext/>
       <w:keepLines/>
-      <w:spacing w:before="200" w:after="0"/>
+      <w:spacing w:after="0" w:before="200"/>
       <w:outlineLvl w:val="5"/>
     </w:pPr>
     <w:rPr>
-      <w:rFonts w:asciiTheme="majorHAnsi" w:eastAsiaTheme="majorEastAsia" w:hAnsiTheme="majorHAnsi" w:cstheme="majorBidi"/>
-      <w:color w:val="4F81BD" w:themeColor="accent1"/>
+      <w:rFonts w:asciiTheme="majorHAnsi" w:cstheme="majorBidi" w:eastAsiaTheme="majorEastAsia" w:hAnsiTheme="majorHAnsi"/>
+      <w:color w:themeColor="accent1" w:val="4F81BD"/>
       <w:sz w:val="24"/>
       <w:szCs w:val="24"/>
     </w:rPr>
   </w:style>
-  <w:style w:type="paragraph" w:styleId="Heading7">
+  <w:style w:styleId="Heading7" w:type="paragraph">
     <w:name w:val="Heading 7"/>
     <w:basedOn w:val="Normal"/>
     <w:next w:val="BodyText"/>
@@ -9791,17 +13045,17 @@
     <w:pPr>
       <w:keepNext/>
       <w:keepLines/>
-      <w:spacing w:before="200" w:after="0"/>
+      <w:spacing w:after="0" w:before="200"/>
       <w:outlineLvl w:val="6"/>
     </w:pPr>
     <w:rPr>
-      <w:rFonts w:asciiTheme="majorHAnsi" w:eastAsiaTheme="majorEastAsia" w:hAnsiTheme="majorHAnsi" w:cstheme="majorBidi"/>
-      <w:color w:val="4F81BD" w:themeColor="accent1"/>
+      <w:rFonts w:asciiTheme="majorHAnsi" w:cstheme="majorBidi" w:eastAsiaTheme="majorEastAsia" w:hAnsiTheme="majorHAnsi"/>
+      <w:color w:themeColor="accent1" w:val="4F81BD"/>
       <w:sz w:val="24"/>
       <w:szCs w:val="24"/>
     </w:rPr>
   </w:style>
-  <w:style w:type="paragraph" w:styleId="Heading8">
+  <w:style w:styleId="Heading8" w:type="paragraph">
     <w:name w:val="Heading 8"/>
     <w:basedOn w:val="Normal"/>
     <w:next w:val="BodyText"/>
@@ -9811,17 +13065,17 @@
     <w:pPr>
       <w:keepNext/>
       <w:keepLines/>
-      <w:spacing w:before="200" w:after="0"/>
+      <w:spacing w:after="0" w:before="200"/>
       <w:outlineLvl w:val="7"/>
     </w:pPr>
     <w:rPr>
-      <w:rFonts w:asciiTheme="majorHAnsi" w:eastAsiaTheme="majorEastAsia" w:hAnsiTheme="majorHAnsi" w:cstheme="majorBidi"/>
-      <w:color w:val="4F81BD" w:themeColor="accent1"/>
+      <w:rFonts w:asciiTheme="majorHAnsi" w:cstheme="majorBidi" w:eastAsiaTheme="majorEastAsia" w:hAnsiTheme="majorHAnsi"/>
+      <w:color w:themeColor="accent1" w:val="4F81BD"/>
       <w:sz w:val="24"/>
       <w:szCs w:val="24"/>
     </w:rPr>
   </w:style>
-  <w:style w:type="paragraph" w:styleId="Heading9">
+  <w:style w:styleId="Heading9" w:type="paragraph">
     <w:name w:val="Heading 9"/>
     <w:basedOn w:val="Normal"/>
     <w:next w:val="BodyText"/>
@@ -9831,17 +13085,17 @@
     <w:pPr>
       <w:keepNext/>
       <w:keepLines/>
-      <w:spacing w:before="200" w:after="0"/>
+      <w:spacing w:after="0" w:before="200"/>
       <w:outlineLvl w:val="8"/>
     </w:pPr>
     <w:rPr>
-      <w:rFonts w:asciiTheme="majorHAnsi" w:eastAsiaTheme="majorEastAsia" w:hAnsiTheme="majorHAnsi" w:cstheme="majorBidi"/>
-      <w:color w:val="4F81BD" w:themeColor="accent1"/>
+      <w:rFonts w:asciiTheme="majorHAnsi" w:cstheme="majorBidi" w:eastAsiaTheme="majorEastAsia" w:hAnsiTheme="majorHAnsi"/>
+      <w:color w:themeColor="accent1" w:val="4F81BD"/>
       <w:sz w:val="24"/>
       <w:szCs w:val="24"/>
     </w:rPr>
   </w:style>
-  <w:style w:type="paragraph" w:styleId="BlockText">
+  <w:style w:styleId="BlockText" w:type="paragraph">
     <w:name w:val="Block Text"/>
     <w:basedOn w:val="BodyText"/>
     <w:next w:val="BodyText"/>
@@ -9849,11 +13103,11 @@
     <w:unhideWhenUsed/>
     <w:qFormat/>
     <w:pPr>
-      <w:spacing w:before="100" w:after="100"/>
+      <w:spacing w:after="100" w:before="100"/>
       <w:ind w:firstLine="0" w:left="480" w:right="480"/>
     </w:pPr>
   </w:style>
-  <w:style w:type="paragraph" w:styleId="FootnoteText">
+  <w:style w:styleId="FootnoteText" w:type="paragraph">
     <w:name w:val="Footnote Text"/>
     <w:basedOn w:val="Normal"/>
     <w:next w:val="FootnoteText"/>
@@ -9861,28 +13115,43 @@
     <w:unhideWhenUsed/>
     <w:qFormat/>
   </w:style>
-  <w:style w:type="character" w:default="1" w:styleId="DefaultParagraphFont">
+  <w:style w:default="1" w:styleId="DefaultParagraphFont" w:type="character">
     <w:name w:val="Default Paragraph Font"/>
     <w:semiHidden/>
     <w:unhideWhenUsed/>
   </w:style>
-  <w:style w:type="table" w:default="1" w:styleId="Table">
+  <w:style w:default="1" w:styleId="Table" w:type="table">
     <w:name w:val="Table"/>
     <w:basedOn w:val="TableNormal"/>
     <w:semiHidden/>
     <w:unhideWhenUsed/>
     <w:qFormat/>
     <w:tblPr>
-      <w:tblInd w:w="0" w:type="dxa"/>
+      <w:tblInd w:type="dxa" w:w="0"/>
       <w:tblCellMar>
-        <w:top w:w="0" w:type="dxa"/>
-        <w:left w:w="108" w:type="dxa"/>
-        <w:bottom w:w="0" w:type="dxa"/>
-        <w:right w:w="108" w:type="dxa"/>
+        <w:top w:type="dxa" w:w="0"/>
+        <w:left w:type="dxa" w:w="108"/>
+        <w:bottom w:type="dxa" w:w="0"/>
+        <w:right w:type="dxa" w:w="108"/>
       </w:tblCellMar>
     </w:tblPr>
+    <w:tblStylePr w:type="firstRow">
+      <w:tblPr>
+        <w:jc w:val="left"/>
+        <w:tblInd w:type="dxa" w:w="0"/>
+      </w:tblPr>
+      <w:trPr>
+        <w:jc w:val="left"/>
+      </w:trPr>
+      <w:tcPr>
+        <w:vAlign w:val="bottom"/>
+        <w:tcBorders>
+          <w:bottom w:val="single"/>
+        </w:tcBorders>
+      </w:tcPr>
+    </w:tblStylePr>
   </w:style>
-  <w:style w:type="paragraph" w:customStyle="1" w:styleId="DefinitionTerm">
+  <w:style w:customStyle="1" w:styleId="DefinitionTerm" w:type="paragraph">
     <w:name w:val="Definition Term"/>
     <w:basedOn w:val="Normal"/>
     <w:next w:val="Definition"/>
@@ -9895,49 +13164,49 @@
       <w:b/>
     </w:rPr>
   </w:style>
-  <w:style w:type="paragraph" w:customStyle="1" w:styleId="Definition">
+  <w:style w:customStyle="1" w:styleId="Definition" w:type="paragraph">
     <w:name w:val="Definition"/>
     <w:basedOn w:val="Normal"/>
   </w:style>
-  <w:style w:type="paragraph" w:styleId="Caption">
+  <w:style w:styleId="Caption" w:type="paragraph">
     <w:name w:val="Caption"/>
     <w:basedOn w:val="Normal"/>
     <w:link w:val="BodyTextChar"/>
     <w:pPr>
-      <w:spacing w:before="0" w:after="120"/>
+      <w:spacing w:after="120" w:before="0"/>
     </w:pPr>
     <w:rPr>
       <w:i/>
     </w:rPr>
   </w:style>
-  <w:style w:type="paragraph" w:customStyle="1" w:styleId="TableCaption">
+  <w:style w:customStyle="1" w:styleId="TableCaption" w:type="paragraph">
     <w:name w:val="Table Caption"/>
     <w:basedOn w:val="Caption"/>
     <w:pPr>
       <w:keepNext/>
     </w:pPr>
   </w:style>
-  <w:style w:type="paragraph" w:customStyle="1" w:styleId="ImageCaption">
+  <w:style w:customStyle="1" w:styleId="ImageCaption" w:type="paragraph">
     <w:name w:val="Image Caption"/>
     <w:basedOn w:val="Caption"/>
   </w:style>
-  <w:style w:type="paragraph" w:customStyle="1" w:styleId="Figure">
+  <w:style w:customStyle="1" w:styleId="Figure" w:type="paragraph">
     <w:name w:val="Figure"/>
     <w:basedOn w:val="Normal"/>
   </w:style>
-  <w:style w:type="paragraph" w:customStyle="1" w:styleId="CaptionedFigure">
+  <w:style w:customStyle="1" w:styleId="CaptionedFigure" w:type="paragraph">
     <w:name w:val="Captioned Figure"/>
     <w:basedOn w:val="Figure"/>
     <w:pPr>
       <w:keepNext/>
     </w:pPr>
   </w:style>
-  <w:style w:type="character" w:customStyle="1" w:styleId="BodyTextChar">
+  <w:style w:customStyle="1" w:styleId="BodyTextChar" w:type="character">
     <w:name w:val="Body Text Char"/>
     <w:basedOn w:val="DefaultParagraphFont"/>
     <w:link w:val="BodyText"/>
   </w:style>
-  <w:style w:type="character" w:customStyle="1" w:styleId="VerbatimChar">
+  <w:style w:customStyle="1" w:styleId="VerbatimChar" w:type="character">
     <w:name w:val="Verbatim Char"/>
     <w:basedOn w:val="BodyTextChar"/>
     <w:rPr>
@@ -9945,21 +13214,25 @@
       <w:sz w:val="22"/>
     </w:rPr>
   </w:style>
-  <w:style w:type="character" w:styleId="FootnoteReference">
+  <w:style w:customStyle="1" w:styleId="SectionNumber" w:type="character">
+    <w:name w:val="Section Number"/>
+    <w:basedOn w:val="BodyTextChar"/>
+  </w:style>
+  <w:style w:styleId="FootnoteReference" w:type="character">
     <w:name w:val="Footnote Reference"/>
     <w:basedOn w:val="BodyTextChar"/>
     <w:rPr>
       <w:vertAlign w:val="superscript"/>
     </w:rPr>
   </w:style>
-  <w:style w:type="character" w:styleId="Hyperlink">
+  <w:style w:styleId="Hyperlink" w:type="character">
     <w:name w:val="Hyperlink"/>
     <w:basedOn w:val="BodyTextChar"/>
     <w:rPr>
-      <w:color w:val="4F81BD" w:themeColor="accent1"/>
+      <w:color w:themeColor="accent1" w:val="4F81BD"/>
     </w:rPr>
   </w:style>
-  <w:style w:type="paragraph" w:styleId="TOCHeading">
+  <w:style w:styleId="TOCHeading" w:type="paragraph">
     <w:name w:val="TOC Heading"/>
     <w:basedOn w:val="Heading1"/>
     <w:next w:val="BodyText"/>
@@ -9971,10 +13244,10 @@
       <w:outlineLvl w:val="9"/>
     </w:pPr>
     <w:rPr>
-      <w:rFonts w:asciiTheme="majorHAnsi" w:eastAsiaTheme="majorEastAsia" w:hAnsiTheme="majorHAnsi" w:cstheme="majorBidi"/>
+      <w:rFonts w:asciiTheme="majorHAnsi" w:cstheme="majorBidi" w:eastAsiaTheme="majorEastAsia" w:hAnsiTheme="majorHAnsi"/>
       <w:b w:val="0"/>
       <w:bCs w:val="0"/>
-      <w:color w:val="365F91" w:themeColor="accent1" w:themeShade="BF"/>
+      <w:color w:themeColor="accent1" w:themeShade="BF" w:val="365F91"/>
     </w:rPr>
   </w:style>
   <w:style w:type="paragraph" w:customStyle="1" w:styleId="SourceCode">
@@ -10066,7 +13339,10 @@
   <w:style w:type="character" w:customStyle="1" w:styleId="ImportTok">
     <w:name w:val="ImportTok"/>
     <w:basedOn w:val="VerbatimChar"/>
-    <w:rPr/>
+    <w:rPr>
+      <w:color w:val="008000"/>
+      <w:b/>
+    </w:rPr>
   </w:style>
   <w:style w:type="character" w:customStyle="1" w:styleId="CommentTok">
     <w:name w:val="CommentTok"/>
@@ -10141,7 +13417,9 @@
   <w:style w:type="character" w:customStyle="1" w:styleId="BuiltInTok">
     <w:name w:val="BuiltInTok"/>
     <w:basedOn w:val="VerbatimChar"/>
-    <w:rPr/>
+    <w:rPr>
+      <w:color w:val="008000"/>
+    </w:rPr>
   </w:style>
   <w:style w:type="character" w:customStyle="1" w:styleId="ExtensionTok">
     <w:name w:val="ExtensionTok"/>
